--- a/TS Jatai Ghanam Project/TS 4.2/TS 4.2 Jatai Tamil Corrections.docx
+++ b/TS Jatai Ghanam Project/TS 4.2/TS 4.2 Jatai Tamil Corrections.docx
@@ -1,6 +1,6 @@
 
 <file path=word/document.xml><?xml version="1.0" encoding="utf-8"?>
-<w:document xmlns:wpc="http://schemas.microsoft.com/office/word/2010/wordprocessingCanvas" xmlns:cx="http://schemas.microsoft.com/office/drawing/2014/chartex" xmlns:cx1="http://schemas.microsoft.com/office/drawing/2015/9/8/chartex" xmlns:cx2="http://schemas.microsoft.com/office/drawing/2015/10/21/chartex" xmlns:cx3="http://schemas.microsoft.com/office/drawing/2016/5/9/chartex" xmlns:cx4="http://schemas.microsoft.com/office/drawing/2016/5/10/chartex" xmlns:cx5="http://schemas.microsoft.com/office/drawing/2016/5/11/chartex" xmlns:cx6="http://schemas.microsoft.com/office/drawing/2016/5/12/chartex" xmlns:cx7="http://schemas.microsoft.com/office/drawing/2016/5/13/chartex" xmlns:cx8="http://schemas.microsoft.com/office/drawing/2016/5/14/chartex" xmlns:mc="http://schemas.openxmlformats.org/markup-compatibility/2006" xmlns:aink="http://schemas.microsoft.com/office/drawing/2016/ink" xmlns:am3d="http://schemas.microsoft.com/office/drawing/2017/model3d" xmlns:o="urn:schemas-microsoft-com:office:office" xmlns:oel="http://schemas.microsoft.com/office/2019/extlst" xmlns:r="http://schemas.openxmlformats.org/officeDocument/2006/relationships" xmlns:m="http://schemas.openxmlformats.org/officeDocument/2006/math" xmlns:v="urn:schemas-microsoft-com:vml" xmlns:wp14="http://schemas.microsoft.com/office/word/2010/wordprocessingDrawing" xmlns:wp="http://schemas.openxmlformats.org/drawingml/2006/wordprocessingDrawing" xmlns:w10="urn:schemas-microsoft-com:office:word" xmlns:w="http://schemas.openxmlformats.org/wordprocessingml/2006/main" xmlns:w14="http://schemas.microsoft.com/office/word/2010/wordml" xmlns:w15="http://schemas.microsoft.com/office/word/2012/wordml" xmlns:w16cex="http://schemas.microsoft.com/office/word/2018/wordml/cex" xmlns:w16cid="http://schemas.microsoft.com/office/word/2016/wordml/cid" xmlns:w16="http://schemas.microsoft.com/office/word/2018/wordml" xmlns:w16sdtdh="http://schemas.microsoft.com/office/word/2020/wordml/sdtdatahash" xmlns:w16se="http://schemas.microsoft.com/office/word/2015/wordml/symex" xmlns:wpg="http://schemas.microsoft.com/office/word/2010/wordprocessingGroup" xmlns:wpi="http://schemas.microsoft.com/office/word/2010/wordprocessingInk" xmlns:wne="http://schemas.microsoft.com/office/word/2006/wordml" xmlns:wps="http://schemas.microsoft.com/office/word/2010/wordprocessingShape" mc:Ignorable="w14 w15 w16se w16cid w16 w16cex w16sdtdh wp14">
+<w:document xmlns:wpc="http://schemas.microsoft.com/office/word/2010/wordprocessingCanvas" xmlns:cx="http://schemas.microsoft.com/office/drawing/2014/chartex" xmlns:cx1="http://schemas.microsoft.com/office/drawing/2015/9/8/chartex" xmlns:cx2="http://schemas.microsoft.com/office/drawing/2015/10/21/chartex" xmlns:cx3="http://schemas.microsoft.com/office/drawing/2016/5/9/chartex" xmlns:cx4="http://schemas.microsoft.com/office/drawing/2016/5/10/chartex" xmlns:cx5="http://schemas.microsoft.com/office/drawing/2016/5/11/chartex" xmlns:cx6="http://schemas.microsoft.com/office/drawing/2016/5/12/chartex" xmlns:cx7="http://schemas.microsoft.com/office/drawing/2016/5/13/chartex" xmlns:cx8="http://schemas.microsoft.com/office/drawing/2016/5/14/chartex" xmlns:mc="http://schemas.openxmlformats.org/markup-compatibility/2006" xmlns:aink="http://schemas.microsoft.com/office/drawing/2016/ink" xmlns:am3d="http://schemas.microsoft.com/office/drawing/2017/model3d" xmlns:o="urn:schemas-microsoft-com:office:office" xmlns:oel="http://schemas.microsoft.com/office/2019/extlst" xmlns:r="http://schemas.openxmlformats.org/officeDocument/2006/relationships" xmlns:m="http://schemas.openxmlformats.org/officeDocument/2006/math" xmlns:v="urn:schemas-microsoft-com:vml" xmlns:wp14="http://schemas.microsoft.com/office/word/2010/wordprocessingDrawing" xmlns:wp="http://schemas.openxmlformats.org/drawingml/2006/wordprocessingDrawing" xmlns:w10="urn:schemas-microsoft-com:office:word" xmlns:w="http://schemas.openxmlformats.org/wordprocessingml/2006/main" xmlns:w14="http://schemas.microsoft.com/office/word/2010/wordml" xmlns:w15="http://schemas.microsoft.com/office/word/2012/wordml" xmlns:w16cex="http://schemas.microsoft.com/office/word/2018/wordml/cex" xmlns:w16cid="http://schemas.microsoft.com/office/word/2016/wordml/cid" xmlns:w16="http://schemas.microsoft.com/office/word/2018/wordml" xmlns:w16du="http://schemas.microsoft.com/office/word/2023/wordml/word16du" xmlns:w16sdtdh="http://schemas.microsoft.com/office/word/2020/wordml/sdtdatahash" xmlns:w16sdtfl="http://schemas.microsoft.com/office/word/2024/wordml/sdtformatlock" xmlns:w16se="http://schemas.microsoft.com/office/word/2015/wordml/symex" xmlns:wpg="http://schemas.microsoft.com/office/word/2010/wordprocessingGroup" xmlns:wpi="http://schemas.microsoft.com/office/word/2010/wordprocessingInk" xmlns:wne="http://schemas.microsoft.com/office/word/2006/wordml" xmlns:wps="http://schemas.microsoft.com/office/word/2010/wordprocessingShape" mc:Ignorable="w14 w15 w16se w16cid w16 w16cex w16sdtdh w16sdtfl w16du wp14">
   <w:body>
     <w:p>
       <w:pPr>
@@ -53,6 +53,396 @@
           <w:u w:val="single"/>
         </w:rPr>
         <w:t xml:space="preserve">– TS </w:t>
+      </w:r>
+      <w:r>
+        <w:rPr>
+          <w:b/>
+          <w:bCs/>
+          <w:sz w:val="32"/>
+          <w:szCs w:val="32"/>
+          <w:u w:val="single"/>
+        </w:rPr>
+        <w:t>4.2</w:t>
+      </w:r>
+      <w:r>
+        <w:rPr>
+          <w:b/>
+          <w:bCs/>
+          <w:sz w:val="32"/>
+          <w:szCs w:val="32"/>
+          <w:u w:val="single"/>
+        </w:rPr>
+        <w:t xml:space="preserve"> </w:t>
+      </w:r>
+      <w:r>
+        <w:rPr>
+          <w:b/>
+          <w:bCs/>
+          <w:sz w:val="32"/>
+          <w:szCs w:val="32"/>
+          <w:u w:val="single"/>
+        </w:rPr>
+        <w:t>Tamil</w:t>
+      </w:r>
+      <w:r>
+        <w:rPr>
+          <w:b/>
+          <w:bCs/>
+          <w:sz w:val="32"/>
+          <w:szCs w:val="32"/>
+          <w:u w:val="single"/>
+        </w:rPr>
+        <w:t xml:space="preserve"> Corrections –</w:t>
+      </w:r>
+      <w:r>
+        <w:rPr>
+          <w:b/>
+          <w:bCs/>
+          <w:sz w:val="32"/>
+          <w:szCs w:val="32"/>
+          <w:u w:val="single"/>
+        </w:rPr>
+        <w:t xml:space="preserve"> </w:t>
+      </w:r>
+      <w:r>
+        <w:rPr>
+          <w:b/>
+          <w:bCs/>
+          <w:sz w:val="32"/>
+          <w:szCs w:val="32"/>
+          <w:u w:val="single"/>
+        </w:rPr>
+        <w:t xml:space="preserve">Observed till </w:t>
+      </w:r>
+      <w:r>
+        <w:rPr>
+          <w:b/>
+          <w:bCs/>
+          <w:sz w:val="32"/>
+          <w:szCs w:val="32"/>
+          <w:u w:val="single"/>
+        </w:rPr>
+        <w:t>31st Oct 2026</w:t>
+      </w:r>
+    </w:p>
+    <w:p>
+      <w:pPr>
+        <w:spacing w:before="0" w:line="240" w:lineRule="auto"/>
+        <w:jc w:val="center"/>
+        <w:rPr>
+          <w:b/>
+          <w:bCs/>
+          <w:sz w:val="28"/>
+          <w:szCs w:val="32"/>
+        </w:rPr>
+      </w:pPr>
+      <w:r>
+        <w:rPr>
+          <w:b/>
+          <w:bCs/>
+          <w:sz w:val="28"/>
+          <w:szCs w:val="32"/>
+        </w:rPr>
+        <w:t>(ignore those which are already incorporated in your book’s version and date)</w:t>
+      </w:r>
+    </w:p>
+    <w:tbl>
+      <w:tblPr>
+        <w:tblW w:w="14537" w:type="dxa"/>
+        <w:tblInd w:w="-792" w:type="dxa"/>
+        <w:tblBorders>
+          <w:top w:val="single" w:sz="4" w:space="0" w:color="000000"/>
+          <w:left w:val="single" w:sz="4" w:space="0" w:color="000000"/>
+          <w:bottom w:val="single" w:sz="4" w:space="0" w:color="000000"/>
+          <w:right w:val="single" w:sz="4" w:space="0" w:color="000000"/>
+          <w:insideH w:val="single" w:sz="4" w:space="0" w:color="000000"/>
+          <w:insideV w:val="single" w:sz="4" w:space="0" w:color="000000"/>
+        </w:tblBorders>
+        <w:tblLook w:val="04A0" w:firstRow="1" w:lastRow="0" w:firstColumn="1" w:lastColumn="0" w:noHBand="0" w:noVBand="1"/>
+      </w:tblPr>
+      <w:tblGrid>
+        <w:gridCol w:w="7166"/>
+        <w:gridCol w:w="7371"/>
+      </w:tblGrid>
+      <w:tr>
+        <w:tc>
+          <w:tcPr>
+            <w:tcW w:w="7166" w:type="dxa"/>
+          </w:tcPr>
+          <w:p>
+            <w:pPr>
+              <w:spacing w:before="0" w:line="240" w:lineRule="auto"/>
+              <w:jc w:val="center"/>
+              <w:rPr>
+                <w:b/>
+                <w:sz w:val="32"/>
+                <w:szCs w:val="32"/>
+              </w:rPr>
+            </w:pPr>
+            <w:r>
+              <w:rPr>
+                <w:b/>
+                <w:sz w:val="32"/>
+                <w:szCs w:val="32"/>
+              </w:rPr>
+              <w:t>As Printed</w:t>
+            </w:r>
+          </w:p>
+        </w:tc>
+        <w:tc>
+          <w:tcPr>
+            <w:tcW w:w="7371" w:type="dxa"/>
+          </w:tcPr>
+          <w:p>
+            <w:pPr>
+              <w:spacing w:before="0" w:line="240" w:lineRule="auto"/>
+              <w:ind w:right="-18"/>
+              <w:jc w:val="center"/>
+              <w:rPr>
+                <w:b/>
+                <w:sz w:val="32"/>
+                <w:szCs w:val="32"/>
+              </w:rPr>
+            </w:pPr>
+            <w:r>
+              <w:rPr>
+                <w:b/>
+                <w:sz w:val="32"/>
+                <w:szCs w:val="32"/>
+              </w:rPr>
+              <w:t>To be read as or corrected as</w:t>
+            </w:r>
+            <w:r>
+              <w:rPr>
+                <w:b/>
+                <w:sz w:val="32"/>
+                <w:szCs w:val="32"/>
+              </w:rPr>
+              <w:t xml:space="preserve"> </w:t>
+            </w:r>
+          </w:p>
+        </w:tc>
+      </w:tr>
+      <w:tr>
+        <w:trPr>
+          <w:trHeight w:val="488"/>
+        </w:trPr>
+        <w:tc>
+          <w:tcPr>
+            <w:tcW w:w="7166" w:type="dxa"/>
+            <w:tcBorders>
+              <w:top w:val="single" w:sz="4" w:space="0" w:color="000000"/>
+              <w:left w:val="single" w:sz="4" w:space="0" w:color="000000"/>
+              <w:bottom w:val="single" w:sz="4" w:space="0" w:color="000000"/>
+              <w:right w:val="single" w:sz="4" w:space="0" w:color="000000"/>
+            </w:tcBorders>
+          </w:tcPr>
+          <w:p>
+            <w:pPr>
+              <w:widowControl w:val="0"/>
+              <w:autoSpaceDE w:val="0"/>
+              <w:autoSpaceDN w:val="0"/>
+              <w:adjustRightInd w:val="0"/>
+              <w:spacing w:before="0" w:line="240" w:lineRule="auto"/>
+              <w:jc w:val="center"/>
+              <w:rPr>
+                <w:rFonts w:cs="BRH Malayalam Extra"/>
+                <w:b/>
+                <w:bCs/>
+                <w:szCs w:val="40"/>
+              </w:rPr>
+            </w:pPr>
+            <w:r>
+              <w:rPr>
+                <w:rFonts w:cs="BRH Malayalam Extra"/>
+                <w:b/>
+                <w:bCs/>
+                <w:szCs w:val="40"/>
+                <w:lang w:val="it-IT"/>
+              </w:rPr>
+              <w:t xml:space="preserve">None, None. None, None, None. </w:t>
+            </w:r>
+            <w:r>
+              <w:rPr>
+                <w:rFonts w:cs="BRH Malayalam Extra"/>
+                <w:b/>
+                <w:bCs/>
+                <w:szCs w:val="40"/>
+              </w:rPr>
+              <w:t>None</w:t>
+            </w:r>
+          </w:p>
+        </w:tc>
+        <w:tc>
+          <w:tcPr>
+            <w:tcW w:w="7371" w:type="dxa"/>
+            <w:tcBorders>
+              <w:top w:val="single" w:sz="4" w:space="0" w:color="000000"/>
+              <w:left w:val="single" w:sz="4" w:space="0" w:color="000000"/>
+              <w:bottom w:val="single" w:sz="4" w:space="0" w:color="000000"/>
+              <w:right w:val="single" w:sz="4" w:space="0" w:color="000000"/>
+            </w:tcBorders>
+          </w:tcPr>
+          <w:p>
+            <w:pPr>
+              <w:widowControl w:val="0"/>
+              <w:autoSpaceDE w:val="0"/>
+              <w:autoSpaceDN w:val="0"/>
+              <w:adjustRightInd w:val="0"/>
+              <w:spacing w:before="0" w:line="240" w:lineRule="auto"/>
+              <w:rPr>
+                <w:rFonts w:cs="BRH Malayalam Extra"/>
+                <w:szCs w:val="40"/>
+              </w:rPr>
+            </w:pPr>
+            <w:r>
+              <w:rPr>
+                <w:rFonts w:cs="BRH Malayalam Extra"/>
+                <w:b/>
+                <w:bCs/>
+                <w:szCs w:val="40"/>
+                <w:lang w:val="it-IT"/>
+              </w:rPr>
+              <w:t xml:space="preserve">None, None. None, None, None. </w:t>
+            </w:r>
+            <w:r>
+              <w:rPr>
+                <w:rFonts w:cs="BRH Malayalam Extra"/>
+                <w:b/>
+                <w:bCs/>
+                <w:szCs w:val="40"/>
+              </w:rPr>
+              <w:t>None</w:t>
+            </w:r>
+          </w:p>
+        </w:tc>
+      </w:tr>
+    </w:tbl>
+    <w:p>
+      <w:pPr>
+        <w:spacing w:before="0" w:line="240" w:lineRule="auto"/>
+        <w:jc w:val="center"/>
+        <w:rPr>
+          <w:b/>
+          <w:bCs/>
+          <w:sz w:val="32"/>
+          <w:szCs w:val="32"/>
+          <w:u w:val="single"/>
+        </w:rPr>
+      </w:pPr>
+      <w:r>
+        <w:rPr>
+          <w:b/>
+          <w:bCs/>
+          <w:sz w:val="32"/>
+          <w:szCs w:val="32"/>
+          <w:u w:val="single"/>
+        </w:rPr>
+        <w:t>===============</w:t>
+      </w:r>
+    </w:p>
+    <w:p>
+      <w:pPr>
+        <w:spacing w:before="0" w:line="240" w:lineRule="auto"/>
+        <w:jc w:val="center"/>
+        <w:rPr>
+          <w:b/>
+          <w:bCs/>
+          <w:sz w:val="32"/>
+          <w:szCs w:val="32"/>
+          <w:u w:val="single"/>
+        </w:rPr>
+      </w:pPr>
+    </w:p>
+    <w:p>
+      <w:pPr>
+        <w:spacing w:before="0" w:line="240" w:lineRule="auto"/>
+        <w:jc w:val="center"/>
+        <w:rPr>
+          <w:b/>
+          <w:bCs/>
+          <w:sz w:val="32"/>
+          <w:szCs w:val="32"/>
+          <w:u w:val="single"/>
+        </w:rPr>
+      </w:pPr>
+    </w:p>
+    <w:p>
+      <w:pPr>
+        <w:spacing w:before="0" w:line="240" w:lineRule="auto"/>
+        <w:jc w:val="center"/>
+        <w:rPr>
+          <w:b/>
+          <w:bCs/>
+          <w:sz w:val="32"/>
+          <w:szCs w:val="32"/>
+          <w:u w:val="single"/>
+        </w:rPr>
+      </w:pPr>
+    </w:p>
+    <w:p>
+      <w:pPr>
+        <w:spacing w:before="0" w:line="240" w:lineRule="auto"/>
+        <w:jc w:val="center"/>
+        <w:rPr>
+          <w:b/>
+          <w:bCs/>
+          <w:sz w:val="32"/>
+          <w:szCs w:val="32"/>
+          <w:u w:val="single"/>
+        </w:rPr>
+      </w:pPr>
+      <w:r>
+        <w:rPr>
+          <w:b/>
+          <w:bCs/>
+          <w:sz w:val="32"/>
+          <w:szCs w:val="32"/>
+          <w:u w:val="single"/>
+        </w:rPr>
+        <w:t xml:space="preserve">TS </w:t>
+      </w:r>
+      <w:proofErr w:type="gramStart"/>
+      <w:r>
+        <w:rPr>
+          <w:b/>
+          <w:bCs/>
+          <w:sz w:val="32"/>
+          <w:szCs w:val="32"/>
+          <w:u w:val="single"/>
+        </w:rPr>
+        <w:t xml:space="preserve">Jatai </w:t>
+      </w:r>
+      <w:r>
+        <w:rPr>
+          <w:b/>
+          <w:bCs/>
+          <w:sz w:val="32"/>
+          <w:szCs w:val="32"/>
+          <w:u w:val="single"/>
+        </w:rPr>
+        <w:t xml:space="preserve"> </w:t>
+      </w:r>
+      <w:r>
+        <w:rPr>
+          <w:b/>
+          <w:bCs/>
+          <w:sz w:val="32"/>
+          <w:szCs w:val="32"/>
+          <w:u w:val="single"/>
+        </w:rPr>
+        <w:t>–</w:t>
+      </w:r>
+      <w:proofErr w:type="gramEnd"/>
+      <w:r>
+        <w:rPr>
+          <w:b/>
+          <w:bCs/>
+          <w:sz w:val="32"/>
+          <w:szCs w:val="32"/>
+          <w:u w:val="single"/>
+        </w:rPr>
+        <w:t xml:space="preserve"> TS </w:t>
       </w:r>
       <w:r>
         <w:rPr>
@@ -410,6 +800,7 @@
               </w:rPr>
               <w:t>)</w:t>
             </w:r>
+            <w:proofErr w:type="gramStart"/>
             <w:r>
               <w:rPr>
                 <w:rFonts w:ascii="Latha" w:hAnsi="Latha" w:cs="Latha"/>
@@ -427,6 +818,7 @@
               </w:rPr>
               <w:t>அனு</w:t>
             </w:r>
+            <w:proofErr w:type="gramEnd"/>
             <w:r>
               <w:rPr>
                 <w:rFonts w:ascii="BRH Tamil Tab Extra" w:hAnsi="BRH Tamil Tab Extra" w:cs="Latha"/>
@@ -720,6 +1112,7 @@
               </w:rPr>
               <w:t>)</w:t>
             </w:r>
+            <w:proofErr w:type="gramStart"/>
             <w:r>
               <w:rPr>
                 <w:rFonts w:ascii="Latha" w:hAnsi="Latha" w:cs="Latha"/>
@@ -737,6 +1130,7 @@
               </w:rPr>
               <w:t>அனு</w:t>
             </w:r>
+            <w:proofErr w:type="gramEnd"/>
             <w:r>
               <w:rPr>
                 <w:rFonts w:ascii="BRH Tamil Tab Extra" w:hAnsi="BRH Tamil Tab Extra" w:cs="Latha"/>
@@ -1034,6 +1428,7 @@
               </w:rPr>
               <w:t>)</w:t>
             </w:r>
+            <w:proofErr w:type="gramStart"/>
             <w:r>
               <w:rPr>
                 <w:rFonts w:ascii="Latha" w:hAnsi="Latha" w:cs="Latha"/>
@@ -1051,6 +1446,7 @@
               </w:rPr>
               <w:t>அனு</w:t>
             </w:r>
+            <w:proofErr w:type="gramEnd"/>
             <w:r>
               <w:rPr>
                 <w:rFonts w:ascii="BRH Tamil Tab Extra" w:hAnsi="BRH Tamil Tab Extra" w:cs="Latha"/>
@@ -1334,6 +1730,7 @@
               </w:rPr>
               <w:t>)</w:t>
             </w:r>
+            <w:proofErr w:type="gramStart"/>
             <w:r>
               <w:rPr>
                 <w:rFonts w:ascii="Latha" w:hAnsi="Latha" w:cs="Latha"/>
@@ -1351,6 +1748,7 @@
               </w:rPr>
               <w:t>அனு</w:t>
             </w:r>
+            <w:proofErr w:type="gramEnd"/>
             <w:r>
               <w:rPr>
                 <w:rFonts w:ascii="BRH Tamil Tab Extra" w:hAnsi="BRH Tamil Tab Extra" w:cs="Latha"/>
@@ -2230,6 +2628,7 @@
               </w:rPr>
               <w:t>)</w:t>
             </w:r>
+            <w:proofErr w:type="gramStart"/>
             <w:r>
               <w:rPr>
                 <w:rFonts w:ascii="Latha" w:hAnsi="Latha" w:cs="Latha"/>
@@ -2239,6 +2638,7 @@
               </w:rPr>
               <w:t>-  அனு</w:t>
             </w:r>
+            <w:proofErr w:type="gramEnd"/>
             <w:r>
               <w:rPr>
                 <w:rFonts w:ascii="BRH Tamil Tab Extra" w:hAnsi="BRH Tamil Tab Extra" w:cs="Latha"/>
@@ -2503,6 +2903,7 @@
               </w:rPr>
               <w:t>)</w:t>
             </w:r>
+            <w:proofErr w:type="gramStart"/>
             <w:r>
               <w:rPr>
                 <w:rFonts w:ascii="Latha" w:hAnsi="Latha" w:cs="Latha"/>
@@ -2512,6 +2913,7 @@
               </w:rPr>
               <w:t>-  அனு</w:t>
             </w:r>
+            <w:proofErr w:type="gramEnd"/>
             <w:r>
               <w:rPr>
                 <w:rFonts w:ascii="BRH Tamil Tab Extra" w:hAnsi="BRH Tamil Tab Extra" w:cs="Latha"/>
@@ -2684,6 +3086,7 @@
                 <w:szCs w:val="24"/>
                 <w:lang w:bidi="ta-IN"/>
               </w:rPr>
+              <w:lastRenderedPageBreak/>
               <w:t>(2</w:t>
             </w:r>
             <w:r>
@@ -2778,6 +3181,7 @@
               </w:rPr>
               <w:t>)</w:t>
             </w:r>
+            <w:proofErr w:type="gramStart"/>
             <w:r>
               <w:rPr>
                 <w:rFonts w:ascii="Latha" w:hAnsi="Latha" w:cs="Latha"/>
@@ -2795,6 +3199,7 @@
               </w:rPr>
               <w:t>வ</w:t>
             </w:r>
+            <w:proofErr w:type="gramEnd"/>
             <w:r>
               <w:rPr>
                 <w:rFonts w:ascii="BRH Tamil Tab Extra" w:hAnsi="BRH Tamil Tab Extra" w:cs="Latha"/>
@@ -3244,6 +3649,7 @@
               </w:rPr>
               <w:t>)</w:t>
             </w:r>
+            <w:proofErr w:type="gramStart"/>
             <w:r>
               <w:rPr>
                 <w:rFonts w:ascii="Latha" w:hAnsi="Latha" w:cs="Latha"/>
@@ -3261,6 +3667,7 @@
               </w:rPr>
               <w:t>வ</w:t>
             </w:r>
+            <w:proofErr w:type="gramEnd"/>
             <w:r>
               <w:rPr>
                 <w:rFonts w:ascii="BRH Tamil Tab Extra" w:hAnsi="BRH Tamil Tab Extra" w:cs="Latha"/>
@@ -3717,6 +4124,7 @@
               </w:rPr>
               <w:t>2)</w:t>
             </w:r>
+            <w:proofErr w:type="gramStart"/>
             <w:r>
               <w:rPr>
                 <w:rFonts w:ascii="Latha" w:hAnsi="Latha" w:cs="Latha"/>
@@ -3734,6 +4142,7 @@
               </w:rPr>
               <w:t>ஸர்வா</w:t>
             </w:r>
+            <w:proofErr w:type="gramEnd"/>
             <w:r>
               <w:rPr>
                 <w:rFonts w:ascii="BRH Tamil Tab Extra" w:hAnsi="BRH Tamil Tab Extra" w:cs="Latha"/>
@@ -4086,7 +4495,6 @@
                 <w:szCs w:val="24"/>
                 <w:lang w:bidi="ta-IN"/>
               </w:rPr>
-              <w:lastRenderedPageBreak/>
               <w:t>(2</w:t>
             </w:r>
             <w:r>
@@ -4171,6 +4579,7 @@
               </w:rPr>
               <w:t>3)</w:t>
             </w:r>
+            <w:proofErr w:type="gramStart"/>
             <w:r>
               <w:rPr>
                 <w:rFonts w:ascii="Latha" w:hAnsi="Latha" w:cs="Latha"/>
@@ -4188,6 +4597,7 @@
               </w:rPr>
               <w:t>வா</w:t>
             </w:r>
+            <w:proofErr w:type="gramEnd"/>
             <w:r>
               <w:rPr>
                 <w:rFonts w:ascii="BRH Tamil Tab Extra" w:hAnsi="BRH Tamil Tab Extra" w:cs="Latha"/>
@@ -4595,7 +5005,6 @@
                 <w:szCs w:val="24"/>
                 <w:lang w:bidi="ta-IN"/>
               </w:rPr>
-              <w:lastRenderedPageBreak/>
               <w:t>(2</w:t>
             </w:r>
             <w:r>
@@ -4680,6 +5089,7 @@
               </w:rPr>
               <w:t>2)</w:t>
             </w:r>
+            <w:proofErr w:type="gramStart"/>
             <w:r>
               <w:rPr>
                 <w:rFonts w:ascii="Latha" w:hAnsi="Latha" w:cs="Latha"/>
@@ -4697,6 +5107,7 @@
               </w:rPr>
               <w:t>ஸர்வா</w:t>
             </w:r>
+            <w:proofErr w:type="gramEnd"/>
             <w:r>
               <w:rPr>
                 <w:rFonts w:ascii="BRH Tamil Tab Extra" w:hAnsi="BRH Tamil Tab Extra" w:cs="Latha"/>
@@ -5080,7 +5491,6 @@
                 <w:szCs w:val="24"/>
                 <w:lang w:bidi="ta-IN"/>
               </w:rPr>
-              <w:lastRenderedPageBreak/>
               <w:t>(2</w:t>
             </w:r>
             <w:r>
@@ -5165,6 +5575,7 @@
               </w:rPr>
               <w:t>3)</w:t>
             </w:r>
+            <w:proofErr w:type="gramStart"/>
             <w:r>
               <w:rPr>
                 <w:rFonts w:ascii="Latha" w:hAnsi="Latha" w:cs="Latha"/>
@@ -5182,6 +5593,7 @@
               </w:rPr>
               <w:t>வா</w:t>
             </w:r>
+            <w:proofErr w:type="gramEnd"/>
             <w:r>
               <w:rPr>
                 <w:rFonts w:ascii="BRH Tamil Tab Extra" w:hAnsi="BRH Tamil Tab Extra" w:cs="Latha"/>
@@ -5621,7 +6033,6 @@
                 <w:szCs w:val="24"/>
                 <w:lang w:bidi="ta-IN"/>
               </w:rPr>
-              <w:lastRenderedPageBreak/>
               <w:t>(2</w:t>
             </w:r>
             <w:r>
@@ -5726,6 +6137,7 @@
               </w:rPr>
               <w:t>)</w:t>
             </w:r>
+            <w:proofErr w:type="gramStart"/>
             <w:r>
               <w:rPr>
                 <w:rFonts w:ascii="Latha" w:hAnsi="Latha" w:cs="Latha"/>
@@ -5743,6 +6155,7 @@
               </w:rPr>
               <w:t>அக்</w:t>
             </w:r>
+            <w:proofErr w:type="gramEnd"/>
             <w:r>
               <w:rPr>
                 <w:rFonts w:ascii="Latha" w:hAnsi="Latha" w:cs="Latha"/>
@@ -6310,6 +6723,7 @@
               </w:rPr>
               <w:t>)</w:t>
             </w:r>
+            <w:proofErr w:type="gramStart"/>
             <w:r>
               <w:rPr>
                 <w:rFonts w:ascii="Latha" w:hAnsi="Latha" w:cs="Latha"/>
@@ -6327,6 +6741,7 @@
               </w:rPr>
               <w:t>அக்</w:t>
             </w:r>
+            <w:proofErr w:type="gramEnd"/>
             <w:r>
               <w:rPr>
                 <w:rFonts w:ascii="Latha" w:hAnsi="Latha" w:cs="Latha"/>
@@ -6874,6 +7289,7 @@
               </w:rPr>
               <w:t>4)</w:t>
             </w:r>
+            <w:proofErr w:type="gramStart"/>
             <w:r>
               <w:rPr>
                 <w:rFonts w:ascii="Latha" w:hAnsi="Latha" w:cs="Latha"/>
@@ -6891,6 +7307,7 @@
               </w:rPr>
               <w:t>அ</w:t>
             </w:r>
+            <w:proofErr w:type="gramEnd"/>
             <w:r>
               <w:rPr>
                 <w:rFonts w:ascii="BRH Tamil Tab Extra" w:hAnsi="BRH Tamil Tab Extra" w:cs="Latha"/>
@@ -7307,6 +7724,7 @@
               </w:rPr>
               <w:t>4)</w:t>
             </w:r>
+            <w:proofErr w:type="gramStart"/>
             <w:r>
               <w:rPr>
                 <w:rFonts w:ascii="Latha" w:hAnsi="Latha" w:cs="Latha"/>
@@ -7324,6 +7742,7 @@
               </w:rPr>
               <w:t>அ</w:t>
             </w:r>
+            <w:proofErr w:type="gramEnd"/>
             <w:r>
               <w:rPr>
                 <w:rFonts w:ascii="BRH Tamil Tab Extra" w:hAnsi="BRH Tamil Tab Extra" w:cs="Latha"/>
@@ -7666,6 +8085,7 @@
                 <w:szCs w:val="24"/>
                 <w:lang w:bidi="ta-IN"/>
               </w:rPr>
+              <w:lastRenderedPageBreak/>
               <w:t>(4)</w:t>
             </w:r>
             <w:r>
@@ -7716,6 +8136,7 @@
               </w:rPr>
               <w:t>.2.4(4)</w:t>
             </w:r>
+            <w:proofErr w:type="gramStart"/>
             <w:r>
               <w:rPr>
                 <w:rFonts w:ascii="Latha" w:hAnsi="Latha" w:cs="Latha"/>
@@ -7733,6 +8154,7 @@
               </w:rPr>
               <w:t>அ</w:t>
             </w:r>
+            <w:proofErr w:type="gramEnd"/>
             <w:r>
               <w:rPr>
                 <w:rFonts w:ascii="BRH Tamil Tab Extra" w:hAnsi="BRH Tamil Tab Extra" w:cs="Latha"/>
@@ -8410,7 +8832,6 @@
                 <w:rFonts w:cs="BRH Malayalam Extra"/>
                 <w:color w:val="FF0000"/>
                 <w:szCs w:val="40"/>
-                <w:lang w:val="it-IT"/>
               </w:rPr>
             </w:pPr>
           </w:p>
@@ -8495,6 +8916,7 @@
               </w:rPr>
               <w:t>.2.4(4)</w:t>
             </w:r>
+            <w:proofErr w:type="gramStart"/>
             <w:r>
               <w:rPr>
                 <w:rFonts w:ascii="Latha" w:hAnsi="Latha" w:cs="Latha"/>
@@ -8512,6 +8934,7 @@
               </w:rPr>
               <w:t>அ</w:t>
             </w:r>
+            <w:proofErr w:type="gramEnd"/>
             <w:r>
               <w:rPr>
                 <w:rFonts w:ascii="BRH Tamil Tab Extra" w:hAnsi="BRH Tamil Tab Extra" w:cs="Latha"/>
@@ -8758,7 +9181,6 @@
                 <w:rFonts w:cs="BRH Malayalam Extra"/>
                 <w:color w:val="FF0000"/>
                 <w:szCs w:val="40"/>
-                <w:lang w:val="it-IT"/>
               </w:rPr>
             </w:pPr>
             <w:r>
@@ -9176,7 +9598,6 @@
                 <w:szCs w:val="24"/>
                 <w:lang w:bidi="ta-IN"/>
               </w:rPr>
-              <w:lastRenderedPageBreak/>
               <w:t>(</w:t>
             </w:r>
             <w:r>
@@ -9290,6 +9711,7 @@
               </w:rPr>
               <w:t>)</w:t>
             </w:r>
+            <w:proofErr w:type="gramStart"/>
             <w:r>
               <w:rPr>
                 <w:rFonts w:ascii="Latha" w:hAnsi="Latha" w:cs="Latha"/>
@@ -9307,6 +9729,7 @@
               </w:rPr>
               <w:t>ஸ</w:t>
             </w:r>
+            <w:proofErr w:type="gramEnd"/>
             <w:r>
               <w:rPr>
                 <w:rFonts w:ascii="Latha" w:hAnsi="Latha" w:cs="Latha"/>
@@ -9415,7 +9838,6 @@
                 <w:rFonts w:cs="BRH Malayalam Extra"/>
                 <w:color w:val="FF0000"/>
                 <w:szCs w:val="40"/>
-                <w:lang w:val="it-IT"/>
               </w:rPr>
             </w:pPr>
             <w:r>
@@ -9770,6 +10192,7 @@
               </w:rPr>
               <w:t>)</w:t>
             </w:r>
+            <w:proofErr w:type="gramStart"/>
             <w:r>
               <w:rPr>
                 <w:rFonts w:ascii="Latha" w:hAnsi="Latha" w:cs="Latha"/>
@@ -9787,6 +10210,7 @@
               </w:rPr>
               <w:t>ஸ</w:t>
             </w:r>
+            <w:proofErr w:type="gramEnd"/>
             <w:r>
               <w:rPr>
                 <w:rFonts w:ascii="Latha" w:hAnsi="Latha" w:cs="Latha"/>
@@ -10267,6 +10691,7 @@
               </w:rPr>
               <w:t>)</w:t>
             </w:r>
+            <w:proofErr w:type="gramStart"/>
             <w:r>
               <w:rPr>
                 <w:rFonts w:ascii="Latha" w:hAnsi="Latha" w:cs="Latha"/>
@@ -10284,6 +10709,7 @@
               </w:rPr>
               <w:t>வ</w:t>
             </w:r>
+            <w:proofErr w:type="gramEnd"/>
             <w:r>
               <w:rPr>
                 <w:rFonts w:ascii="BRH Tamil Tab Extra" w:hAnsi="BRH Tamil Tab Extra" w:cs="Latha"/>
@@ -10605,7 +11031,7 @@
               <w:rPr>
                 <w:rFonts w:ascii="Latha" w:hAnsi="Latha" w:cs="Latha"/>
                 <w:szCs w:val="24"/>
-                <w:lang w:bidi="ta-IN"/>
+                <w:lang w:val="it-IT" w:bidi="ta-IN"/>
               </w:rPr>
             </w:pPr>
             <w:r>
@@ -10614,7 +11040,7 @@
                 <w:b/>
                 <w:bCs/>
                 <w:szCs w:val="24"/>
-                <w:lang w:bidi="ta-IN"/>
+                <w:lang w:val="it-IT" w:bidi="ta-IN"/>
               </w:rPr>
               <w:t>(</w:t>
             </w:r>
@@ -10644,7 +11070,7 @@
               <w:rPr>
                 <w:rFonts w:ascii="Latha" w:hAnsi="Latha" w:cs="Latha"/>
                 <w:szCs w:val="24"/>
-                <w:lang w:bidi="ta-IN"/>
+                <w:lang w:val="it-IT" w:bidi="ta-IN"/>
               </w:rPr>
               <w:t>[</w:t>
             </w:r>
@@ -10674,7 +11100,7 @@
               <w:rPr>
                 <w:rFonts w:ascii="Latha" w:hAnsi="Latha" w:cs="Latha"/>
                 <w:szCs w:val="24"/>
-                <w:lang w:bidi="ta-IN"/>
+                <w:lang w:val="it-IT" w:bidi="ta-IN"/>
               </w:rPr>
               <w:t xml:space="preserve"> </w:t>
             </w:r>
@@ -10695,7 +11121,7 @@
                 <w:b/>
                 <w:bCs/>
                 <w:szCs w:val="24"/>
-                <w:lang w:bidi="ta-IN"/>
+                <w:lang w:val="it-IT" w:bidi="ta-IN"/>
               </w:rPr>
               <w:t>.</w:t>
             </w:r>
@@ -10716,7 +11142,7 @@
                 <w:b/>
                 <w:bCs/>
                 <w:szCs w:val="24"/>
-                <w:lang w:bidi="ta-IN"/>
+                <w:lang w:val="it-IT" w:bidi="ta-IN"/>
               </w:rPr>
               <w:t>(4</w:t>
             </w:r>
@@ -10737,7 +11163,7 @@
                 <w:b/>
                 <w:bCs/>
                 <w:szCs w:val="24"/>
-                <w:lang w:bidi="ta-IN"/>
+                <w:lang w:val="it-IT" w:bidi="ta-IN"/>
               </w:rPr>
               <w:t>)</w:t>
             </w:r>
@@ -10745,7 +11171,7 @@
               <w:rPr>
                 <w:rFonts w:ascii="Latha" w:hAnsi="Latha" w:cs="Latha"/>
                 <w:szCs w:val="24"/>
-                <w:lang w:bidi="ta-IN"/>
+                <w:lang w:val="it-IT" w:bidi="ta-IN"/>
               </w:rPr>
               <w:t xml:space="preserve">-  </w:t>
             </w:r>
@@ -10764,7 +11190,7 @@
                 <w:b/>
                 <w:bCs/>
                 <w:szCs w:val="28"/>
-                <w:lang w:bidi="ta-IN"/>
+                <w:lang w:val="it-IT" w:bidi="ta-IN"/>
               </w:rPr>
               <w:t>…</w:t>
             </w:r>
@@ -10792,7 +11218,7 @@
               <w:rPr>
                 <w:rFonts w:ascii="Latha" w:hAnsi="Latha" w:cs="Latha"/>
                 <w:szCs w:val="24"/>
-                <w:lang w:bidi="ta-IN"/>
+                <w:lang w:val="it-IT" w:bidi="ta-IN"/>
               </w:rPr>
               <w:t xml:space="preserve">| </w:t>
             </w:r>
@@ -10811,7 +11237,7 @@
                 <w:b/>
                 <w:bCs/>
                 <w:szCs w:val="28"/>
-                <w:lang w:bidi="ta-IN"/>
+                <w:lang w:val="it-IT" w:bidi="ta-IN"/>
               </w:rPr>
               <w:t>…</w:t>
             </w:r>
@@ -10830,15 +11256,15 @@
                 <w:b/>
                 <w:bCs/>
                 <w:szCs w:val="28"/>
-                <w:lang w:bidi="ta-IN"/>
-              </w:rPr>
-              <w:t>…</w:t>
-            </w:r>
-            <w:r>
-              <w:rPr>
-                <w:rFonts w:ascii="Latha" w:hAnsi="Latha" w:cs="Latha"/>
-                <w:szCs w:val="24"/>
-                <w:lang w:bidi="ta-IN"/>
+                <w:lang w:val="it-IT" w:bidi="ta-IN"/>
+              </w:rPr>
+              <w:t>…</w:t>
+            </w:r>
+            <w:r>
+              <w:rPr>
+                <w:rFonts w:ascii="Latha" w:hAnsi="Latha" w:cs="Latha"/>
+                <w:szCs w:val="24"/>
+                <w:lang w:val="it-IT" w:bidi="ta-IN"/>
               </w:rPr>
               <w:t xml:space="preserve"> |</w:t>
             </w:r>
@@ -10874,15 +11300,15 @@
                 <w:b/>
                 <w:bCs/>
                 <w:szCs w:val="28"/>
-                <w:lang w:bidi="ta-IN"/>
-              </w:rPr>
-              <w:t>…</w:t>
-            </w:r>
-            <w:r>
-              <w:rPr>
-                <w:rFonts w:ascii="Latha" w:hAnsi="Latha" w:cs="Latha"/>
-                <w:szCs w:val="24"/>
-                <w:lang w:bidi="ta-IN"/>
+                <w:lang w:val="it-IT" w:bidi="ta-IN"/>
+              </w:rPr>
+              <w:t>…</w:t>
+            </w:r>
+            <w:r>
+              <w:rPr>
+                <w:rFonts w:ascii="Latha" w:hAnsi="Latha" w:cs="Latha"/>
+                <w:szCs w:val="24"/>
+                <w:lang w:val="it-IT" w:bidi="ta-IN"/>
               </w:rPr>
               <w:t xml:space="preserve"> </w:t>
             </w:r>
@@ -10901,7 +11327,7 @@
                 <w:b/>
                 <w:bCs/>
                 <w:szCs w:val="28"/>
-                <w:lang w:bidi="ta-IN"/>
+                <w:lang w:val="it-IT" w:bidi="ta-IN"/>
               </w:rPr>
               <w:t>…</w:t>
             </w:r>
@@ -10931,7 +11357,7 @@
                 <w:bCs/>
                 <w:szCs w:val="28"/>
                 <w:highlight w:val="green"/>
-                <w:lang w:bidi="ta-IN"/>
+                <w:lang w:val="it-IT" w:bidi="ta-IN"/>
               </w:rPr>
               <w:t>…</w:t>
             </w:r>
@@ -10952,7 +11378,7 @@
                 <w:bCs/>
                 <w:szCs w:val="28"/>
                 <w:highlight w:val="green"/>
-                <w:lang w:bidi="ta-IN"/>
+                <w:lang w:val="it-IT" w:bidi="ta-IN"/>
               </w:rPr>
               <w:t>…</w:t>
             </w:r>
@@ -10961,7 +11387,7 @@
                 <w:rFonts w:ascii="Latha" w:hAnsi="Latha" w:cs="Latha"/>
                 <w:szCs w:val="24"/>
                 <w:highlight w:val="green"/>
-                <w:lang w:bidi="ta-IN"/>
+                <w:lang w:val="it-IT" w:bidi="ta-IN"/>
               </w:rPr>
               <w:t xml:space="preserve"> </w:t>
             </w:r>
@@ -10982,15 +11408,15 @@
                 <w:bCs/>
                 <w:szCs w:val="28"/>
                 <w:highlight w:val="green"/>
-                <w:lang w:bidi="ta-IN"/>
-              </w:rPr>
-              <w:t>…</w:t>
-            </w:r>
-            <w:r>
-              <w:rPr>
-                <w:rFonts w:ascii="Latha" w:hAnsi="Latha" w:cs="Latha"/>
-                <w:szCs w:val="24"/>
-                <w:lang w:bidi="ta-IN"/>
+                <w:lang w:val="it-IT" w:bidi="ta-IN"/>
+              </w:rPr>
+              <w:t>…</w:t>
+            </w:r>
+            <w:r>
+              <w:rPr>
+                <w:rFonts w:ascii="Latha" w:hAnsi="Latha" w:cs="Latha"/>
+                <w:szCs w:val="24"/>
+                <w:lang w:val="it-IT" w:bidi="ta-IN"/>
               </w:rPr>
               <w:t xml:space="preserve"> </w:t>
             </w:r>
@@ -11009,15 +11435,15 @@
                 <w:b/>
                 <w:bCs/>
                 <w:szCs w:val="28"/>
-                <w:lang w:bidi="ta-IN"/>
-              </w:rPr>
-              <w:t>…</w:t>
-            </w:r>
-            <w:r>
-              <w:rPr>
-                <w:rFonts w:ascii="Latha" w:hAnsi="Latha" w:cs="Latha"/>
-                <w:szCs w:val="24"/>
-                <w:lang w:bidi="ta-IN"/>
+                <w:lang w:val="it-IT" w:bidi="ta-IN"/>
+              </w:rPr>
+              <w:t>…</w:t>
+            </w:r>
+            <w:r>
+              <w:rPr>
+                <w:rFonts w:ascii="Latha" w:hAnsi="Latha" w:cs="Latha"/>
+                <w:szCs w:val="24"/>
+                <w:lang w:val="it-IT" w:bidi="ta-IN"/>
               </w:rPr>
               <w:t xml:space="preserve"> </w:t>
             </w:r>
@@ -11036,7 +11462,7 @@
                 <w:b/>
                 <w:bCs/>
                 <w:szCs w:val="28"/>
-                <w:lang w:bidi="ta-IN"/>
+                <w:lang w:val="it-IT" w:bidi="ta-IN"/>
               </w:rPr>
               <w:t>…</w:t>
             </w:r>
@@ -11055,17 +11481,25 @@
                 <w:b/>
                 <w:bCs/>
                 <w:szCs w:val="28"/>
-                <w:lang w:bidi="ta-IN"/>
-              </w:rPr>
-              <w:t>…</w:t>
-            </w:r>
-            <w:r>
-              <w:rPr>
-                <w:rFonts w:ascii="Latha" w:hAnsi="Latha" w:cs="Latha"/>
-                <w:szCs w:val="24"/>
-                <w:lang w:bidi="ta-IN"/>
-              </w:rPr>
-              <w:t xml:space="preserve"> |</w:t>
+                <w:lang w:val="it-IT" w:bidi="ta-IN"/>
+              </w:rPr>
+              <w:t>…</w:t>
+            </w:r>
+            <w:r>
+              <w:rPr>
+                <w:rFonts w:ascii="Latha" w:hAnsi="Latha" w:cs="Latha"/>
+                <w:szCs w:val="24"/>
+                <w:lang w:val="it-IT" w:bidi="ta-IN"/>
+              </w:rPr>
+              <w:t xml:space="preserve"> </w:t>
+            </w:r>
+            <w:r>
+              <w:rPr>
+                <w:rFonts w:ascii="Latha" w:hAnsi="Latha" w:cs="Latha"/>
+                <w:szCs w:val="24"/>
+                <w:lang w:bidi="ta-IN"/>
+              </w:rPr>
+              <w:t>|</w:t>
             </w:r>
           </w:p>
           <w:bookmarkEnd w:id="10"/>
@@ -11119,6 +11553,7 @@
                 <w:szCs w:val="24"/>
                 <w:lang w:bidi="ta-IN"/>
               </w:rPr>
+              <w:lastRenderedPageBreak/>
               <w:t>(4</w:t>
             </w:r>
             <w:r>
@@ -11232,6 +11667,7 @@
               </w:rPr>
               <w:t>)</w:t>
             </w:r>
+            <w:proofErr w:type="gramStart"/>
             <w:r>
               <w:rPr>
                 <w:rFonts w:ascii="Latha" w:hAnsi="Latha" w:cs="Latha"/>
@@ -11249,6 +11685,7 @@
               </w:rPr>
               <w:t>அ</w:t>
             </w:r>
+            <w:proofErr w:type="gramEnd"/>
             <w:r>
               <w:rPr>
                 <w:rFonts w:ascii="BRH Tamil Tab Extra" w:hAnsi="BRH Tamil Tab Extra" w:cs="Latha"/>
@@ -11404,7 +11841,6 @@
                 <w:color w:val="000000"/>
                 <w:sz w:val="32"/>
                 <w:szCs w:val="32"/>
-                <w:lang w:val="it-IT"/>
               </w:rPr>
             </w:pPr>
             <w:r>
@@ -11940,6 +12376,7 @@
               </w:rPr>
               <w:t>)</w:t>
             </w:r>
+            <w:proofErr w:type="gramStart"/>
             <w:r>
               <w:rPr>
                 <w:rFonts w:ascii="Latha" w:hAnsi="Latha" w:cs="Latha"/>
@@ -11957,6 +12394,7 @@
               </w:rPr>
               <w:t>உ</w:t>
             </w:r>
+            <w:proofErr w:type="gramEnd"/>
             <w:r>
               <w:rPr>
                 <w:rFonts w:ascii="BRH Tamil Tab Extra" w:hAnsi="BRH Tamil Tab Extra" w:cs="Latha"/>
@@ -12583,6 +13021,7 @@
               </w:rPr>
               <w:t>)</w:t>
             </w:r>
+            <w:proofErr w:type="gramStart"/>
             <w:r>
               <w:rPr>
                 <w:rFonts w:ascii="Latha" w:hAnsi="Latha" w:cs="Latha"/>
@@ -12600,6 +13039,7 @@
               </w:rPr>
               <w:t>உ</w:t>
             </w:r>
+            <w:proofErr w:type="gramEnd"/>
             <w:r>
               <w:rPr>
                 <w:rFonts w:ascii="BRH Tamil Tab Extra" w:hAnsi="BRH Tamil Tab Extra" w:cs="Latha"/>
@@ -12691,7 +13131,6 @@
                 <w:rFonts w:cs="BRH Malayalam Extra"/>
                 <w:color w:val="FF0000"/>
                 <w:szCs w:val="40"/>
-                <w:lang w:val="it-IT"/>
               </w:rPr>
             </w:pPr>
             <w:r>
@@ -13018,6 +13457,7 @@
               </w:rPr>
               <w:t>)</w:t>
             </w:r>
+            <w:proofErr w:type="gramStart"/>
             <w:r>
               <w:rPr>
                 <w:rFonts w:ascii="Latha" w:hAnsi="Latha" w:cs="Latha"/>
@@ -13035,6 +13475,7 @@
               </w:rPr>
               <w:t>அ</w:t>
             </w:r>
+            <w:proofErr w:type="gramEnd"/>
             <w:r>
               <w:rPr>
                 <w:rFonts w:ascii="BRH Tamil Tab Extra" w:hAnsi="BRH Tamil Tab Extra" w:cs="Latha"/>
@@ -13190,7 +13631,6 @@
                 <w:color w:val="000000"/>
                 <w:sz w:val="32"/>
                 <w:szCs w:val="32"/>
-                <w:lang w:val="it-IT"/>
               </w:rPr>
             </w:pPr>
             <w:r>
@@ -13727,6 +14167,7 @@
               </w:rPr>
               <w:t>)</w:t>
             </w:r>
+            <w:proofErr w:type="gramStart"/>
             <w:r>
               <w:rPr>
                 <w:rFonts w:ascii="Latha" w:hAnsi="Latha" w:cs="Latha"/>
@@ -13744,6 +14185,7 @@
               </w:rPr>
               <w:t>உ</w:t>
             </w:r>
+            <w:proofErr w:type="gramEnd"/>
             <w:r>
               <w:rPr>
                 <w:rFonts w:ascii="BRH Tamil Tab Extra" w:hAnsi="BRH Tamil Tab Extra" w:cs="Latha"/>
@@ -14372,6 +14814,7 @@
               </w:rPr>
               <w:t>)</w:t>
             </w:r>
+            <w:proofErr w:type="gramStart"/>
             <w:r>
               <w:rPr>
                 <w:rFonts w:ascii="Latha" w:hAnsi="Latha" w:cs="Latha"/>
@@ -14389,6 +14832,7 @@
               </w:rPr>
               <w:t>உ</w:t>
             </w:r>
+            <w:proofErr w:type="gramEnd"/>
             <w:r>
               <w:rPr>
                 <w:rFonts w:ascii="BRH Tamil Tab Extra" w:hAnsi="BRH Tamil Tab Extra" w:cs="Latha"/>
@@ -14480,7 +14924,6 @@
                 <w:rFonts w:cs="BRH Malayalam Extra"/>
                 <w:color w:val="FF0000"/>
                 <w:szCs w:val="40"/>
-                <w:lang w:val="it-IT"/>
               </w:rPr>
             </w:pPr>
             <w:r>
@@ -14823,6 +15266,7 @@
               </w:rPr>
               <w:t>)</w:t>
             </w:r>
+            <w:proofErr w:type="gramStart"/>
             <w:r>
               <w:rPr>
                 <w:rFonts w:ascii="Latha" w:hAnsi="Latha" w:cs="Latha"/>
@@ -14840,6 +15284,7 @@
               </w:rPr>
               <w:t>அ</w:t>
             </w:r>
+            <w:proofErr w:type="gramEnd"/>
             <w:r>
               <w:rPr>
                 <w:rFonts w:ascii="BRH Tamil Tab Extra" w:hAnsi="BRH Tamil Tab Extra" w:cs="Latha"/>
@@ -14927,7 +15372,6 @@
                 <w:rFonts w:cs="BRH Malayalam Extra"/>
                 <w:color w:val="FF0000"/>
                 <w:szCs w:val="40"/>
-                <w:lang w:val="it-IT"/>
               </w:rPr>
             </w:pPr>
             <w:r>
@@ -15307,6 +15751,7 @@
               </w:rPr>
               <w:t>)</w:t>
             </w:r>
+            <w:proofErr w:type="gramStart"/>
             <w:r>
               <w:rPr>
                 <w:rFonts w:ascii="Latha" w:hAnsi="Latha" w:cs="Latha"/>
@@ -15324,6 +15769,7 @@
               </w:rPr>
               <w:t>அ</w:t>
             </w:r>
+            <w:proofErr w:type="gramEnd"/>
             <w:r>
               <w:rPr>
                 <w:rFonts w:ascii="BRH Tamil Tab Extra" w:hAnsi="BRH Tamil Tab Extra" w:cs="Latha"/>
@@ -15411,7 +15857,6 @@
                 <w:rFonts w:cs="BRH Malayalam Extra"/>
                 <w:color w:val="FF0000"/>
                 <w:szCs w:val="40"/>
-                <w:lang w:val="it-IT"/>
               </w:rPr>
             </w:pPr>
             <w:r>
@@ -15692,7 +16137,6 @@
                 <w:szCs w:val="24"/>
                 <w:lang w:bidi="ta-IN"/>
               </w:rPr>
-              <w:lastRenderedPageBreak/>
               <w:t>(</w:t>
             </w:r>
             <w:r>
@@ -15818,6 +16262,7 @@
               </w:rPr>
               <w:t>)</w:t>
             </w:r>
+            <w:proofErr w:type="gramStart"/>
             <w:r>
               <w:rPr>
                 <w:rFonts w:ascii="Latha" w:hAnsi="Latha" w:cs="Latha"/>
@@ -15835,6 +16280,7 @@
               </w:rPr>
               <w:t>தி</w:t>
             </w:r>
+            <w:proofErr w:type="gramEnd"/>
             <w:r>
               <w:rPr>
                 <w:rFonts w:ascii="BRH Tamil Tab Extra" w:hAnsi="BRH Tamil Tab Extra" w:cs="Latha"/>
@@ -16225,6 +16671,7 @@
               </w:rPr>
               <w:t>)</w:t>
             </w:r>
+            <w:proofErr w:type="gramStart"/>
             <w:r>
               <w:rPr>
                 <w:rFonts w:ascii="Latha" w:hAnsi="Latha" w:cs="Latha"/>
@@ -16242,6 +16689,7 @@
               </w:rPr>
               <w:t>தி</w:t>
             </w:r>
+            <w:proofErr w:type="gramEnd"/>
             <w:r>
               <w:rPr>
                 <w:rFonts w:ascii="BRH Tamil Tab Extra" w:hAnsi="BRH Tamil Tab Extra" w:cs="Latha"/>
@@ -16500,6 +16948,7 @@
                 <w:szCs w:val="24"/>
                 <w:lang w:bidi="ta-IN"/>
               </w:rPr>
+              <w:lastRenderedPageBreak/>
               <w:t>(2</w:t>
             </w:r>
             <w:r>
@@ -16605,6 +17054,7 @@
               </w:rPr>
               <w:t>)</w:t>
             </w:r>
+            <w:proofErr w:type="gramStart"/>
             <w:r>
               <w:rPr>
                 <w:rFonts w:ascii="Latha" w:hAnsi="Latha" w:cs="Latha"/>
@@ -16622,6 +17072,7 @@
               </w:rPr>
               <w:t>அ</w:t>
             </w:r>
+            <w:proofErr w:type="gramEnd"/>
             <w:r>
               <w:rPr>
                 <w:rFonts w:ascii="BRH Tamil Tab Extra" w:hAnsi="BRH Tamil Tab Extra" w:cs="Latha"/>
@@ -16671,7 +17122,6 @@
                 <w:rFonts w:cs="BRH Malayalam Extra"/>
                 <w:color w:val="FF0000"/>
                 <w:szCs w:val="40"/>
-                <w:lang w:val="it-IT"/>
               </w:rPr>
             </w:pPr>
             <w:r>
@@ -16875,6 +17325,7 @@
               </w:rPr>
               <w:t>)</w:t>
             </w:r>
+            <w:proofErr w:type="gramStart"/>
             <w:r>
               <w:rPr>
                 <w:rFonts w:ascii="Latha" w:hAnsi="Latha" w:cs="Latha"/>
@@ -16892,6 +17343,7 @@
               </w:rPr>
               <w:t>அ</w:t>
             </w:r>
+            <w:proofErr w:type="gramEnd"/>
             <w:r>
               <w:rPr>
                 <w:rFonts w:ascii="BRH Tamil Tab Extra" w:hAnsi="BRH Tamil Tab Extra" w:cs="Latha"/>
@@ -16941,7 +17393,6 @@
                 <w:rFonts w:cs="BRH Malayalam Extra"/>
                 <w:color w:val="FF0000"/>
                 <w:szCs w:val="40"/>
-                <w:lang w:val="it-IT"/>
               </w:rPr>
             </w:pPr>
             <w:r>
@@ -17181,6 +17632,7 @@
               </w:rPr>
               <w:t>2)</w:t>
             </w:r>
+            <w:proofErr w:type="gramStart"/>
             <w:r>
               <w:rPr>
                 <w:rFonts w:ascii="Latha" w:hAnsi="Latha" w:cs="Latha"/>
@@ -17198,6 +17650,7 @@
               </w:rPr>
               <w:t>அத</w:t>
             </w:r>
+            <w:proofErr w:type="gramEnd"/>
             <w:r>
               <w:rPr>
                 <w:rFonts w:ascii="BRH Tamil Tab Extra" w:hAnsi="BRH Tamil Tab Extra" w:cs="Latha"/>
@@ -17346,7 +17799,6 @@
                 <w:color w:val="000000"/>
                 <w:sz w:val="32"/>
                 <w:szCs w:val="32"/>
-                <w:lang w:val="it-IT"/>
               </w:rPr>
             </w:pPr>
             <w:r>
@@ -17737,6 +18189,7 @@
               </w:rPr>
               <w:t>3)</w:t>
             </w:r>
+            <w:proofErr w:type="gramStart"/>
             <w:r>
               <w:rPr>
                 <w:rFonts w:ascii="Latha" w:hAnsi="Latha" w:cs="Latha"/>
@@ -17754,6 +18207,7 @@
               </w:rPr>
               <w:t>ஶ</w:t>
             </w:r>
+            <w:proofErr w:type="gramEnd"/>
             <w:r>
               <w:rPr>
                 <w:rFonts w:ascii="BRH Tamil Tab Extra" w:hAnsi="BRH Tamil Tab Extra" w:cs="Latha"/>
@@ -18358,6 +18812,7 @@
               </w:rPr>
               <w:t>3)</w:t>
             </w:r>
+            <w:proofErr w:type="gramStart"/>
             <w:r>
               <w:rPr>
                 <w:rFonts w:ascii="Latha" w:hAnsi="Latha" w:cs="Latha"/>
@@ -18375,6 +18830,7 @@
               </w:rPr>
               <w:t>ஶ</w:t>
             </w:r>
+            <w:proofErr w:type="gramEnd"/>
             <w:r>
               <w:rPr>
                 <w:rFonts w:ascii="BRH Tamil Tab Extra" w:hAnsi="BRH Tamil Tab Extra" w:cs="Latha"/>
@@ -18474,7 +18930,6 @@
                 <w:rFonts w:cs="BRH Malayalam Extra"/>
                 <w:color w:val="FF0000"/>
                 <w:szCs w:val="40"/>
-                <w:lang w:val="it-IT"/>
               </w:rPr>
             </w:pPr>
             <w:r>
@@ -18819,6 +19274,7 @@
               </w:rPr>
               <w:t>2)</w:t>
             </w:r>
+            <w:proofErr w:type="gramStart"/>
             <w:r>
               <w:rPr>
                 <w:rFonts w:ascii="Latha" w:hAnsi="Latha" w:cs="Latha"/>
@@ -18836,6 +19292,7 @@
               </w:rPr>
               <w:t>அத</w:t>
             </w:r>
+            <w:proofErr w:type="gramEnd"/>
             <w:r>
               <w:rPr>
                 <w:rFonts w:ascii="BRH Tamil Tab Extra" w:hAnsi="BRH Tamil Tab Extra" w:cs="Latha"/>
@@ -18995,7 +19452,6 @@
                 <w:color w:val="000000"/>
                 <w:sz w:val="32"/>
                 <w:szCs w:val="32"/>
-                <w:lang w:val="it-IT"/>
               </w:rPr>
             </w:pPr>
             <w:r>
@@ -19363,6 +19819,7 @@
               </w:rPr>
               <w:t>3)</w:t>
             </w:r>
+            <w:proofErr w:type="gramStart"/>
             <w:r>
               <w:rPr>
                 <w:rFonts w:ascii="Latha" w:hAnsi="Latha" w:cs="Latha"/>
@@ -19380,6 +19837,7 @@
               </w:rPr>
               <w:t>ஶ</w:t>
             </w:r>
+            <w:proofErr w:type="gramEnd"/>
             <w:r>
               <w:rPr>
                 <w:rFonts w:ascii="BRH Tamil Tab Extra" w:hAnsi="BRH Tamil Tab Extra" w:cs="Latha"/>
@@ -19975,6 +20433,7 @@
               </w:rPr>
               <w:t>3)</w:t>
             </w:r>
+            <w:proofErr w:type="gramStart"/>
             <w:r>
               <w:rPr>
                 <w:rFonts w:ascii="Latha" w:hAnsi="Latha" w:cs="Latha"/>
@@ -19992,6 +20451,7 @@
               </w:rPr>
               <w:t>ஶ</w:t>
             </w:r>
+            <w:proofErr w:type="gramEnd"/>
             <w:r>
               <w:rPr>
                 <w:rFonts w:ascii="BRH Tamil Tab Extra" w:hAnsi="BRH Tamil Tab Extra" w:cs="Latha"/>
@@ -20102,7 +20562,6 @@
                 <w:rFonts w:cs="BRH Malayalam Extra"/>
                 <w:color w:val="FF0000"/>
                 <w:szCs w:val="40"/>
-                <w:lang w:val="it-IT"/>
               </w:rPr>
             </w:pPr>
             <w:r>
@@ -20399,6 +20858,7 @@
               </w:rPr>
               <w:t>.3(3)</w:t>
             </w:r>
+            <w:proofErr w:type="gramStart"/>
             <w:r>
               <w:rPr>
                 <w:rFonts w:ascii="Latha" w:hAnsi="Latha" w:cs="Latha"/>
@@ -20416,6 +20876,7 @@
               </w:rPr>
               <w:t>ஆ</w:t>
             </w:r>
+            <w:proofErr w:type="gramEnd"/>
             <w:r>
               <w:rPr>
                 <w:rFonts w:ascii="BRH Tamil Tab Extra" w:hAnsi="BRH Tamil Tab Extra" w:cs="Latha"/>
@@ -20763,7 +21224,6 @@
                 <w:szCs w:val="24"/>
                 <w:lang w:bidi="ta-IN"/>
               </w:rPr>
-              <w:lastRenderedPageBreak/>
               <w:t>(4)[2</w:t>
             </w:r>
             <w:r>
@@ -20827,6 +21287,7 @@
               </w:rPr>
               <w:t>.3(4)</w:t>
             </w:r>
+            <w:proofErr w:type="gramStart"/>
             <w:r>
               <w:rPr>
                 <w:rFonts w:ascii="Latha" w:hAnsi="Latha" w:cs="Latha"/>
@@ -20844,6 +21305,7 @@
               </w:rPr>
               <w:t>நி</w:t>
             </w:r>
+            <w:proofErr w:type="gramEnd"/>
             <w:r>
               <w:rPr>
                 <w:rFonts w:ascii="Latha" w:hAnsi="Latha" w:cs="Latha"/>
@@ -20939,9 +21401,6 @@
               <w:autoSpaceDN w:val="0"/>
               <w:adjustRightInd w:val="0"/>
               <w:spacing w:before="0" w:line="240" w:lineRule="auto"/>
-              <w:rPr>
-                <w:lang w:val="it-IT"/>
-              </w:rPr>
             </w:pPr>
             <w:r>
               <w:rPr>
@@ -21134,7 +21593,6 @@
                 <w:szCs w:val="24"/>
                 <w:lang w:bidi="ta-IN"/>
               </w:rPr>
-              <w:lastRenderedPageBreak/>
               <w:t>(3)[2</w:t>
             </w:r>
             <w:r>
@@ -21198,6 +21656,7 @@
               </w:rPr>
               <w:t>.3(3)</w:t>
             </w:r>
+            <w:proofErr w:type="gramStart"/>
             <w:r>
               <w:rPr>
                 <w:rFonts w:ascii="Latha" w:hAnsi="Latha" w:cs="Latha"/>
@@ -21215,6 +21674,7 @@
               </w:rPr>
               <w:t>ஆ</w:t>
             </w:r>
+            <w:proofErr w:type="gramEnd"/>
             <w:r>
               <w:rPr>
                 <w:rFonts w:ascii="BRH Tamil Tab Extra" w:hAnsi="BRH Tamil Tab Extra" w:cs="Latha"/>
@@ -21311,7 +21771,6 @@
                 <w:color w:val="000000"/>
                 <w:sz w:val="32"/>
                 <w:szCs w:val="32"/>
-                <w:lang w:val="it-IT"/>
               </w:rPr>
             </w:pPr>
             <w:r>
@@ -21566,7 +22025,6 @@
                 <w:szCs w:val="24"/>
                 <w:lang w:bidi="ta-IN"/>
               </w:rPr>
-              <w:lastRenderedPageBreak/>
               <w:t>(4)[2</w:t>
             </w:r>
             <w:r>
@@ -21630,6 +22088,7 @@
               </w:rPr>
               <w:t>.3(4)</w:t>
             </w:r>
+            <w:proofErr w:type="gramStart"/>
             <w:r>
               <w:rPr>
                 <w:rFonts w:ascii="Latha" w:hAnsi="Latha" w:cs="Latha"/>
@@ -21647,6 +22106,7 @@
               </w:rPr>
               <w:t>நி</w:t>
             </w:r>
+            <w:proofErr w:type="gramEnd"/>
             <w:r>
               <w:rPr>
                 <w:rFonts w:ascii="Latha" w:hAnsi="Latha" w:cs="Latha"/>
@@ -21746,7 +22206,6 @@
                 <w:rFonts w:cs="BRH Malayalam Extra"/>
                 <w:color w:val="FF0000"/>
                 <w:szCs w:val="40"/>
-                <w:lang w:val="it-IT"/>
               </w:rPr>
             </w:pPr>
             <w:r>
@@ -21945,7 +22404,6 @@
                 <w:szCs w:val="24"/>
                 <w:lang w:bidi="ta-IN"/>
               </w:rPr>
-              <w:lastRenderedPageBreak/>
               <w:t>(2</w:t>
             </w:r>
             <w:r>
@@ -22062,6 +22520,7 @@
               </w:rPr>
               <w:t>2)</w:t>
             </w:r>
+            <w:proofErr w:type="gramStart"/>
             <w:r>
               <w:rPr>
                 <w:rFonts w:ascii="Latha" w:hAnsi="Latha" w:cs="Latha"/>
@@ -22079,6 +22538,7 @@
               </w:rPr>
               <w:t>அ</w:t>
             </w:r>
+            <w:proofErr w:type="gramEnd"/>
             <w:r>
               <w:rPr>
                 <w:rFonts w:ascii="BRH Tamil Tab Extra" w:hAnsi="BRH Tamil Tab Extra" w:cs="Latha"/>
@@ -22275,6 +22735,7 @@
                 <w:cs/>
                 <w:lang w:bidi="ta-IN"/>
               </w:rPr>
+              <w:lastRenderedPageBreak/>
               <w:t>அ</w:t>
             </w:r>
             <w:r>
@@ -22823,6 +23284,7 @@
               </w:rPr>
               <w:t>2)</w:t>
             </w:r>
+            <w:proofErr w:type="gramStart"/>
             <w:r>
               <w:rPr>
                 <w:rFonts w:ascii="Latha" w:hAnsi="Latha" w:cs="Latha"/>
@@ -22840,6 +23302,7 @@
               </w:rPr>
               <w:t>அ</w:t>
             </w:r>
+            <w:proofErr w:type="gramEnd"/>
             <w:r>
               <w:rPr>
                 <w:rFonts w:ascii="BRH Tamil Tab Extra" w:hAnsi="BRH Tamil Tab Extra" w:cs="Latha"/>
@@ -22948,7 +23411,6 @@
                 <w:rFonts w:cs="BRH Malayalam Extra"/>
                 <w:color w:val="FF0000"/>
                 <w:szCs w:val="40"/>
-                <w:lang w:val="it-IT"/>
               </w:rPr>
             </w:pPr>
             <w:r>
@@ -23154,6 +23616,7 @@
                 <w:szCs w:val="24"/>
                 <w:lang w:bidi="ta-IN"/>
               </w:rPr>
+              <w:lastRenderedPageBreak/>
               <w:t>(2</w:t>
             </w:r>
             <w:r>
@@ -23270,6 +23733,7 @@
               </w:rPr>
               <w:t>2)</w:t>
             </w:r>
+            <w:proofErr w:type="gramStart"/>
             <w:r>
               <w:rPr>
                 <w:rFonts w:ascii="Latha" w:hAnsi="Latha" w:cs="Latha"/>
@@ -23287,6 +23751,7 @@
               </w:rPr>
               <w:t>அ</w:t>
             </w:r>
+            <w:proofErr w:type="gramEnd"/>
             <w:r>
               <w:rPr>
                 <w:rFonts w:ascii="BRH Tamil Tab Extra" w:hAnsi="BRH Tamil Tab Extra" w:cs="Latha"/>
@@ -23467,7 +23932,6 @@
                 <w:color w:val="000000"/>
                 <w:sz w:val="32"/>
                 <w:szCs w:val="32"/>
-                <w:lang w:val="it-IT"/>
               </w:rPr>
             </w:pPr>
             <w:r>
@@ -23643,7 +24107,17 @@
                 <w:cs/>
                 <w:lang w:bidi="ta-IN"/>
               </w:rPr>
-              <w:t xml:space="preserve"> வ்ய</w:t>
+              <w:t xml:space="preserve"> </w:t>
+            </w:r>
+            <w:r>
+              <w:rPr>
+                <w:rFonts w:ascii="Latha" w:hAnsi="Latha" w:cs="Latha"/>
+                <w:szCs w:val="24"/>
+                <w:cs/>
+                <w:lang w:bidi="ta-IN"/>
+              </w:rPr>
+              <w:lastRenderedPageBreak/>
+              <w:t>வ்ய</w:t>
             </w:r>
             <w:r>
               <w:rPr>
@@ -23974,6 +24448,7 @@
               </w:rPr>
               <w:t>2)</w:t>
             </w:r>
+            <w:proofErr w:type="gramStart"/>
             <w:r>
               <w:rPr>
                 <w:rFonts w:ascii="Latha" w:hAnsi="Latha" w:cs="Latha"/>
@@ -23991,6 +24466,7 @@
               </w:rPr>
               <w:t>அ</w:t>
             </w:r>
+            <w:proofErr w:type="gramEnd"/>
             <w:r>
               <w:rPr>
                 <w:rFonts w:ascii="BRH Tamil Tab Extra" w:hAnsi="BRH Tamil Tab Extra" w:cs="Latha"/>
@@ -24089,7 +24565,6 @@
                 <w:rFonts w:cs="BRH Malayalam Extra"/>
                 <w:color w:val="FF0000"/>
                 <w:szCs w:val="40"/>
-                <w:lang w:val="it-IT"/>
               </w:rPr>
             </w:pPr>
             <w:r>
@@ -24300,6 +24775,7 @@
                 <w:szCs w:val="24"/>
                 <w:lang w:bidi="ta-IN"/>
               </w:rPr>
+              <w:lastRenderedPageBreak/>
               <w:t>(3</w:t>
             </w:r>
             <w:r>
@@ -24426,6 +24902,7 @@
               </w:rPr>
               <w:t>)</w:t>
             </w:r>
+            <w:proofErr w:type="gramStart"/>
             <w:r>
               <w:rPr>
                 <w:rFonts w:ascii="Latha" w:hAnsi="Latha" w:cs="Latha"/>
@@ -24443,6 +24920,7 @@
               </w:rPr>
               <w:t>பா</w:t>
             </w:r>
+            <w:proofErr w:type="gramEnd"/>
             <w:r>
               <w:rPr>
                 <w:rFonts w:ascii="BRH Tamil Tab Extra" w:hAnsi="BRH Tamil Tab Extra" w:cs="Latha"/>
@@ -24782,6 +25260,7 @@
               </w:rPr>
               <w:t>)</w:t>
             </w:r>
+            <w:proofErr w:type="gramStart"/>
             <w:r>
               <w:rPr>
                 <w:rFonts w:ascii="Latha" w:hAnsi="Latha" w:cs="Latha"/>
@@ -24799,6 +25278,7 @@
               </w:rPr>
               <w:t>பா</w:t>
             </w:r>
+            <w:proofErr w:type="gramEnd"/>
             <w:r>
               <w:rPr>
                 <w:rFonts w:ascii="BRH Tamil Tab Extra" w:hAnsi="BRH Tamil Tab Extra" w:cs="Latha"/>
@@ -25154,6 +25634,7 @@
               </w:rPr>
               <w:t>)</w:t>
             </w:r>
+            <w:proofErr w:type="gramStart"/>
             <w:r>
               <w:rPr>
                 <w:rFonts w:ascii="Latha" w:hAnsi="Latha" w:cs="Latha"/>
@@ -25171,6 +25652,7 @@
               </w:rPr>
               <w:t>ப்ரா</w:t>
             </w:r>
+            <w:proofErr w:type="gramEnd"/>
             <w:r>
               <w:rPr>
                 <w:rFonts w:ascii="BRH Tamil Tab Extra" w:hAnsi="BRH Tamil Tab Extra" w:cs="Latha"/>
@@ -25220,7 +25702,6 @@
                 <w:rFonts w:cs="BRH Malayalam Extra"/>
                 <w:color w:val="FF0000"/>
                 <w:szCs w:val="40"/>
-                <w:lang w:val="it-IT"/>
               </w:rPr>
             </w:pPr>
             <w:r>
@@ -25510,6 +25991,7 @@
               </w:rPr>
               <w:t>)</w:t>
             </w:r>
+            <w:proofErr w:type="gramStart"/>
             <w:r>
               <w:rPr>
                 <w:rFonts w:ascii="Latha" w:hAnsi="Latha" w:cs="Latha"/>
@@ -25527,6 +26009,7 @@
               </w:rPr>
               <w:t>ப்ரா</w:t>
             </w:r>
+            <w:proofErr w:type="gramEnd"/>
             <w:r>
               <w:rPr>
                 <w:rFonts w:ascii="BRH Tamil Tab Extra" w:hAnsi="BRH Tamil Tab Extra" w:cs="Latha"/>
@@ -25576,7 +26059,6 @@
                 <w:rFonts w:cs="BRH Malayalam Extra"/>
                 <w:color w:val="FF0000"/>
                 <w:szCs w:val="40"/>
-                <w:lang w:val="it-IT"/>
               </w:rPr>
             </w:pPr>
             <w:r>
@@ -25859,6 +26341,7 @@
               </w:rPr>
               <w:t>)</w:t>
             </w:r>
+            <w:proofErr w:type="gramStart"/>
             <w:r>
               <w:rPr>
                 <w:rFonts w:ascii="Latha" w:hAnsi="Latha" w:cs="Latha"/>
@@ -25876,6 +26359,7 @@
               </w:rPr>
               <w:t>ஸஹு</w:t>
             </w:r>
+            <w:proofErr w:type="gramEnd"/>
             <w:r>
               <w:rPr>
                 <w:rFonts w:ascii="BRH Tamil Tab Extra" w:hAnsi="BRH Tamil Tab Extra" w:cs="Latha"/>
@@ -26097,7 +26581,7 @@
               <w:rPr>
                 <w:rFonts w:ascii="Latha" w:hAnsi="Latha" w:cs="Latha"/>
                 <w:szCs w:val="24"/>
-                <w:lang w:bidi="ta-IN"/>
+                <w:lang w:val="it-IT" w:bidi="ta-IN"/>
               </w:rPr>
             </w:pPr>
             <w:r>
@@ -26106,7 +26590,7 @@
                 <w:b/>
                 <w:bCs/>
                 <w:szCs w:val="24"/>
-                <w:lang w:bidi="ta-IN"/>
+                <w:lang w:val="it-IT" w:bidi="ta-IN"/>
               </w:rPr>
               <w:t>(2</w:t>
             </w:r>
@@ -26127,7 +26611,7 @@
                 <w:b/>
                 <w:bCs/>
                 <w:szCs w:val="24"/>
-                <w:lang w:bidi="ta-IN"/>
+                <w:lang w:val="it-IT" w:bidi="ta-IN"/>
               </w:rPr>
               <w:t>[4</w:t>
             </w:r>
@@ -26146,7 +26630,7 @@
               <w:rPr>
                 <w:rFonts w:ascii="Latha" w:hAnsi="Latha" w:cs="Latha"/>
                 <w:szCs w:val="24"/>
-                <w:lang w:bidi="ta-IN"/>
+                <w:lang w:val="it-IT" w:bidi="ta-IN"/>
               </w:rPr>
               <w:t xml:space="preserve">] </w:t>
             </w:r>
@@ -26167,7 +26651,7 @@
                 <w:b/>
                 <w:bCs/>
                 <w:szCs w:val="24"/>
-                <w:lang w:bidi="ta-IN"/>
+                <w:lang w:val="it-IT" w:bidi="ta-IN"/>
               </w:rPr>
               <w:t>.</w:t>
             </w:r>
@@ -26188,7 +26672,7 @@
                 <w:b/>
                 <w:bCs/>
                 <w:szCs w:val="24"/>
-                <w:lang w:bidi="ta-IN"/>
+                <w:lang w:val="it-IT" w:bidi="ta-IN"/>
               </w:rPr>
               <w:t>.</w:t>
             </w:r>
@@ -26209,35 +26693,15 @@
                 <w:b/>
                 <w:bCs/>
                 <w:szCs w:val="24"/>
-                <w:lang w:bidi="ta-IN"/>
-              </w:rPr>
-              <w:t>(2</w:t>
-            </w:r>
-            <w:r>
-              <w:rPr>
-                <w:rFonts w:ascii="Latha" w:hAnsi="Latha" w:cs="Latha"/>
-                <w:b/>
-                <w:bCs/>
-                <w:szCs w:val="24"/>
-                <w:lang w:bidi="ta-IN"/>
-              </w:rPr>
-              <w:t>0</w:t>
-            </w:r>
-            <w:r>
-              <w:rPr>
-                <w:rFonts w:ascii="Latha" w:hAnsi="Latha" w:cs="Latha"/>
-                <w:b/>
-                <w:bCs/>
-                <w:szCs w:val="24"/>
-                <w:lang w:bidi="ta-IN"/>
-              </w:rPr>
-              <w:t>)</w:t>
-            </w:r>
-            <w:r>
-              <w:rPr>
-                <w:rFonts w:ascii="Latha" w:hAnsi="Latha" w:cs="Latha"/>
-                <w:szCs w:val="24"/>
-                <w:lang w:bidi="ta-IN"/>
+                <w:lang w:val="it-IT" w:bidi="ta-IN"/>
+              </w:rPr>
+              <w:t>(20)</w:t>
+            </w:r>
+            <w:r>
+              <w:rPr>
+                <w:rFonts w:ascii="Latha" w:hAnsi="Latha" w:cs="Latha"/>
+                <w:szCs w:val="24"/>
+                <w:lang w:val="it-IT" w:bidi="ta-IN"/>
               </w:rPr>
               <w:t xml:space="preserve">-  </w:t>
             </w:r>
@@ -26256,7 +26720,7 @@
                 <w:b/>
                 <w:bCs/>
                 <w:szCs w:val="28"/>
-                <w:lang w:bidi="ta-IN"/>
+                <w:lang w:val="it-IT" w:bidi="ta-IN"/>
               </w:rPr>
               <w:t>†</w:t>
             </w:r>
@@ -26273,7 +26737,7 @@
               <w:rPr>
                 <w:rFonts w:ascii="Latha" w:hAnsi="Latha" w:cs="Latha"/>
                 <w:szCs w:val="24"/>
-                <w:lang w:bidi="ta-IN"/>
+                <w:lang w:val="it-IT" w:bidi="ta-IN"/>
               </w:rPr>
               <w:t>|</w:t>
             </w:r>
@@ -26304,7 +26768,7 @@
                 <w:b/>
                 <w:bCs/>
                 <w:szCs w:val="28"/>
-                <w:lang w:bidi="ta-IN"/>
+                <w:lang w:val="it-IT" w:bidi="ta-IN"/>
               </w:rPr>
               <w:t>†</w:t>
             </w:r>
@@ -26323,15 +26787,15 @@
                 <w:b/>
                 <w:bCs/>
                 <w:szCs w:val="28"/>
-                <w:lang w:bidi="ta-IN"/>
-              </w:rPr>
-              <w:t>…</w:t>
-            </w:r>
-            <w:r>
-              <w:rPr>
-                <w:rFonts w:ascii="Latha" w:hAnsi="Latha" w:cs="Latha"/>
-                <w:szCs w:val="24"/>
-                <w:lang w:bidi="ta-IN"/>
+                <w:lang w:val="it-IT" w:bidi="ta-IN"/>
+              </w:rPr>
+              <w:t>…</w:t>
+            </w:r>
+            <w:r>
+              <w:rPr>
+                <w:rFonts w:ascii="Latha" w:hAnsi="Latha" w:cs="Latha"/>
+                <w:szCs w:val="24"/>
+                <w:lang w:val="it-IT" w:bidi="ta-IN"/>
               </w:rPr>
               <w:t xml:space="preserve"> </w:t>
             </w:r>
@@ -26360,15 +26824,15 @@
                 <w:b/>
                 <w:bCs/>
                 <w:szCs w:val="28"/>
-                <w:lang w:bidi="ta-IN"/>
-              </w:rPr>
-              <w:t>…</w:t>
-            </w:r>
-            <w:r>
-              <w:rPr>
-                <w:rFonts w:ascii="Latha" w:hAnsi="Latha" w:cs="Latha"/>
-                <w:szCs w:val="24"/>
-                <w:lang w:bidi="ta-IN"/>
+                <w:lang w:val="it-IT" w:bidi="ta-IN"/>
+              </w:rPr>
+              <w:t>…</w:t>
+            </w:r>
+            <w:r>
+              <w:rPr>
+                <w:rFonts w:ascii="Latha" w:hAnsi="Latha" w:cs="Latha"/>
+                <w:szCs w:val="24"/>
+                <w:lang w:val="it-IT" w:bidi="ta-IN"/>
               </w:rPr>
               <w:t xml:space="preserve"> </w:t>
             </w:r>
@@ -26385,7 +26849,7 @@
               <w:rPr>
                 <w:rFonts w:ascii="Latha" w:hAnsi="Latha" w:cs="Latha"/>
                 <w:szCs w:val="24"/>
-                <w:lang w:bidi="ta-IN"/>
+                <w:lang w:val="it-IT" w:bidi="ta-IN"/>
               </w:rPr>
               <w:t xml:space="preserve">- </w:t>
             </w:r>
@@ -26404,7 +26868,7 @@
                 <w:b/>
                 <w:bCs/>
                 <w:szCs w:val="28"/>
-                <w:lang w:bidi="ta-IN"/>
+                <w:lang w:val="it-IT" w:bidi="ta-IN"/>
               </w:rPr>
               <w:t>…</w:t>
             </w:r>
@@ -26423,17 +26887,25 @@
                 <w:b/>
                 <w:bCs/>
                 <w:szCs w:val="28"/>
-                <w:lang w:bidi="ta-IN"/>
-              </w:rPr>
-              <w:t>…</w:t>
-            </w:r>
-            <w:r>
-              <w:rPr>
-                <w:rFonts w:ascii="Latha" w:hAnsi="Latha" w:cs="Latha"/>
-                <w:szCs w:val="24"/>
-                <w:lang w:bidi="ta-IN"/>
-              </w:rPr>
-              <w:t xml:space="preserve"> | </w:t>
+                <w:lang w:val="it-IT" w:bidi="ta-IN"/>
+              </w:rPr>
+              <w:t>…</w:t>
+            </w:r>
+            <w:r>
+              <w:rPr>
+                <w:rFonts w:ascii="Latha" w:hAnsi="Latha" w:cs="Latha"/>
+                <w:szCs w:val="24"/>
+                <w:lang w:val="it-IT" w:bidi="ta-IN"/>
+              </w:rPr>
+              <w:t xml:space="preserve"> </w:t>
+            </w:r>
+            <w:r>
+              <w:rPr>
+                <w:rFonts w:ascii="Latha" w:hAnsi="Latha" w:cs="Latha"/>
+                <w:szCs w:val="24"/>
+                <w:lang w:bidi="ta-IN"/>
+              </w:rPr>
+              <w:t xml:space="preserve">| </w:t>
             </w:r>
           </w:p>
           <w:p>
@@ -26486,7 +26958,6 @@
                 <w:szCs w:val="24"/>
                 <w:lang w:bidi="ta-IN"/>
               </w:rPr>
-              <w:lastRenderedPageBreak/>
               <w:t>(3</w:t>
             </w:r>
             <w:r>
@@ -26613,6 +27084,7 @@
               </w:rPr>
               <w:t>)</w:t>
             </w:r>
+            <w:proofErr w:type="gramStart"/>
             <w:r>
               <w:rPr>
                 <w:rFonts w:ascii="Latha" w:hAnsi="Latha" w:cs="Latha"/>
@@ -26628,7 +27100,17 @@
                 <w:cs/>
                 <w:lang w:bidi="ta-IN"/>
               </w:rPr>
-              <w:t xml:space="preserve">ப்ர </w:t>
+              <w:t>ப்ர</w:t>
+            </w:r>
+            <w:proofErr w:type="gramEnd"/>
+            <w:r>
+              <w:rPr>
+                <w:rFonts w:ascii="Latha" w:hAnsi="Latha" w:cs="Latha"/>
+                <w:szCs w:val="24"/>
+                <w:cs/>
+                <w:lang w:bidi="ta-IN"/>
+              </w:rPr>
+              <w:t xml:space="preserve"> </w:t>
             </w:r>
             <w:r>
               <w:rPr>
@@ -26666,6 +27148,7 @@
               </w:rPr>
               <w:t>ர்</w:t>
             </w:r>
+            <w:proofErr w:type="gramStart"/>
             <w:r>
               <w:rPr>
                 <w:rFonts w:ascii="BRH Tamil Tab Extra" w:hAnsi="BRH Tamil Tab Extra" w:cs="Latha"/>
@@ -26695,6 +27178,7 @@
               </w:rPr>
               <w:t>ஷ</w:t>
             </w:r>
+            <w:proofErr w:type="gramEnd"/>
             <w:r>
               <w:rPr>
                 <w:rFonts w:ascii="BRH Tamil Tab Extra" w:hAnsi="BRH Tamil Tab Extra" w:cs="Latha"/>
@@ -27155,6 +27639,7 @@
                 <w:szCs w:val="24"/>
                 <w:lang w:bidi="ta-IN"/>
               </w:rPr>
+              <w:lastRenderedPageBreak/>
               <w:t>(3</w:t>
             </w:r>
             <w:r>
@@ -27281,6 +27766,7 @@
               </w:rPr>
               <w:t>)</w:t>
             </w:r>
+            <w:proofErr w:type="gramStart"/>
             <w:r>
               <w:rPr>
                 <w:rFonts w:ascii="Latha" w:hAnsi="Latha" w:cs="Latha"/>
@@ -27298,6 +27784,7 @@
               </w:rPr>
               <w:t>ச</w:t>
             </w:r>
+            <w:proofErr w:type="gramEnd"/>
             <w:r>
               <w:rPr>
                 <w:rFonts w:ascii="BRH Tamil Tab Extra" w:hAnsi="BRH Tamil Tab Extra" w:cs="Latha"/>
@@ -27317,6 +27804,7 @@
               </w:rPr>
               <w:t>ர்</w:t>
             </w:r>
+            <w:proofErr w:type="gramStart"/>
             <w:r>
               <w:rPr>
                 <w:rFonts w:ascii="BRH Tamil Tab Extra" w:hAnsi="BRH Tamil Tab Extra" w:cs="Latha"/>
@@ -27346,6 +27834,7 @@
               </w:rPr>
               <w:t>ஷ</w:t>
             </w:r>
+            <w:proofErr w:type="gramEnd"/>
             <w:r>
               <w:rPr>
                 <w:rFonts w:ascii="BRH Tamil Tab Extra" w:hAnsi="BRH Tamil Tab Extra" w:cs="Latha"/>
@@ -28111,6 +28600,7 @@
               </w:rPr>
               <w:t>)</w:t>
             </w:r>
+            <w:proofErr w:type="gramStart"/>
             <w:r>
               <w:rPr>
                 <w:rFonts w:ascii="Latha" w:hAnsi="Latha" w:cs="Latha"/>
@@ -28128,6 +28618,7 @@
               </w:rPr>
               <w:t>ச</w:t>
             </w:r>
+            <w:proofErr w:type="gramEnd"/>
             <w:r>
               <w:rPr>
                 <w:rFonts w:ascii="BRH Tamil Tab Extra" w:hAnsi="BRH Tamil Tab Extra" w:cs="Latha"/>
@@ -28147,6 +28638,7 @@
               </w:rPr>
               <w:t>ர்</w:t>
             </w:r>
+            <w:proofErr w:type="gramStart"/>
             <w:r>
               <w:rPr>
                 <w:rFonts w:ascii="BRH Tamil Tab Extra" w:hAnsi="BRH Tamil Tab Extra" w:cs="Latha"/>
@@ -28176,6 +28668,7 @@
               </w:rPr>
               <w:t>ஷ</w:t>
             </w:r>
+            <w:proofErr w:type="gramEnd"/>
             <w:r>
               <w:rPr>
                 <w:rFonts w:ascii="BRH Tamil Tab Extra" w:hAnsi="BRH Tamil Tab Extra" w:cs="Latha"/>
@@ -28268,7 +28761,6 @@
                 <w:rFonts w:cs="BRH Malayalam Extra"/>
                 <w:color w:val="FF0000"/>
                 <w:szCs w:val="40"/>
-                <w:lang w:val="it-IT"/>
               </w:rPr>
             </w:pPr>
             <w:r>
@@ -28568,6 +29060,7 @@
                 <w:szCs w:val="24"/>
                 <w:lang w:bidi="ta-IN"/>
               </w:rPr>
+              <w:lastRenderedPageBreak/>
               <w:t>(3</w:t>
             </w:r>
             <w:r>
@@ -28694,6 +29187,7 @@
               </w:rPr>
               <w:t>)</w:t>
             </w:r>
+            <w:proofErr w:type="gramStart"/>
             <w:r>
               <w:rPr>
                 <w:rFonts w:ascii="Latha" w:hAnsi="Latha" w:cs="Latha"/>
@@ -28709,7 +29203,17 @@
                 <w:cs/>
                 <w:lang w:bidi="ta-IN"/>
               </w:rPr>
-              <w:t xml:space="preserve">ப்ர </w:t>
+              <w:t>ப்ர</w:t>
+            </w:r>
+            <w:proofErr w:type="gramEnd"/>
+            <w:r>
+              <w:rPr>
+                <w:rFonts w:ascii="Latha" w:hAnsi="Latha" w:cs="Latha"/>
+                <w:szCs w:val="24"/>
+                <w:cs/>
+                <w:lang w:bidi="ta-IN"/>
+              </w:rPr>
+              <w:t xml:space="preserve"> </w:t>
             </w:r>
             <w:r>
               <w:rPr>
@@ -28747,6 +29251,7 @@
               </w:rPr>
               <w:t>ர்</w:t>
             </w:r>
+            <w:proofErr w:type="gramStart"/>
             <w:r>
               <w:rPr>
                 <w:rFonts w:ascii="BRH Tamil Tab Extra" w:hAnsi="BRH Tamil Tab Extra" w:cs="Latha"/>
@@ -28776,6 +29281,7 @@
               </w:rPr>
               <w:t>ஷ</w:t>
             </w:r>
+            <w:proofErr w:type="gramEnd"/>
             <w:r>
               <w:rPr>
                 <w:rFonts w:ascii="BRH Tamil Tab Extra" w:hAnsi="BRH Tamil Tab Extra" w:cs="Latha"/>
@@ -28881,7 +29387,6 @@
                 <w:color w:val="000000"/>
                 <w:sz w:val="32"/>
                 <w:szCs w:val="32"/>
-                <w:lang w:val="it-IT"/>
               </w:rPr>
             </w:pPr>
             <w:r>
@@ -29275,6 +29780,7 @@
                 <w:szCs w:val="24"/>
                 <w:lang w:bidi="ta-IN"/>
               </w:rPr>
+              <w:lastRenderedPageBreak/>
               <w:t>(3</w:t>
             </w:r>
             <w:r>
@@ -29401,6 +29907,7 @@
               </w:rPr>
               <w:t>)</w:t>
             </w:r>
+            <w:proofErr w:type="gramStart"/>
             <w:r>
               <w:rPr>
                 <w:rFonts w:ascii="Latha" w:hAnsi="Latha" w:cs="Latha"/>
@@ -29418,6 +29925,7 @@
               </w:rPr>
               <w:t>ச</w:t>
             </w:r>
+            <w:proofErr w:type="gramEnd"/>
             <w:r>
               <w:rPr>
                 <w:rFonts w:ascii="BRH Tamil Tab Extra" w:hAnsi="BRH Tamil Tab Extra" w:cs="Latha"/>
@@ -29437,6 +29945,7 @@
               </w:rPr>
               <w:t>ர்</w:t>
             </w:r>
+            <w:proofErr w:type="gramStart"/>
             <w:r>
               <w:rPr>
                 <w:rFonts w:ascii="BRH Tamil Tab Extra" w:hAnsi="BRH Tamil Tab Extra" w:cs="Latha"/>
@@ -29466,6 +29975,7 @@
               </w:rPr>
               <w:t>ஷ</w:t>
             </w:r>
+            <w:proofErr w:type="gramEnd"/>
             <w:r>
               <w:rPr>
                 <w:rFonts w:ascii="BRH Tamil Tab Extra" w:hAnsi="BRH Tamil Tab Extra" w:cs="Latha"/>
@@ -30215,6 +30725,7 @@
               </w:rPr>
               <w:t>)</w:t>
             </w:r>
+            <w:proofErr w:type="gramStart"/>
             <w:r>
               <w:rPr>
                 <w:rFonts w:ascii="Latha" w:hAnsi="Latha" w:cs="Latha"/>
@@ -30232,6 +30743,7 @@
               </w:rPr>
               <w:t>ச</w:t>
             </w:r>
+            <w:proofErr w:type="gramEnd"/>
             <w:r>
               <w:rPr>
                 <w:rFonts w:ascii="BRH Tamil Tab Extra" w:hAnsi="BRH Tamil Tab Extra" w:cs="Latha"/>
@@ -30251,6 +30763,7 @@
               </w:rPr>
               <w:t>ர்</w:t>
             </w:r>
+            <w:proofErr w:type="gramStart"/>
             <w:r>
               <w:rPr>
                 <w:rFonts w:ascii="BRH Tamil Tab Extra" w:hAnsi="BRH Tamil Tab Extra" w:cs="Latha"/>
@@ -30280,6 +30793,7 @@
               </w:rPr>
               <w:t>ஷ</w:t>
             </w:r>
+            <w:proofErr w:type="gramEnd"/>
             <w:r>
               <w:rPr>
                 <w:rFonts w:ascii="BRH Tamil Tab Extra" w:hAnsi="BRH Tamil Tab Extra" w:cs="Latha"/>
@@ -30384,7 +30898,6 @@
                 <w:rFonts w:cs="BRH Malayalam Extra"/>
                 <w:color w:val="FF0000"/>
                 <w:szCs w:val="40"/>
-                <w:lang w:val="it-IT"/>
               </w:rPr>
             </w:pPr>
             <w:r>
@@ -30689,6 +31202,7 @@
                 <w:szCs w:val="24"/>
                 <w:lang w:bidi="ta-IN"/>
               </w:rPr>
+              <w:lastRenderedPageBreak/>
               <w:t>(</w:t>
             </w:r>
             <w:r>
@@ -30815,6 +31329,7 @@
               </w:rPr>
               <w:t>)</w:t>
             </w:r>
+            <w:proofErr w:type="gramStart"/>
             <w:r>
               <w:rPr>
                 <w:rFonts w:ascii="Latha" w:hAnsi="Latha" w:cs="Latha"/>
@@ -30832,6 +31347,7 @@
               </w:rPr>
               <w:t>ஊ</w:t>
             </w:r>
+            <w:proofErr w:type="gramEnd"/>
             <w:r>
               <w:rPr>
                 <w:rFonts w:ascii="BRH Tamil Tab Extra" w:hAnsi="BRH Tamil Tab Extra" w:cs="Latha"/>
@@ -31384,7 +31900,6 @@
                 <w:rFonts w:cs="BRH Malayalam Extra"/>
                 <w:color w:val="FF0000"/>
                 <w:szCs w:val="40"/>
-                <w:lang w:val="it-IT"/>
               </w:rPr>
             </w:pPr>
           </w:p>
@@ -31544,6 +32059,7 @@
               </w:rPr>
               <w:t>)</w:t>
             </w:r>
+            <w:proofErr w:type="gramStart"/>
             <w:r>
               <w:rPr>
                 <w:rFonts w:ascii="Latha" w:hAnsi="Latha" w:cs="Latha"/>
@@ -31561,6 +32077,7 @@
               </w:rPr>
               <w:t>ஊ</w:t>
             </w:r>
+            <w:proofErr w:type="gramEnd"/>
             <w:r>
               <w:rPr>
                 <w:rFonts w:ascii="BRH Tamil Tab Extra" w:hAnsi="BRH Tamil Tab Extra" w:cs="Latha"/>
@@ -32126,7 +32643,6 @@
                 <w:rFonts w:cs="BRH Malayalam Extra"/>
                 <w:color w:val="FF0000"/>
                 <w:szCs w:val="40"/>
-                <w:lang w:val="it-IT"/>
               </w:rPr>
             </w:pPr>
           </w:p>
@@ -32280,6 +32796,7 @@
               </w:rPr>
               <w:t>)</w:t>
             </w:r>
+            <w:proofErr w:type="gramStart"/>
             <w:r>
               <w:rPr>
                 <w:rFonts w:ascii="Latha" w:hAnsi="Latha" w:cs="Latha"/>
@@ -32297,6 +32814,7 @@
               </w:rPr>
               <w:t>ஸ</w:t>
             </w:r>
+            <w:proofErr w:type="gramEnd"/>
             <w:r>
               <w:rPr>
                 <w:rFonts w:ascii="Latha" w:hAnsi="Latha" w:cs="Latha"/>
@@ -32405,7 +32923,6 @@
                 <w:rFonts w:cs="BRH Malayalam Extra"/>
                 <w:color w:val="FF0000"/>
                 <w:szCs w:val="40"/>
-                <w:lang w:val="it-IT"/>
               </w:rPr>
             </w:pPr>
             <w:r>
@@ -32762,6 +33279,7 @@
               </w:rPr>
               <w:t>)</w:t>
             </w:r>
+            <w:proofErr w:type="gramStart"/>
             <w:r>
               <w:rPr>
                 <w:rFonts w:ascii="Latha" w:hAnsi="Latha" w:cs="Latha"/>
@@ -32779,6 +33297,7 @@
               </w:rPr>
               <w:t>ஸ</w:t>
             </w:r>
+            <w:proofErr w:type="gramEnd"/>
             <w:r>
               <w:rPr>
                 <w:rFonts w:ascii="Latha" w:hAnsi="Latha" w:cs="Latha"/>
@@ -32888,7 +33407,6 @@
                 <w:color w:val="000000"/>
                 <w:sz w:val="32"/>
                 <w:szCs w:val="32"/>
-                <w:lang w:val="it-IT"/>
               </w:rPr>
             </w:pPr>
             <w:r>
@@ -33129,7 +33647,6 @@
                 <w:rFonts w:cs="BRH Malayalam Extra"/>
                 <w:color w:val="FF0000"/>
                 <w:szCs w:val="40"/>
-                <w:lang w:val="it-IT"/>
               </w:rPr>
             </w:pPr>
           </w:p>
@@ -33156,9 +33673,9 @@
           <w:szCs w:val="32"/>
           <w:u w:val="single"/>
         </w:rPr>
-        <w:lastRenderedPageBreak/>
         <w:t xml:space="preserve">TS </w:t>
       </w:r>
+      <w:proofErr w:type="gramStart"/>
       <w:r>
         <w:rPr>
           <w:b/>
@@ -33187,7 +33704,18 @@
           <w:szCs w:val="32"/>
           <w:u w:val="single"/>
         </w:rPr>
-        <w:t xml:space="preserve">– TS </w:t>
+        <w:t>–</w:t>
+      </w:r>
+      <w:proofErr w:type="gramEnd"/>
+      <w:r>
+        <w:rPr>
+          <w:b/>
+          <w:bCs/>
+          <w:sz w:val="32"/>
+          <w:szCs w:val="32"/>
+          <w:u w:val="single"/>
+        </w:rPr>
+        <w:t xml:space="preserve"> TS </w:t>
       </w:r>
       <w:r>
         <w:rPr>
@@ -33462,6 +33990,7 @@
                 <w:sz w:val="28"/>
                 <w:szCs w:val="32"/>
               </w:rPr>
+              <w:lastRenderedPageBreak/>
               <w:t>None</w:t>
             </w:r>
           </w:p>
@@ -33575,7 +34104,7 @@
 </file>
 
 <file path=word/endnotes.xml><?xml version="1.0" encoding="utf-8"?>
-<w:endnotes xmlns:wpc="http://schemas.microsoft.com/office/word/2010/wordprocessingCanvas" xmlns:cx="http://schemas.microsoft.com/office/drawing/2014/chartex" xmlns:cx1="http://schemas.microsoft.com/office/drawing/2015/9/8/chartex" xmlns:cx2="http://schemas.microsoft.com/office/drawing/2015/10/21/chartex" xmlns:cx3="http://schemas.microsoft.com/office/drawing/2016/5/9/chartex" xmlns:cx4="http://schemas.microsoft.com/office/drawing/2016/5/10/chartex" xmlns:cx5="http://schemas.microsoft.com/office/drawing/2016/5/11/chartex" xmlns:cx6="http://schemas.microsoft.com/office/drawing/2016/5/12/chartex" xmlns:cx7="http://schemas.microsoft.com/office/drawing/2016/5/13/chartex" xmlns:cx8="http://schemas.microsoft.com/office/drawing/2016/5/14/chartex" xmlns:mc="http://schemas.openxmlformats.org/markup-compatibility/2006" xmlns:aink="http://schemas.microsoft.com/office/drawing/2016/ink" xmlns:am3d="http://schemas.microsoft.com/office/drawing/2017/model3d" xmlns:o="urn:schemas-microsoft-com:office:office" xmlns:oel="http://schemas.microsoft.com/office/2019/extlst" xmlns:r="http://schemas.openxmlformats.org/officeDocument/2006/relationships" xmlns:m="http://schemas.openxmlformats.org/officeDocument/2006/math" xmlns:v="urn:schemas-microsoft-com:vml" xmlns:wp14="http://schemas.microsoft.com/office/word/2010/wordprocessingDrawing" xmlns:wp="http://schemas.openxmlformats.org/drawingml/2006/wordprocessingDrawing" xmlns:w10="urn:schemas-microsoft-com:office:word" xmlns:w="http://schemas.openxmlformats.org/wordprocessingml/2006/main" xmlns:w14="http://schemas.microsoft.com/office/word/2010/wordml" xmlns:w15="http://schemas.microsoft.com/office/word/2012/wordml" xmlns:w16cex="http://schemas.microsoft.com/office/word/2018/wordml/cex" xmlns:w16cid="http://schemas.microsoft.com/office/word/2016/wordml/cid" xmlns:w16="http://schemas.microsoft.com/office/word/2018/wordml" xmlns:w16sdtdh="http://schemas.microsoft.com/office/word/2020/wordml/sdtdatahash" xmlns:w16se="http://schemas.microsoft.com/office/word/2015/wordml/symex" xmlns:wpg="http://schemas.microsoft.com/office/word/2010/wordprocessingGroup" xmlns:wpi="http://schemas.microsoft.com/office/word/2010/wordprocessingInk" xmlns:wne="http://schemas.microsoft.com/office/word/2006/wordml" xmlns:wps="http://schemas.microsoft.com/office/word/2010/wordprocessingShape" mc:Ignorable="w14 w15 w16se w16cid w16 w16cex w16sdtdh wp14">
+<w:endnotes xmlns:wpc="http://schemas.microsoft.com/office/word/2010/wordprocessingCanvas" xmlns:cx="http://schemas.microsoft.com/office/drawing/2014/chartex" xmlns:cx1="http://schemas.microsoft.com/office/drawing/2015/9/8/chartex" xmlns:cx2="http://schemas.microsoft.com/office/drawing/2015/10/21/chartex" xmlns:cx3="http://schemas.microsoft.com/office/drawing/2016/5/9/chartex" xmlns:cx4="http://schemas.microsoft.com/office/drawing/2016/5/10/chartex" xmlns:cx5="http://schemas.microsoft.com/office/drawing/2016/5/11/chartex" xmlns:cx6="http://schemas.microsoft.com/office/drawing/2016/5/12/chartex" xmlns:cx7="http://schemas.microsoft.com/office/drawing/2016/5/13/chartex" xmlns:cx8="http://schemas.microsoft.com/office/drawing/2016/5/14/chartex" xmlns:mc="http://schemas.openxmlformats.org/markup-compatibility/2006" xmlns:aink="http://schemas.microsoft.com/office/drawing/2016/ink" xmlns:am3d="http://schemas.microsoft.com/office/drawing/2017/model3d" xmlns:o="urn:schemas-microsoft-com:office:office" xmlns:oel="http://schemas.microsoft.com/office/2019/extlst" xmlns:r="http://schemas.openxmlformats.org/officeDocument/2006/relationships" xmlns:m="http://schemas.openxmlformats.org/officeDocument/2006/math" xmlns:v="urn:schemas-microsoft-com:vml" xmlns:wp14="http://schemas.microsoft.com/office/word/2010/wordprocessingDrawing" xmlns:wp="http://schemas.openxmlformats.org/drawingml/2006/wordprocessingDrawing" xmlns:w10="urn:schemas-microsoft-com:office:word" xmlns:w="http://schemas.openxmlformats.org/wordprocessingml/2006/main" xmlns:w14="http://schemas.microsoft.com/office/word/2010/wordml" xmlns:w15="http://schemas.microsoft.com/office/word/2012/wordml" xmlns:w16cex="http://schemas.microsoft.com/office/word/2018/wordml/cex" xmlns:w16cid="http://schemas.microsoft.com/office/word/2016/wordml/cid" xmlns:w16="http://schemas.microsoft.com/office/word/2018/wordml" xmlns:w16du="http://schemas.microsoft.com/office/word/2023/wordml/word16du" xmlns:w16sdtdh="http://schemas.microsoft.com/office/word/2020/wordml/sdtdatahash" xmlns:w16sdtfl="http://schemas.microsoft.com/office/word/2024/wordml/sdtformatlock" xmlns:w16se="http://schemas.microsoft.com/office/word/2015/wordml/symex" xmlns:wpg="http://schemas.microsoft.com/office/word/2010/wordprocessingGroup" xmlns:wpi="http://schemas.microsoft.com/office/word/2010/wordprocessingInk" xmlns:wne="http://schemas.microsoft.com/office/word/2006/wordml" xmlns:wps="http://schemas.microsoft.com/office/word/2010/wordprocessingShape" mc:Ignorable="w14 w15 w16se w16cid w16 w16cex w16sdtdh w16sdtfl w16du wp14">
   <w:endnote w:type="separator" w:id="-1">
     <w:p>
       <w:pPr>
@@ -33600,7 +34129,7 @@
 </file>
 
 <file path=word/footer1.xml><?xml version="1.0" encoding="utf-8"?>
-<w:ftr xmlns:wpc="http://schemas.microsoft.com/office/word/2010/wordprocessingCanvas" xmlns:cx="http://schemas.microsoft.com/office/drawing/2014/chartex" xmlns:cx1="http://schemas.microsoft.com/office/drawing/2015/9/8/chartex" xmlns:cx2="http://schemas.microsoft.com/office/drawing/2015/10/21/chartex" xmlns:cx3="http://schemas.microsoft.com/office/drawing/2016/5/9/chartex" xmlns:cx4="http://schemas.microsoft.com/office/drawing/2016/5/10/chartex" xmlns:cx5="http://schemas.microsoft.com/office/drawing/2016/5/11/chartex" xmlns:cx6="http://schemas.microsoft.com/office/drawing/2016/5/12/chartex" xmlns:cx7="http://schemas.microsoft.com/office/drawing/2016/5/13/chartex" xmlns:cx8="http://schemas.microsoft.com/office/drawing/2016/5/14/chartex" xmlns:mc="http://schemas.openxmlformats.org/markup-compatibility/2006" xmlns:aink="http://schemas.microsoft.com/office/drawing/2016/ink" xmlns:am3d="http://schemas.microsoft.com/office/drawing/2017/model3d" xmlns:o="urn:schemas-microsoft-com:office:office" xmlns:oel="http://schemas.microsoft.com/office/2019/extlst" xmlns:r="http://schemas.openxmlformats.org/officeDocument/2006/relationships" xmlns:m="http://schemas.openxmlformats.org/officeDocument/2006/math" xmlns:v="urn:schemas-microsoft-com:vml" xmlns:wp14="http://schemas.microsoft.com/office/word/2010/wordprocessingDrawing" xmlns:wp="http://schemas.openxmlformats.org/drawingml/2006/wordprocessingDrawing" xmlns:w10="urn:schemas-microsoft-com:office:word" xmlns:w="http://schemas.openxmlformats.org/wordprocessingml/2006/main" xmlns:w14="http://schemas.microsoft.com/office/word/2010/wordml" xmlns:w15="http://schemas.microsoft.com/office/word/2012/wordml" xmlns:w16cex="http://schemas.microsoft.com/office/word/2018/wordml/cex" xmlns:w16cid="http://schemas.microsoft.com/office/word/2016/wordml/cid" xmlns:w16="http://schemas.microsoft.com/office/word/2018/wordml" xmlns:w16sdtdh="http://schemas.microsoft.com/office/word/2020/wordml/sdtdatahash" xmlns:w16se="http://schemas.microsoft.com/office/word/2015/wordml/symex" xmlns:wpg="http://schemas.microsoft.com/office/word/2010/wordprocessingGroup" xmlns:wpi="http://schemas.microsoft.com/office/word/2010/wordprocessingInk" xmlns:wne="http://schemas.microsoft.com/office/word/2006/wordml" xmlns:wps="http://schemas.microsoft.com/office/word/2010/wordprocessingShape" mc:Ignorable="w14 w15 w16se w16cid w16 w16cex w16sdtdh wp14">
+<w:ftr xmlns:wpc="http://schemas.microsoft.com/office/word/2010/wordprocessingCanvas" xmlns:cx="http://schemas.microsoft.com/office/drawing/2014/chartex" xmlns:cx1="http://schemas.microsoft.com/office/drawing/2015/9/8/chartex" xmlns:cx2="http://schemas.microsoft.com/office/drawing/2015/10/21/chartex" xmlns:cx3="http://schemas.microsoft.com/office/drawing/2016/5/9/chartex" xmlns:cx4="http://schemas.microsoft.com/office/drawing/2016/5/10/chartex" xmlns:cx5="http://schemas.microsoft.com/office/drawing/2016/5/11/chartex" xmlns:cx6="http://schemas.microsoft.com/office/drawing/2016/5/12/chartex" xmlns:cx7="http://schemas.microsoft.com/office/drawing/2016/5/13/chartex" xmlns:cx8="http://schemas.microsoft.com/office/drawing/2016/5/14/chartex" xmlns:mc="http://schemas.openxmlformats.org/markup-compatibility/2006" xmlns:aink="http://schemas.microsoft.com/office/drawing/2016/ink" xmlns:am3d="http://schemas.microsoft.com/office/drawing/2017/model3d" xmlns:o="urn:schemas-microsoft-com:office:office" xmlns:oel="http://schemas.microsoft.com/office/2019/extlst" xmlns:r="http://schemas.openxmlformats.org/officeDocument/2006/relationships" xmlns:m="http://schemas.openxmlformats.org/officeDocument/2006/math" xmlns:v="urn:schemas-microsoft-com:vml" xmlns:wp14="http://schemas.microsoft.com/office/word/2010/wordprocessingDrawing" xmlns:wp="http://schemas.openxmlformats.org/drawingml/2006/wordprocessingDrawing" xmlns:w10="urn:schemas-microsoft-com:office:word" xmlns:w="http://schemas.openxmlformats.org/wordprocessingml/2006/main" xmlns:w14="http://schemas.microsoft.com/office/word/2010/wordml" xmlns:w15="http://schemas.microsoft.com/office/word/2012/wordml" xmlns:w16cex="http://schemas.microsoft.com/office/word/2018/wordml/cex" xmlns:w16cid="http://schemas.microsoft.com/office/word/2016/wordml/cid" xmlns:w16="http://schemas.microsoft.com/office/word/2018/wordml" xmlns:w16du="http://schemas.microsoft.com/office/word/2023/wordml/word16du" xmlns:w16sdtdh="http://schemas.microsoft.com/office/word/2020/wordml/sdtdatahash" xmlns:w16sdtfl="http://schemas.microsoft.com/office/word/2024/wordml/sdtformatlock" xmlns:w16se="http://schemas.microsoft.com/office/word/2015/wordml/symex" xmlns:wpg="http://schemas.microsoft.com/office/word/2010/wordprocessingGroup" xmlns:wpi="http://schemas.microsoft.com/office/word/2010/wordprocessingInk" xmlns:wne="http://schemas.microsoft.com/office/word/2006/wordml" xmlns:wps="http://schemas.microsoft.com/office/word/2010/wordprocessingShape" mc:Ignorable="w14 w15 w16se w16cid w16 w16cex w16sdtdh w16sdtfl w16du wp14">
   <w:p>
     <w:pPr>
       <w:pBdr>
@@ -33782,7 +34311,7 @@
 </file>
 
 <file path=word/footer2.xml><?xml version="1.0" encoding="utf-8"?>
-<w:ftr xmlns:wpc="http://schemas.microsoft.com/office/word/2010/wordprocessingCanvas" xmlns:cx="http://schemas.microsoft.com/office/drawing/2014/chartex" xmlns:cx1="http://schemas.microsoft.com/office/drawing/2015/9/8/chartex" xmlns:cx2="http://schemas.microsoft.com/office/drawing/2015/10/21/chartex" xmlns:cx3="http://schemas.microsoft.com/office/drawing/2016/5/9/chartex" xmlns:cx4="http://schemas.microsoft.com/office/drawing/2016/5/10/chartex" xmlns:cx5="http://schemas.microsoft.com/office/drawing/2016/5/11/chartex" xmlns:cx6="http://schemas.microsoft.com/office/drawing/2016/5/12/chartex" xmlns:cx7="http://schemas.microsoft.com/office/drawing/2016/5/13/chartex" xmlns:cx8="http://schemas.microsoft.com/office/drawing/2016/5/14/chartex" xmlns:mc="http://schemas.openxmlformats.org/markup-compatibility/2006" xmlns:aink="http://schemas.microsoft.com/office/drawing/2016/ink" xmlns:am3d="http://schemas.microsoft.com/office/drawing/2017/model3d" xmlns:o="urn:schemas-microsoft-com:office:office" xmlns:oel="http://schemas.microsoft.com/office/2019/extlst" xmlns:r="http://schemas.openxmlformats.org/officeDocument/2006/relationships" xmlns:m="http://schemas.openxmlformats.org/officeDocument/2006/math" xmlns:v="urn:schemas-microsoft-com:vml" xmlns:wp14="http://schemas.microsoft.com/office/word/2010/wordprocessingDrawing" xmlns:wp="http://schemas.openxmlformats.org/drawingml/2006/wordprocessingDrawing" xmlns:w10="urn:schemas-microsoft-com:office:word" xmlns:w="http://schemas.openxmlformats.org/wordprocessingml/2006/main" xmlns:w14="http://schemas.microsoft.com/office/word/2010/wordml" xmlns:w15="http://schemas.microsoft.com/office/word/2012/wordml" xmlns:w16cex="http://schemas.microsoft.com/office/word/2018/wordml/cex" xmlns:w16cid="http://schemas.microsoft.com/office/word/2016/wordml/cid" xmlns:w16="http://schemas.microsoft.com/office/word/2018/wordml" xmlns:w16sdtdh="http://schemas.microsoft.com/office/word/2020/wordml/sdtdatahash" xmlns:w16se="http://schemas.microsoft.com/office/word/2015/wordml/symex" xmlns:wpg="http://schemas.microsoft.com/office/word/2010/wordprocessingGroup" xmlns:wpi="http://schemas.microsoft.com/office/word/2010/wordprocessingInk" xmlns:wne="http://schemas.microsoft.com/office/word/2006/wordml" xmlns:wps="http://schemas.microsoft.com/office/word/2010/wordprocessingShape" mc:Ignorable="w14 w15 w16se w16cid w16 w16cex w16sdtdh wp14">
+<w:ftr xmlns:wpc="http://schemas.microsoft.com/office/word/2010/wordprocessingCanvas" xmlns:cx="http://schemas.microsoft.com/office/drawing/2014/chartex" xmlns:cx1="http://schemas.microsoft.com/office/drawing/2015/9/8/chartex" xmlns:cx2="http://schemas.microsoft.com/office/drawing/2015/10/21/chartex" xmlns:cx3="http://schemas.microsoft.com/office/drawing/2016/5/9/chartex" xmlns:cx4="http://schemas.microsoft.com/office/drawing/2016/5/10/chartex" xmlns:cx5="http://schemas.microsoft.com/office/drawing/2016/5/11/chartex" xmlns:cx6="http://schemas.microsoft.com/office/drawing/2016/5/12/chartex" xmlns:cx7="http://schemas.microsoft.com/office/drawing/2016/5/13/chartex" xmlns:cx8="http://schemas.microsoft.com/office/drawing/2016/5/14/chartex" xmlns:mc="http://schemas.openxmlformats.org/markup-compatibility/2006" xmlns:aink="http://schemas.microsoft.com/office/drawing/2016/ink" xmlns:am3d="http://schemas.microsoft.com/office/drawing/2017/model3d" xmlns:o="urn:schemas-microsoft-com:office:office" xmlns:oel="http://schemas.microsoft.com/office/2019/extlst" xmlns:r="http://schemas.openxmlformats.org/officeDocument/2006/relationships" xmlns:m="http://schemas.openxmlformats.org/officeDocument/2006/math" xmlns:v="urn:schemas-microsoft-com:vml" xmlns:wp14="http://schemas.microsoft.com/office/word/2010/wordprocessingDrawing" xmlns:wp="http://schemas.openxmlformats.org/drawingml/2006/wordprocessingDrawing" xmlns:w10="urn:schemas-microsoft-com:office:word" xmlns:w="http://schemas.openxmlformats.org/wordprocessingml/2006/main" xmlns:w14="http://schemas.microsoft.com/office/word/2010/wordml" xmlns:w15="http://schemas.microsoft.com/office/word/2012/wordml" xmlns:w16cex="http://schemas.microsoft.com/office/word/2018/wordml/cex" xmlns:w16cid="http://schemas.microsoft.com/office/word/2016/wordml/cid" xmlns:w16="http://schemas.microsoft.com/office/word/2018/wordml" xmlns:w16du="http://schemas.microsoft.com/office/word/2023/wordml/word16du" xmlns:w16sdtdh="http://schemas.microsoft.com/office/word/2020/wordml/sdtdatahash" xmlns:w16sdtfl="http://schemas.microsoft.com/office/word/2024/wordml/sdtformatlock" xmlns:w16se="http://schemas.microsoft.com/office/word/2015/wordml/symex" xmlns:wpg="http://schemas.microsoft.com/office/word/2010/wordprocessingGroup" xmlns:wpi="http://schemas.microsoft.com/office/word/2010/wordprocessingInk" xmlns:wne="http://schemas.microsoft.com/office/word/2006/wordml" xmlns:wps="http://schemas.microsoft.com/office/word/2010/wordprocessingShape" mc:Ignorable="w14 w15 w16se w16cid w16 w16cex w16sdtdh w16sdtfl w16du wp14">
   <w:p>
     <w:pPr>
       <w:pBdr>
@@ -34002,7 +34531,7 @@
 </file>
 
 <file path=word/footnotes.xml><?xml version="1.0" encoding="utf-8"?>
-<w:footnotes xmlns:wpc="http://schemas.microsoft.com/office/word/2010/wordprocessingCanvas" xmlns:cx="http://schemas.microsoft.com/office/drawing/2014/chartex" xmlns:cx1="http://schemas.microsoft.com/office/drawing/2015/9/8/chartex" xmlns:cx2="http://schemas.microsoft.com/office/drawing/2015/10/21/chartex" xmlns:cx3="http://schemas.microsoft.com/office/drawing/2016/5/9/chartex" xmlns:cx4="http://schemas.microsoft.com/office/drawing/2016/5/10/chartex" xmlns:cx5="http://schemas.microsoft.com/office/drawing/2016/5/11/chartex" xmlns:cx6="http://schemas.microsoft.com/office/drawing/2016/5/12/chartex" xmlns:cx7="http://schemas.microsoft.com/office/drawing/2016/5/13/chartex" xmlns:cx8="http://schemas.microsoft.com/office/drawing/2016/5/14/chartex" xmlns:mc="http://schemas.openxmlformats.org/markup-compatibility/2006" xmlns:aink="http://schemas.microsoft.com/office/drawing/2016/ink" xmlns:am3d="http://schemas.microsoft.com/office/drawing/2017/model3d" xmlns:o="urn:schemas-microsoft-com:office:office" xmlns:oel="http://schemas.microsoft.com/office/2019/extlst" xmlns:r="http://schemas.openxmlformats.org/officeDocument/2006/relationships" xmlns:m="http://schemas.openxmlformats.org/officeDocument/2006/math" xmlns:v="urn:schemas-microsoft-com:vml" xmlns:wp14="http://schemas.microsoft.com/office/word/2010/wordprocessingDrawing" xmlns:wp="http://schemas.openxmlformats.org/drawingml/2006/wordprocessingDrawing" xmlns:w10="urn:schemas-microsoft-com:office:word" xmlns:w="http://schemas.openxmlformats.org/wordprocessingml/2006/main" xmlns:w14="http://schemas.microsoft.com/office/word/2010/wordml" xmlns:w15="http://schemas.microsoft.com/office/word/2012/wordml" xmlns:w16cex="http://schemas.microsoft.com/office/word/2018/wordml/cex" xmlns:w16cid="http://schemas.microsoft.com/office/word/2016/wordml/cid" xmlns:w16="http://schemas.microsoft.com/office/word/2018/wordml" xmlns:w16sdtdh="http://schemas.microsoft.com/office/word/2020/wordml/sdtdatahash" xmlns:w16se="http://schemas.microsoft.com/office/word/2015/wordml/symex" xmlns:wpg="http://schemas.microsoft.com/office/word/2010/wordprocessingGroup" xmlns:wpi="http://schemas.microsoft.com/office/word/2010/wordprocessingInk" xmlns:wne="http://schemas.microsoft.com/office/word/2006/wordml" xmlns:wps="http://schemas.microsoft.com/office/word/2010/wordprocessingShape" mc:Ignorable="w14 w15 w16se w16cid w16 w16cex w16sdtdh wp14">
+<w:footnotes xmlns:wpc="http://schemas.microsoft.com/office/word/2010/wordprocessingCanvas" xmlns:cx="http://schemas.microsoft.com/office/drawing/2014/chartex" xmlns:cx1="http://schemas.microsoft.com/office/drawing/2015/9/8/chartex" xmlns:cx2="http://schemas.microsoft.com/office/drawing/2015/10/21/chartex" xmlns:cx3="http://schemas.microsoft.com/office/drawing/2016/5/9/chartex" xmlns:cx4="http://schemas.microsoft.com/office/drawing/2016/5/10/chartex" xmlns:cx5="http://schemas.microsoft.com/office/drawing/2016/5/11/chartex" xmlns:cx6="http://schemas.microsoft.com/office/drawing/2016/5/12/chartex" xmlns:cx7="http://schemas.microsoft.com/office/drawing/2016/5/13/chartex" xmlns:cx8="http://schemas.microsoft.com/office/drawing/2016/5/14/chartex" xmlns:mc="http://schemas.openxmlformats.org/markup-compatibility/2006" xmlns:aink="http://schemas.microsoft.com/office/drawing/2016/ink" xmlns:am3d="http://schemas.microsoft.com/office/drawing/2017/model3d" xmlns:o="urn:schemas-microsoft-com:office:office" xmlns:oel="http://schemas.microsoft.com/office/2019/extlst" xmlns:r="http://schemas.openxmlformats.org/officeDocument/2006/relationships" xmlns:m="http://schemas.openxmlformats.org/officeDocument/2006/math" xmlns:v="urn:schemas-microsoft-com:vml" xmlns:wp14="http://schemas.microsoft.com/office/word/2010/wordprocessingDrawing" xmlns:wp="http://schemas.openxmlformats.org/drawingml/2006/wordprocessingDrawing" xmlns:w10="urn:schemas-microsoft-com:office:word" xmlns:w="http://schemas.openxmlformats.org/wordprocessingml/2006/main" xmlns:w14="http://schemas.microsoft.com/office/word/2010/wordml" xmlns:w15="http://schemas.microsoft.com/office/word/2012/wordml" xmlns:w16cex="http://schemas.microsoft.com/office/word/2018/wordml/cex" xmlns:w16cid="http://schemas.microsoft.com/office/word/2016/wordml/cid" xmlns:w16="http://schemas.microsoft.com/office/word/2018/wordml" xmlns:w16du="http://schemas.microsoft.com/office/word/2023/wordml/word16du" xmlns:w16sdtdh="http://schemas.microsoft.com/office/word/2020/wordml/sdtdatahash" xmlns:w16sdtfl="http://schemas.microsoft.com/office/word/2024/wordml/sdtformatlock" xmlns:w16se="http://schemas.microsoft.com/office/word/2015/wordml/symex" xmlns:wpg="http://schemas.microsoft.com/office/word/2010/wordprocessingGroup" xmlns:wpi="http://schemas.microsoft.com/office/word/2010/wordprocessingInk" xmlns:wne="http://schemas.microsoft.com/office/word/2006/wordml" xmlns:wps="http://schemas.microsoft.com/office/word/2010/wordprocessingShape" mc:Ignorable="w14 w15 w16se w16cid w16 w16cex w16sdtdh w16sdtfl w16du wp14">
   <w:footnote w:type="separator" w:id="-1">
     <w:p>
       <w:pPr>
@@ -34027,7 +34556,7 @@
 </file>
 
 <file path=word/header1.xml><?xml version="1.0" encoding="utf-8"?>
-<w:hdr xmlns:wpc="http://schemas.microsoft.com/office/word/2010/wordprocessingCanvas" xmlns:cx="http://schemas.microsoft.com/office/drawing/2014/chartex" xmlns:cx1="http://schemas.microsoft.com/office/drawing/2015/9/8/chartex" xmlns:cx2="http://schemas.microsoft.com/office/drawing/2015/10/21/chartex" xmlns:cx3="http://schemas.microsoft.com/office/drawing/2016/5/9/chartex" xmlns:cx4="http://schemas.microsoft.com/office/drawing/2016/5/10/chartex" xmlns:cx5="http://schemas.microsoft.com/office/drawing/2016/5/11/chartex" xmlns:cx6="http://schemas.microsoft.com/office/drawing/2016/5/12/chartex" xmlns:cx7="http://schemas.microsoft.com/office/drawing/2016/5/13/chartex" xmlns:cx8="http://schemas.microsoft.com/office/drawing/2016/5/14/chartex" xmlns:mc="http://schemas.openxmlformats.org/markup-compatibility/2006" xmlns:aink="http://schemas.microsoft.com/office/drawing/2016/ink" xmlns:am3d="http://schemas.microsoft.com/office/drawing/2017/model3d" xmlns:o="urn:schemas-microsoft-com:office:office" xmlns:oel="http://schemas.microsoft.com/office/2019/extlst" xmlns:r="http://schemas.openxmlformats.org/officeDocument/2006/relationships" xmlns:m="http://schemas.openxmlformats.org/officeDocument/2006/math" xmlns:v="urn:schemas-microsoft-com:vml" xmlns:wp14="http://schemas.microsoft.com/office/word/2010/wordprocessingDrawing" xmlns:wp="http://schemas.openxmlformats.org/drawingml/2006/wordprocessingDrawing" xmlns:w10="urn:schemas-microsoft-com:office:word" xmlns:w="http://schemas.openxmlformats.org/wordprocessingml/2006/main" xmlns:w14="http://schemas.microsoft.com/office/word/2010/wordml" xmlns:w15="http://schemas.microsoft.com/office/word/2012/wordml" xmlns:w16cex="http://schemas.microsoft.com/office/word/2018/wordml/cex" xmlns:w16cid="http://schemas.microsoft.com/office/word/2016/wordml/cid" xmlns:w16="http://schemas.microsoft.com/office/word/2018/wordml" xmlns:w16sdtdh="http://schemas.microsoft.com/office/word/2020/wordml/sdtdatahash" xmlns:w16se="http://schemas.microsoft.com/office/word/2015/wordml/symex" xmlns:wpg="http://schemas.microsoft.com/office/word/2010/wordprocessingGroup" xmlns:wpi="http://schemas.microsoft.com/office/word/2010/wordprocessingInk" xmlns:wne="http://schemas.microsoft.com/office/word/2006/wordml" xmlns:wps="http://schemas.microsoft.com/office/word/2010/wordprocessingShape" mc:Ignorable="w14 w15 w16se w16cid w16 w16cex w16sdtdh wp14">
+<w:hdr xmlns:wpc="http://schemas.microsoft.com/office/word/2010/wordprocessingCanvas" xmlns:cx="http://schemas.microsoft.com/office/drawing/2014/chartex" xmlns:cx1="http://schemas.microsoft.com/office/drawing/2015/9/8/chartex" xmlns:cx2="http://schemas.microsoft.com/office/drawing/2015/10/21/chartex" xmlns:cx3="http://schemas.microsoft.com/office/drawing/2016/5/9/chartex" xmlns:cx4="http://schemas.microsoft.com/office/drawing/2016/5/10/chartex" xmlns:cx5="http://schemas.microsoft.com/office/drawing/2016/5/11/chartex" xmlns:cx6="http://schemas.microsoft.com/office/drawing/2016/5/12/chartex" xmlns:cx7="http://schemas.microsoft.com/office/drawing/2016/5/13/chartex" xmlns:cx8="http://schemas.microsoft.com/office/drawing/2016/5/14/chartex" xmlns:mc="http://schemas.openxmlformats.org/markup-compatibility/2006" xmlns:aink="http://schemas.microsoft.com/office/drawing/2016/ink" xmlns:am3d="http://schemas.microsoft.com/office/drawing/2017/model3d" xmlns:o="urn:schemas-microsoft-com:office:office" xmlns:oel="http://schemas.microsoft.com/office/2019/extlst" xmlns:r="http://schemas.openxmlformats.org/officeDocument/2006/relationships" xmlns:m="http://schemas.openxmlformats.org/officeDocument/2006/math" xmlns:v="urn:schemas-microsoft-com:vml" xmlns:wp14="http://schemas.microsoft.com/office/word/2010/wordprocessingDrawing" xmlns:wp="http://schemas.openxmlformats.org/drawingml/2006/wordprocessingDrawing" xmlns:w10="urn:schemas-microsoft-com:office:word" xmlns:w="http://schemas.openxmlformats.org/wordprocessingml/2006/main" xmlns:w14="http://schemas.microsoft.com/office/word/2010/wordml" xmlns:w15="http://schemas.microsoft.com/office/word/2012/wordml" xmlns:w16cex="http://schemas.microsoft.com/office/word/2018/wordml/cex" xmlns:w16cid="http://schemas.microsoft.com/office/word/2016/wordml/cid" xmlns:w16="http://schemas.microsoft.com/office/word/2018/wordml" xmlns:w16du="http://schemas.microsoft.com/office/word/2023/wordml/word16du" xmlns:w16sdtdh="http://schemas.microsoft.com/office/word/2020/wordml/sdtdatahash" xmlns:w16sdtfl="http://schemas.microsoft.com/office/word/2024/wordml/sdtformatlock" xmlns:w16se="http://schemas.microsoft.com/office/word/2015/wordml/symex" xmlns:wpg="http://schemas.microsoft.com/office/word/2010/wordprocessingGroup" xmlns:wpi="http://schemas.microsoft.com/office/word/2010/wordprocessingInk" xmlns:wne="http://schemas.microsoft.com/office/word/2006/wordml" xmlns:wps="http://schemas.microsoft.com/office/word/2010/wordprocessingShape" mc:Ignorable="w14 w15 w16se w16cid w16 w16cex w16sdtdh w16sdtfl w16du wp14">
   <w:p>
     <w:pPr>
       <w:pStyle w:val="Header"/>
@@ -34048,7 +34577,7 @@
 </file>
 
 <file path=word/header2.xml><?xml version="1.0" encoding="utf-8"?>
-<w:hdr xmlns:wpc="http://schemas.microsoft.com/office/word/2010/wordprocessingCanvas" xmlns:cx="http://schemas.microsoft.com/office/drawing/2014/chartex" xmlns:cx1="http://schemas.microsoft.com/office/drawing/2015/9/8/chartex" xmlns:cx2="http://schemas.microsoft.com/office/drawing/2015/10/21/chartex" xmlns:cx3="http://schemas.microsoft.com/office/drawing/2016/5/9/chartex" xmlns:cx4="http://schemas.microsoft.com/office/drawing/2016/5/10/chartex" xmlns:cx5="http://schemas.microsoft.com/office/drawing/2016/5/11/chartex" xmlns:cx6="http://schemas.microsoft.com/office/drawing/2016/5/12/chartex" xmlns:cx7="http://schemas.microsoft.com/office/drawing/2016/5/13/chartex" xmlns:cx8="http://schemas.microsoft.com/office/drawing/2016/5/14/chartex" xmlns:mc="http://schemas.openxmlformats.org/markup-compatibility/2006" xmlns:aink="http://schemas.microsoft.com/office/drawing/2016/ink" xmlns:am3d="http://schemas.microsoft.com/office/drawing/2017/model3d" xmlns:o="urn:schemas-microsoft-com:office:office" xmlns:oel="http://schemas.microsoft.com/office/2019/extlst" xmlns:r="http://schemas.openxmlformats.org/officeDocument/2006/relationships" xmlns:m="http://schemas.openxmlformats.org/officeDocument/2006/math" xmlns:v="urn:schemas-microsoft-com:vml" xmlns:wp14="http://schemas.microsoft.com/office/word/2010/wordprocessingDrawing" xmlns:wp="http://schemas.openxmlformats.org/drawingml/2006/wordprocessingDrawing" xmlns:w10="urn:schemas-microsoft-com:office:word" xmlns:w="http://schemas.openxmlformats.org/wordprocessingml/2006/main" xmlns:w14="http://schemas.microsoft.com/office/word/2010/wordml" xmlns:w15="http://schemas.microsoft.com/office/word/2012/wordml" xmlns:w16cex="http://schemas.microsoft.com/office/word/2018/wordml/cex" xmlns:w16cid="http://schemas.microsoft.com/office/word/2016/wordml/cid" xmlns:w16="http://schemas.microsoft.com/office/word/2018/wordml" xmlns:w16sdtdh="http://schemas.microsoft.com/office/word/2020/wordml/sdtdatahash" xmlns:w16se="http://schemas.microsoft.com/office/word/2015/wordml/symex" xmlns:wpg="http://schemas.microsoft.com/office/word/2010/wordprocessingGroup" xmlns:wpi="http://schemas.microsoft.com/office/word/2010/wordprocessingInk" xmlns:wne="http://schemas.microsoft.com/office/word/2006/wordml" xmlns:wps="http://schemas.microsoft.com/office/word/2010/wordprocessingShape" mc:Ignorable="w14 w15 w16se w16cid w16 w16cex w16sdtdh wp14">
+<w:hdr xmlns:wpc="http://schemas.microsoft.com/office/word/2010/wordprocessingCanvas" xmlns:cx="http://schemas.microsoft.com/office/drawing/2014/chartex" xmlns:cx1="http://schemas.microsoft.com/office/drawing/2015/9/8/chartex" xmlns:cx2="http://schemas.microsoft.com/office/drawing/2015/10/21/chartex" xmlns:cx3="http://schemas.microsoft.com/office/drawing/2016/5/9/chartex" xmlns:cx4="http://schemas.microsoft.com/office/drawing/2016/5/10/chartex" xmlns:cx5="http://schemas.microsoft.com/office/drawing/2016/5/11/chartex" xmlns:cx6="http://schemas.microsoft.com/office/drawing/2016/5/12/chartex" xmlns:cx7="http://schemas.microsoft.com/office/drawing/2016/5/13/chartex" xmlns:cx8="http://schemas.microsoft.com/office/drawing/2016/5/14/chartex" xmlns:mc="http://schemas.openxmlformats.org/markup-compatibility/2006" xmlns:aink="http://schemas.microsoft.com/office/drawing/2016/ink" xmlns:am3d="http://schemas.microsoft.com/office/drawing/2017/model3d" xmlns:o="urn:schemas-microsoft-com:office:office" xmlns:oel="http://schemas.microsoft.com/office/2019/extlst" xmlns:r="http://schemas.openxmlformats.org/officeDocument/2006/relationships" xmlns:m="http://schemas.openxmlformats.org/officeDocument/2006/math" xmlns:v="urn:schemas-microsoft-com:vml" xmlns:wp14="http://schemas.microsoft.com/office/word/2010/wordprocessingDrawing" xmlns:wp="http://schemas.openxmlformats.org/drawingml/2006/wordprocessingDrawing" xmlns:w10="urn:schemas-microsoft-com:office:word" xmlns:w="http://schemas.openxmlformats.org/wordprocessingml/2006/main" xmlns:w14="http://schemas.microsoft.com/office/word/2010/wordml" xmlns:w15="http://schemas.microsoft.com/office/word/2012/wordml" xmlns:w16cex="http://schemas.microsoft.com/office/word/2018/wordml/cex" xmlns:w16cid="http://schemas.microsoft.com/office/word/2016/wordml/cid" xmlns:w16="http://schemas.microsoft.com/office/word/2018/wordml" xmlns:w16du="http://schemas.microsoft.com/office/word/2023/wordml/word16du" xmlns:w16sdtdh="http://schemas.microsoft.com/office/word/2020/wordml/sdtdatahash" xmlns:w16sdtfl="http://schemas.microsoft.com/office/word/2024/wordml/sdtformatlock" xmlns:w16se="http://schemas.microsoft.com/office/word/2015/wordml/symex" xmlns:wpg="http://schemas.microsoft.com/office/word/2010/wordprocessingGroup" xmlns:wpi="http://schemas.microsoft.com/office/word/2010/wordprocessingInk" xmlns:wne="http://schemas.microsoft.com/office/word/2006/wordml" xmlns:wps="http://schemas.microsoft.com/office/word/2010/wordprocessingShape" mc:Ignorable="w14 w15 w16se w16cid w16 w16cex w16sdtdh w16sdtfl w16du wp14">
   <w:p>
     <w:pPr>
       <w:pStyle w:val="Header"/>
@@ -34061,7 +34590,7 @@
 </file>
 
 <file path=word/styles.xml><?xml version="1.0" encoding="utf-8"?>
-<w:styles xmlns:mc="http://schemas.openxmlformats.org/markup-compatibility/2006" xmlns:r="http://schemas.openxmlformats.org/officeDocument/2006/relationships" xmlns:w="http://schemas.openxmlformats.org/wordprocessingml/2006/main" xmlns:w14="http://schemas.microsoft.com/office/word/2010/wordml" xmlns:w15="http://schemas.microsoft.com/office/word/2012/wordml" xmlns:w16cex="http://schemas.microsoft.com/office/word/2018/wordml/cex" xmlns:w16cid="http://schemas.microsoft.com/office/word/2016/wordml/cid" xmlns:w16="http://schemas.microsoft.com/office/word/2018/wordml" xmlns:w16sdtdh="http://schemas.microsoft.com/office/word/2020/wordml/sdtdatahash" xmlns:w16se="http://schemas.microsoft.com/office/word/2015/wordml/symex" mc:Ignorable="w14 w15 w16se w16cid w16 w16cex w16sdtdh">
+<w:styles xmlns:mc="http://schemas.openxmlformats.org/markup-compatibility/2006" xmlns:r="http://schemas.openxmlformats.org/officeDocument/2006/relationships" xmlns:w="http://schemas.openxmlformats.org/wordprocessingml/2006/main" xmlns:w14="http://schemas.microsoft.com/office/word/2010/wordml" xmlns:w15="http://schemas.microsoft.com/office/word/2012/wordml" xmlns:w16cex="http://schemas.microsoft.com/office/word/2018/wordml/cex" xmlns:w16cid="http://schemas.microsoft.com/office/word/2016/wordml/cid" xmlns:w16="http://schemas.microsoft.com/office/word/2018/wordml" xmlns:w16du="http://schemas.microsoft.com/office/word/2023/wordml/word16du" xmlns:w16sdtdh="http://schemas.microsoft.com/office/word/2020/wordml/sdtdatahash" xmlns:w16sdtfl="http://schemas.microsoft.com/office/word/2024/wordml/sdtformatlock" xmlns:w16se="http://schemas.microsoft.com/office/word/2015/wordml/symex" mc:Ignorable="w14 w15 w16se w16cid w16 w16cex w16sdtdh w16sdtfl w16du">
   <w:docDefaults>
     <w:rPrDefault>
       <w:rPr>

--- a/TS Jatai Ghanam Project/TS 4.2/TS 4.2 Jatai Tamil Corrections.docx
+++ b/TS Jatai Ghanam Project/TS 4.2/TS 4.2 Jatai Tamil Corrections.docx
@@ -366,32 +366,6 @@
           <w:u w:val="single"/>
         </w:rPr>
       </w:pPr>
-    </w:p>
-    <w:p>
-      <w:pPr>
-        <w:spacing w:before="0" w:line="240" w:lineRule="auto"/>
-        <w:jc w:val="center"/>
-        <w:rPr>
-          <w:b/>
-          <w:bCs/>
-          <w:sz w:val="32"/>
-          <w:szCs w:val="32"/>
-          <w:u w:val="single"/>
-        </w:rPr>
-      </w:pPr>
-    </w:p>
-    <w:p>
-      <w:pPr>
-        <w:spacing w:before="0" w:line="240" w:lineRule="auto"/>
-        <w:jc w:val="center"/>
-        <w:rPr>
-          <w:b/>
-          <w:bCs/>
-          <w:sz w:val="32"/>
-          <w:szCs w:val="32"/>
-          <w:u w:val="single"/>
-        </w:rPr>
-      </w:pPr>
       <w:r>
         <w:rPr>
           <w:b/>
@@ -402,7 +376,6 @@
         </w:rPr>
         <w:t xml:space="preserve">TS </w:t>
       </w:r>
-      <w:proofErr w:type="gramStart"/>
       <w:r>
         <w:rPr>
           <w:b/>
@@ -431,18 +404,7 @@
           <w:szCs w:val="32"/>
           <w:u w:val="single"/>
         </w:rPr>
-        <w:t>–</w:t>
-      </w:r>
-      <w:proofErr w:type="gramEnd"/>
-      <w:r>
-        <w:rPr>
-          <w:b/>
-          <w:bCs/>
-          <w:sz w:val="32"/>
-          <w:szCs w:val="32"/>
-          <w:u w:val="single"/>
-        </w:rPr>
-        <w:t xml:space="preserve"> TS </w:t>
+        <w:t xml:space="preserve">– TS </w:t>
       </w:r>
       <w:r>
         <w:rPr>
@@ -800,7 +762,6 @@
               </w:rPr>
               <w:t>)</w:t>
             </w:r>
-            <w:proofErr w:type="gramStart"/>
             <w:r>
               <w:rPr>
                 <w:rFonts w:ascii="Latha" w:hAnsi="Latha" w:cs="Latha"/>
@@ -818,7 +779,6 @@
               </w:rPr>
               <w:t>அனு</w:t>
             </w:r>
-            <w:proofErr w:type="gramEnd"/>
             <w:r>
               <w:rPr>
                 <w:rFonts w:ascii="BRH Tamil Tab Extra" w:hAnsi="BRH Tamil Tab Extra" w:cs="Latha"/>
@@ -1112,7 +1072,6 @@
               </w:rPr>
               <w:t>)</w:t>
             </w:r>
-            <w:proofErr w:type="gramStart"/>
             <w:r>
               <w:rPr>
                 <w:rFonts w:ascii="Latha" w:hAnsi="Latha" w:cs="Latha"/>
@@ -1130,7 +1089,6 @@
               </w:rPr>
               <w:t>அனு</w:t>
             </w:r>
-            <w:proofErr w:type="gramEnd"/>
             <w:r>
               <w:rPr>
                 <w:rFonts w:ascii="BRH Tamil Tab Extra" w:hAnsi="BRH Tamil Tab Extra" w:cs="Latha"/>
@@ -1428,7 +1386,6 @@
               </w:rPr>
               <w:t>)</w:t>
             </w:r>
-            <w:proofErr w:type="gramStart"/>
             <w:r>
               <w:rPr>
                 <w:rFonts w:ascii="Latha" w:hAnsi="Latha" w:cs="Latha"/>
@@ -1446,7 +1403,6 @@
               </w:rPr>
               <w:t>அனு</w:t>
             </w:r>
-            <w:proofErr w:type="gramEnd"/>
             <w:r>
               <w:rPr>
                 <w:rFonts w:ascii="BRH Tamil Tab Extra" w:hAnsi="BRH Tamil Tab Extra" w:cs="Latha"/>
@@ -1730,7 +1686,6 @@
               </w:rPr>
               <w:t>)</w:t>
             </w:r>
-            <w:proofErr w:type="gramStart"/>
             <w:r>
               <w:rPr>
                 <w:rFonts w:ascii="Latha" w:hAnsi="Latha" w:cs="Latha"/>
@@ -1748,7 +1703,6 @@
               </w:rPr>
               <w:t>அனு</w:t>
             </w:r>
-            <w:proofErr w:type="gramEnd"/>
             <w:r>
               <w:rPr>
                 <w:rFonts w:ascii="BRH Tamil Tab Extra" w:hAnsi="BRH Tamil Tab Extra" w:cs="Latha"/>
@@ -2628,7 +2582,6 @@
               </w:rPr>
               <w:t>)</w:t>
             </w:r>
-            <w:proofErr w:type="gramStart"/>
             <w:r>
               <w:rPr>
                 <w:rFonts w:ascii="Latha" w:hAnsi="Latha" w:cs="Latha"/>
@@ -2638,7 +2591,6 @@
               </w:rPr>
               <w:t>-  அனு</w:t>
             </w:r>
-            <w:proofErr w:type="gramEnd"/>
             <w:r>
               <w:rPr>
                 <w:rFonts w:ascii="BRH Tamil Tab Extra" w:hAnsi="BRH Tamil Tab Extra" w:cs="Latha"/>
@@ -2903,7 +2855,6 @@
               </w:rPr>
               <w:t>)</w:t>
             </w:r>
-            <w:proofErr w:type="gramStart"/>
             <w:r>
               <w:rPr>
                 <w:rFonts w:ascii="Latha" w:hAnsi="Latha" w:cs="Latha"/>
@@ -2913,7 +2864,6 @@
               </w:rPr>
               <w:t>-  அனு</w:t>
             </w:r>
-            <w:proofErr w:type="gramEnd"/>
             <w:r>
               <w:rPr>
                 <w:rFonts w:ascii="BRH Tamil Tab Extra" w:hAnsi="BRH Tamil Tab Extra" w:cs="Latha"/>
@@ -3181,7 +3131,6 @@
               </w:rPr>
               <w:t>)</w:t>
             </w:r>
-            <w:proofErr w:type="gramStart"/>
             <w:r>
               <w:rPr>
                 <w:rFonts w:ascii="Latha" w:hAnsi="Latha" w:cs="Latha"/>
@@ -3199,7 +3148,6 @@
               </w:rPr>
               <w:t>வ</w:t>
             </w:r>
-            <w:proofErr w:type="gramEnd"/>
             <w:r>
               <w:rPr>
                 <w:rFonts w:ascii="BRH Tamil Tab Extra" w:hAnsi="BRH Tamil Tab Extra" w:cs="Latha"/>
@@ -3649,7 +3597,6 @@
               </w:rPr>
               <w:t>)</w:t>
             </w:r>
-            <w:proofErr w:type="gramStart"/>
             <w:r>
               <w:rPr>
                 <w:rFonts w:ascii="Latha" w:hAnsi="Latha" w:cs="Latha"/>
@@ -3667,7 +3614,6 @@
               </w:rPr>
               <w:t>வ</w:t>
             </w:r>
-            <w:proofErr w:type="gramEnd"/>
             <w:r>
               <w:rPr>
                 <w:rFonts w:ascii="BRH Tamil Tab Extra" w:hAnsi="BRH Tamil Tab Extra" w:cs="Latha"/>
@@ -4124,7 +4070,6 @@
               </w:rPr>
               <w:t>2)</w:t>
             </w:r>
-            <w:proofErr w:type="gramStart"/>
             <w:r>
               <w:rPr>
                 <w:rFonts w:ascii="Latha" w:hAnsi="Latha" w:cs="Latha"/>
@@ -4142,7 +4087,6 @@
               </w:rPr>
               <w:t>ஸர்வா</w:t>
             </w:r>
-            <w:proofErr w:type="gramEnd"/>
             <w:r>
               <w:rPr>
                 <w:rFonts w:ascii="BRH Tamil Tab Extra" w:hAnsi="BRH Tamil Tab Extra" w:cs="Latha"/>
@@ -4579,7 +4523,6 @@
               </w:rPr>
               <w:t>3)</w:t>
             </w:r>
-            <w:proofErr w:type="gramStart"/>
             <w:r>
               <w:rPr>
                 <w:rFonts w:ascii="Latha" w:hAnsi="Latha" w:cs="Latha"/>
@@ -4597,7 +4540,6 @@
               </w:rPr>
               <w:t>வா</w:t>
             </w:r>
-            <w:proofErr w:type="gramEnd"/>
             <w:r>
               <w:rPr>
                 <w:rFonts w:ascii="BRH Tamil Tab Extra" w:hAnsi="BRH Tamil Tab Extra" w:cs="Latha"/>
@@ -5089,7 +5031,6 @@
               </w:rPr>
               <w:t>2)</w:t>
             </w:r>
-            <w:proofErr w:type="gramStart"/>
             <w:r>
               <w:rPr>
                 <w:rFonts w:ascii="Latha" w:hAnsi="Latha" w:cs="Latha"/>
@@ -5107,7 +5048,6 @@
               </w:rPr>
               <w:t>ஸர்வா</w:t>
             </w:r>
-            <w:proofErr w:type="gramEnd"/>
             <w:r>
               <w:rPr>
                 <w:rFonts w:ascii="BRH Tamil Tab Extra" w:hAnsi="BRH Tamil Tab Extra" w:cs="Latha"/>
@@ -5575,7 +5515,6 @@
               </w:rPr>
               <w:t>3)</w:t>
             </w:r>
-            <w:proofErr w:type="gramStart"/>
             <w:r>
               <w:rPr>
                 <w:rFonts w:ascii="Latha" w:hAnsi="Latha" w:cs="Latha"/>
@@ -5593,7 +5532,6 @@
               </w:rPr>
               <w:t>வா</w:t>
             </w:r>
-            <w:proofErr w:type="gramEnd"/>
             <w:r>
               <w:rPr>
                 <w:rFonts w:ascii="BRH Tamil Tab Extra" w:hAnsi="BRH Tamil Tab Extra" w:cs="Latha"/>
@@ -6137,7 +6075,6 @@
               </w:rPr>
               <w:t>)</w:t>
             </w:r>
-            <w:proofErr w:type="gramStart"/>
             <w:r>
               <w:rPr>
                 <w:rFonts w:ascii="Latha" w:hAnsi="Latha" w:cs="Latha"/>
@@ -6155,7 +6092,6 @@
               </w:rPr>
               <w:t>அக்</w:t>
             </w:r>
-            <w:proofErr w:type="gramEnd"/>
             <w:r>
               <w:rPr>
                 <w:rFonts w:ascii="Latha" w:hAnsi="Latha" w:cs="Latha"/>
@@ -6723,7 +6659,6 @@
               </w:rPr>
               <w:t>)</w:t>
             </w:r>
-            <w:proofErr w:type="gramStart"/>
             <w:r>
               <w:rPr>
                 <w:rFonts w:ascii="Latha" w:hAnsi="Latha" w:cs="Latha"/>
@@ -6741,7 +6676,6 @@
               </w:rPr>
               <w:t>அக்</w:t>
             </w:r>
-            <w:proofErr w:type="gramEnd"/>
             <w:r>
               <w:rPr>
                 <w:rFonts w:ascii="Latha" w:hAnsi="Latha" w:cs="Latha"/>
@@ -7289,7 +7223,6 @@
               </w:rPr>
               <w:t>4)</w:t>
             </w:r>
-            <w:proofErr w:type="gramStart"/>
             <w:r>
               <w:rPr>
                 <w:rFonts w:ascii="Latha" w:hAnsi="Latha" w:cs="Latha"/>
@@ -7307,7 +7240,6 @@
               </w:rPr>
               <w:t>அ</w:t>
             </w:r>
-            <w:proofErr w:type="gramEnd"/>
             <w:r>
               <w:rPr>
                 <w:rFonts w:ascii="BRH Tamil Tab Extra" w:hAnsi="BRH Tamil Tab Extra" w:cs="Latha"/>
@@ -7724,7 +7656,6 @@
               </w:rPr>
               <w:t>4)</w:t>
             </w:r>
-            <w:proofErr w:type="gramStart"/>
             <w:r>
               <w:rPr>
                 <w:rFonts w:ascii="Latha" w:hAnsi="Latha" w:cs="Latha"/>
@@ -7742,7 +7673,6 @@
               </w:rPr>
               <w:t>அ</w:t>
             </w:r>
-            <w:proofErr w:type="gramEnd"/>
             <w:r>
               <w:rPr>
                 <w:rFonts w:ascii="BRH Tamil Tab Extra" w:hAnsi="BRH Tamil Tab Extra" w:cs="Latha"/>
@@ -8136,7 +8066,6 @@
               </w:rPr>
               <w:t>.2.4(4)</w:t>
             </w:r>
-            <w:proofErr w:type="gramStart"/>
             <w:r>
               <w:rPr>
                 <w:rFonts w:ascii="Latha" w:hAnsi="Latha" w:cs="Latha"/>
@@ -8154,7 +8083,6 @@
               </w:rPr>
               <w:t>அ</w:t>
             </w:r>
-            <w:proofErr w:type="gramEnd"/>
             <w:r>
               <w:rPr>
                 <w:rFonts w:ascii="BRH Tamil Tab Extra" w:hAnsi="BRH Tamil Tab Extra" w:cs="Latha"/>
@@ -8398,442 +8326,386 @@
               <w:adjustRightInd w:val="0"/>
               <w:spacing w:before="0" w:line="240" w:lineRule="auto"/>
               <w:rPr>
-                <w:rFonts w:ascii="Latha" w:hAnsi="Latha" w:cs="Latha"/>
-                <w:szCs w:val="24"/>
-                <w:lang w:bidi="ta-IN"/>
-              </w:rPr>
-            </w:pPr>
-            <w:r>
-              <w:rPr>
-                <w:rFonts w:ascii="Latha" w:hAnsi="Latha" w:cs="Latha"/>
-                <w:szCs w:val="24"/>
-                <w:cs/>
-                <w:lang w:bidi="ta-IN"/>
-              </w:rPr>
-              <w:t>அ</w:t>
-            </w:r>
-            <w:r>
-              <w:rPr>
-                <w:rFonts w:ascii="BRH Tamil Tab Extra" w:hAnsi="BRH Tamil Tab Extra" w:cs="Latha"/>
-                <w:b/>
-                <w:bCs/>
-                <w:szCs w:val="28"/>
-                <w:lang w:bidi="ta-IN"/>
-              </w:rPr>
-              <w:t>…</w:t>
-            </w:r>
-            <w:r>
-              <w:rPr>
-                <w:rFonts w:ascii="Latha" w:hAnsi="Latha" w:cs="Latha"/>
-                <w:szCs w:val="24"/>
-                <w:cs/>
-                <w:lang w:bidi="ta-IN"/>
-              </w:rPr>
-              <w:t>க்</w:t>
-            </w:r>
-            <w:r>
-              <w:rPr>
-                <w:rFonts w:ascii="Latha" w:hAnsi="Latha" w:cs="Latha"/>
-                <w:b/>
-                <w:bCs/>
-                <w:position w:val="-12"/>
-                <w:szCs w:val="24"/>
-                <w:cs/>
-                <w:lang w:bidi="ta-IN"/>
-              </w:rPr>
-              <w:t>3</w:t>
-            </w:r>
-            <w:r>
-              <w:rPr>
-                <w:rFonts w:ascii="Latha" w:hAnsi="Latha" w:cs="Latha"/>
-                <w:szCs w:val="24"/>
-                <w:cs/>
-                <w:lang w:bidi="ta-IN"/>
-              </w:rPr>
-              <w:t>ன</w:t>
-            </w:r>
-            <w:r>
-              <w:rPr>
-                <w:rFonts w:ascii="BRH Tamil Tab Extra" w:hAnsi="BRH Tamil Tab Extra" w:cs="Latha"/>
-                <w:b/>
-                <w:bCs/>
-                <w:szCs w:val="28"/>
-                <w:lang w:bidi="ta-IN"/>
-              </w:rPr>
-              <w:t>…</w:t>
-            </w:r>
-            <w:r>
-              <w:rPr>
-                <w:rFonts w:ascii="Latha" w:hAnsi="Latha" w:cs="Latha"/>
-                <w:szCs w:val="24"/>
-                <w:lang w:bidi="ta-IN"/>
-              </w:rPr>
-              <w:t xml:space="preserve"> </w:t>
-            </w:r>
-            <w:r>
-              <w:rPr>
-                <w:rFonts w:ascii="Latha" w:hAnsi="Latha" w:cs="Latha"/>
-                <w:szCs w:val="24"/>
-                <w:cs/>
-                <w:lang w:bidi="ta-IN"/>
-              </w:rPr>
-              <w:t>உ</w:t>
-            </w:r>
-            <w:r>
-              <w:rPr>
-                <w:rFonts w:ascii="BRH Tamil Tab Extra" w:hAnsi="BRH Tamil Tab Extra" w:cs="Latha"/>
-                <w:b/>
-                <w:bCs/>
-                <w:szCs w:val="28"/>
-                <w:lang w:bidi="ta-IN"/>
-              </w:rPr>
-              <w:t>…</w:t>
-            </w:r>
-            <w:r>
-              <w:rPr>
-                <w:rFonts w:ascii="Latha" w:hAnsi="Latha" w:cs="Latha"/>
-                <w:szCs w:val="24"/>
-                <w:cs/>
-                <w:lang w:bidi="ta-IN"/>
-              </w:rPr>
-              <w:t>க்த</w:t>
-            </w:r>
-            <w:r>
-              <w:rPr>
-                <w:rFonts w:ascii="Latha" w:hAnsi="Latha" w:cs="Latha"/>
-                <w:b/>
-                <w:bCs/>
-                <w:position w:val="-12"/>
-                <w:szCs w:val="24"/>
-                <w:cs/>
-                <w:lang w:bidi="ta-IN"/>
-              </w:rPr>
-              <w:t>2</w:t>
-            </w:r>
-            <w:r>
-              <w:rPr>
-                <w:rFonts w:ascii="Latha" w:hAnsi="Latha" w:cs="Latha"/>
-                <w:szCs w:val="24"/>
-                <w:cs/>
-                <w:lang w:bidi="ta-IN"/>
-              </w:rPr>
-              <w:t>உக்</w:t>
-            </w:r>
-            <w:r>
-              <w:rPr>
-                <w:rFonts w:ascii="Latha" w:hAnsi="Latha" w:cs="Latha"/>
-                <w:szCs w:val="24"/>
-                <w:highlight w:val="yellow"/>
-                <w:cs/>
-                <w:lang w:bidi="ta-IN"/>
-              </w:rPr>
-              <w:t>த</w:t>
-            </w:r>
-            <w:r>
-              <w:rPr>
-                <w:rFonts w:ascii="BRH Tamil Tab Extra" w:hAnsi="BRH Tamil Tab Extra" w:cs="Latha"/>
-                <w:b/>
-                <w:bCs/>
-                <w:szCs w:val="28"/>
-                <w:highlight w:val="yellow"/>
-                <w:lang w:bidi="ta-IN"/>
-              </w:rPr>
-              <w:t>†</w:t>
-            </w:r>
-            <w:r>
-              <w:rPr>
-                <w:rFonts w:ascii="Latha" w:hAnsi="Latha" w:cs="Latha"/>
-                <w:b/>
-                <w:bCs/>
-                <w:position w:val="-12"/>
-                <w:szCs w:val="24"/>
-                <w:highlight w:val="yellow"/>
-                <w:cs/>
-                <w:lang w:bidi="ta-IN"/>
-              </w:rPr>
-              <w:t>2</w:t>
-            </w:r>
-            <w:r>
-              <w:rPr>
-                <w:rFonts w:ascii="Latha" w:hAnsi="Latha" w:cs="Latha"/>
-                <w:szCs w:val="24"/>
-                <w:cs/>
-                <w:lang w:bidi="ta-IN"/>
-              </w:rPr>
-              <w:t xml:space="preserve"> உ</w:t>
-            </w:r>
-            <w:r>
-              <w:rPr>
-                <w:rFonts w:ascii="BRH Tamil Tab Extra" w:hAnsi="BRH Tamil Tab Extra" w:cs="Latha"/>
-                <w:b/>
-                <w:bCs/>
-                <w:szCs w:val="28"/>
-                <w:lang w:bidi="ta-IN"/>
-              </w:rPr>
-              <w:t>…</w:t>
-            </w:r>
-            <w:r>
-              <w:rPr>
-                <w:rFonts w:ascii="Latha" w:hAnsi="Latha" w:cs="Latha"/>
-                <w:szCs w:val="24"/>
-                <w:cs/>
-                <w:lang w:bidi="ta-IN"/>
-              </w:rPr>
-              <w:t>க்த</w:t>
-            </w:r>
-            <w:r>
-              <w:rPr>
-                <w:rFonts w:ascii="Latha" w:hAnsi="Latha" w:cs="Latha"/>
-                <w:b/>
-                <w:bCs/>
-                <w:position w:val="-12"/>
-                <w:szCs w:val="24"/>
-                <w:cs/>
-                <w:lang w:bidi="ta-IN"/>
-              </w:rPr>
-              <w:t>2</w:t>
-            </w:r>
-            <w:r>
-              <w:rPr>
-                <w:rFonts w:ascii="Latha" w:hAnsi="Latha" w:cs="Latha"/>
-                <w:szCs w:val="24"/>
-                <w:cs/>
-                <w:lang w:bidi="ta-IN"/>
-              </w:rPr>
-              <w:t>உக்</w:t>
-            </w:r>
-            <w:r>
-              <w:rPr>
-                <w:rFonts w:ascii="Latha" w:hAnsi="Latha" w:cs="Latha"/>
-                <w:szCs w:val="24"/>
-                <w:highlight w:val="yellow"/>
-                <w:cs/>
-                <w:lang w:bidi="ta-IN"/>
-              </w:rPr>
-              <w:t>தே</w:t>
-            </w:r>
-            <w:r>
-              <w:rPr>
-                <w:rFonts w:ascii="BRH Tamil Tab Extra" w:hAnsi="BRH Tamil Tab Extra" w:cs="Latha"/>
-                <w:b/>
-                <w:bCs/>
-                <w:szCs w:val="28"/>
-                <w:highlight w:val="yellow"/>
-                <w:lang w:bidi="ta-IN"/>
-              </w:rPr>
-              <w:t>†</w:t>
-            </w:r>
-            <w:r>
-              <w:rPr>
-                <w:rFonts w:ascii="Latha" w:hAnsi="Latha" w:cs="Latha"/>
-                <w:b/>
-                <w:bCs/>
-                <w:position w:val="-12"/>
-                <w:szCs w:val="24"/>
-                <w:highlight w:val="yellow"/>
-                <w:cs/>
-                <w:lang w:bidi="ta-IN"/>
-              </w:rPr>
-              <w:t>2</w:t>
-            </w:r>
-            <w:r>
-              <w:rPr>
-                <w:rFonts w:ascii="Latha" w:hAnsi="Latha" w:cs="Latha"/>
-                <w:szCs w:val="24"/>
-                <w:cs/>
-                <w:lang w:bidi="ta-IN"/>
-              </w:rPr>
-              <w:t xml:space="preserve"> அக்</w:t>
-            </w:r>
-            <w:r>
-              <w:rPr>
-                <w:rFonts w:ascii="Latha" w:hAnsi="Latha" w:cs="Latha"/>
-                <w:b/>
-                <w:bCs/>
-                <w:position w:val="-12"/>
-                <w:szCs w:val="24"/>
-                <w:cs/>
-                <w:lang w:bidi="ta-IN"/>
-              </w:rPr>
-              <w:t>3</w:t>
-            </w:r>
-            <w:r>
-              <w:rPr>
-                <w:rFonts w:ascii="Latha" w:hAnsi="Latha" w:cs="Latha"/>
-                <w:szCs w:val="24"/>
-                <w:cs/>
-                <w:lang w:bidi="ta-IN"/>
-              </w:rPr>
-              <w:t>னே அக்</w:t>
-            </w:r>
-            <w:r>
-              <w:rPr>
-                <w:rFonts w:ascii="Latha" w:hAnsi="Latha" w:cs="Latha"/>
-                <w:b/>
-                <w:bCs/>
-                <w:position w:val="-12"/>
-                <w:szCs w:val="24"/>
-                <w:cs/>
-                <w:lang w:bidi="ta-IN"/>
-              </w:rPr>
-              <w:t>3</w:t>
-            </w:r>
-            <w:r>
-              <w:rPr>
-                <w:rFonts w:ascii="Latha" w:hAnsi="Latha" w:cs="Latha"/>
-                <w:szCs w:val="24"/>
-                <w:cs/>
-                <w:lang w:bidi="ta-IN"/>
-              </w:rPr>
-              <w:t>ன உ</w:t>
-            </w:r>
-            <w:r>
-              <w:rPr>
-                <w:rFonts w:ascii="BRH Tamil Tab Extra" w:hAnsi="BRH Tamil Tab Extra" w:cs="Latha"/>
-                <w:b/>
-                <w:bCs/>
-                <w:szCs w:val="28"/>
-                <w:lang w:bidi="ta-IN"/>
-              </w:rPr>
-              <w:t>…</w:t>
-            </w:r>
-            <w:r>
-              <w:rPr>
-                <w:rFonts w:ascii="Latha" w:hAnsi="Latha" w:cs="Latha"/>
-                <w:szCs w:val="24"/>
-                <w:cs/>
-                <w:lang w:bidi="ta-IN"/>
-              </w:rPr>
-              <w:t>க்த</w:t>
-            </w:r>
-            <w:r>
-              <w:rPr>
-                <w:rFonts w:ascii="Latha" w:hAnsi="Latha" w:cs="Latha"/>
-                <w:b/>
-                <w:bCs/>
-                <w:position w:val="-12"/>
-                <w:szCs w:val="24"/>
-                <w:cs/>
-                <w:lang w:bidi="ta-IN"/>
-              </w:rPr>
-              <w:t>2</w:t>
-            </w:r>
-            <w:r>
-              <w:rPr>
-                <w:rFonts w:ascii="Latha" w:hAnsi="Latha" w:cs="Latha"/>
-                <w:szCs w:val="24"/>
-                <w:cs/>
-                <w:lang w:bidi="ta-IN"/>
-              </w:rPr>
-              <w:t>உ</w:t>
-            </w:r>
-            <w:r>
-              <w:rPr>
-                <w:rFonts w:ascii="Latha" w:hAnsi="Latha" w:cs="Latha"/>
-                <w:szCs w:val="24"/>
-                <w:highlight w:val="yellow"/>
-                <w:cs/>
-                <w:lang w:bidi="ta-IN"/>
-              </w:rPr>
-              <w:t>க்தே</w:t>
-            </w:r>
-            <w:r>
-              <w:rPr>
-                <w:rFonts w:ascii="BRH Tamil Tab Extra" w:hAnsi="BRH Tamil Tab Extra" w:cs="Latha"/>
-                <w:b/>
-                <w:bCs/>
-                <w:szCs w:val="28"/>
-                <w:highlight w:val="yellow"/>
-                <w:lang w:bidi="ta-IN"/>
-              </w:rPr>
-              <w:t>‡</w:t>
-            </w:r>
-            <w:r>
-              <w:rPr>
-                <w:rFonts w:ascii="Latha" w:hAnsi="Latha" w:cs="Latha"/>
-                <w:b/>
-                <w:bCs/>
-                <w:position w:val="-12"/>
-                <w:szCs w:val="24"/>
-                <w:highlight w:val="yellow"/>
-                <w:cs/>
-                <w:lang w:bidi="ta-IN"/>
-              </w:rPr>
-              <w:t>2</w:t>
-            </w:r>
-            <w:r>
-              <w:rPr>
-                <w:rFonts w:ascii="Latha" w:hAnsi="Latha" w:cs="Latha"/>
-                <w:szCs w:val="24"/>
-                <w:cs/>
-                <w:lang w:bidi="ta-IN"/>
-              </w:rPr>
-              <w:t xml:space="preserve"> </w:t>
-            </w:r>
-            <w:r>
-              <w:rPr>
-                <w:rFonts w:ascii="Latha" w:hAnsi="Latha" w:cs="Latha"/>
-                <w:szCs w:val="24"/>
-                <w:lang w:bidi="ta-IN"/>
-              </w:rPr>
-              <w:t>|</w:t>
-            </w:r>
-          </w:p>
-          <w:p>
-            <w:pPr>
-              <w:widowControl w:val="0"/>
-              <w:autoSpaceDE w:val="0"/>
-              <w:autoSpaceDN w:val="0"/>
-              <w:adjustRightInd w:val="0"/>
-              <w:spacing w:before="0" w:line="240" w:lineRule="auto"/>
-              <w:rPr>
                 <w:rFonts w:cs="BRH Malayalam Extra"/>
                 <w:color w:val="FF0000"/>
                 <w:szCs w:val="40"/>
               </w:rPr>
             </w:pPr>
-          </w:p>
-          <w:p>
-            <w:pPr>
-              <w:widowControl w:val="0"/>
-              <w:autoSpaceDE w:val="0"/>
-              <w:autoSpaceDN w:val="0"/>
-              <w:adjustRightInd w:val="0"/>
-              <w:spacing w:before="0" w:line="240" w:lineRule="auto"/>
-              <w:rPr>
-                <w:rFonts w:cs="BRH Malayalam Extra"/>
-                <w:color w:val="FF0000"/>
-                <w:szCs w:val="40"/>
-              </w:rPr>
-            </w:pPr>
-          </w:p>
-          <w:p>
-            <w:pPr>
-              <w:widowControl w:val="0"/>
-              <w:autoSpaceDE w:val="0"/>
-              <w:autoSpaceDN w:val="0"/>
-              <w:adjustRightInd w:val="0"/>
-              <w:spacing w:before="0" w:line="240" w:lineRule="auto"/>
-              <w:rPr>
-                <w:rFonts w:cs="BRH Malayalam Extra"/>
-                <w:color w:val="FF0000"/>
-                <w:szCs w:val="40"/>
-              </w:rPr>
-            </w:pPr>
-          </w:p>
-          <w:p>
-            <w:pPr>
-              <w:widowControl w:val="0"/>
-              <w:autoSpaceDE w:val="0"/>
-              <w:autoSpaceDN w:val="0"/>
-              <w:adjustRightInd w:val="0"/>
-              <w:spacing w:before="0" w:line="240" w:lineRule="auto"/>
-              <w:rPr>
-                <w:rFonts w:cs="BRH Malayalam Extra"/>
-                <w:color w:val="FF0000"/>
-                <w:szCs w:val="40"/>
-              </w:rPr>
-            </w:pPr>
+            <w:r>
+              <w:rPr>
+                <w:rFonts w:ascii="Latha" w:hAnsi="Latha" w:cs="Latha"/>
+                <w:szCs w:val="24"/>
+                <w:cs/>
+                <w:lang w:bidi="ta-IN"/>
+              </w:rPr>
+              <w:t>அ</w:t>
+            </w:r>
+            <w:r>
+              <w:rPr>
+                <w:rFonts w:ascii="BRH Tamil Tab Extra" w:hAnsi="BRH Tamil Tab Extra" w:cs="Latha"/>
+                <w:b/>
+                <w:bCs/>
+                <w:szCs w:val="28"/>
+                <w:lang w:bidi="ta-IN"/>
+              </w:rPr>
+              <w:t>…</w:t>
+            </w:r>
+            <w:r>
+              <w:rPr>
+                <w:rFonts w:ascii="Latha" w:hAnsi="Latha" w:cs="Latha"/>
+                <w:szCs w:val="24"/>
+                <w:cs/>
+                <w:lang w:bidi="ta-IN"/>
+              </w:rPr>
+              <w:t>க்</w:t>
+            </w:r>
+            <w:r>
+              <w:rPr>
+                <w:rFonts w:ascii="Latha" w:hAnsi="Latha" w:cs="Latha"/>
+                <w:b/>
+                <w:bCs/>
+                <w:position w:val="-12"/>
+                <w:szCs w:val="24"/>
+                <w:cs/>
+                <w:lang w:bidi="ta-IN"/>
+              </w:rPr>
+              <w:t>3</w:t>
+            </w:r>
+            <w:r>
+              <w:rPr>
+                <w:rFonts w:ascii="Latha" w:hAnsi="Latha" w:cs="Latha"/>
+                <w:szCs w:val="24"/>
+                <w:cs/>
+                <w:lang w:bidi="ta-IN"/>
+              </w:rPr>
+              <w:t>ன</w:t>
+            </w:r>
+            <w:r>
+              <w:rPr>
+                <w:rFonts w:ascii="BRH Tamil Tab Extra" w:hAnsi="BRH Tamil Tab Extra" w:cs="Latha"/>
+                <w:b/>
+                <w:bCs/>
+                <w:szCs w:val="28"/>
+                <w:lang w:bidi="ta-IN"/>
+              </w:rPr>
+              <w:t>…</w:t>
+            </w:r>
+            <w:r>
+              <w:rPr>
+                <w:rFonts w:ascii="Latha" w:hAnsi="Latha" w:cs="Latha"/>
+                <w:szCs w:val="24"/>
+                <w:lang w:bidi="ta-IN"/>
+              </w:rPr>
+              <w:t xml:space="preserve"> </w:t>
+            </w:r>
+            <w:r>
+              <w:rPr>
+                <w:rFonts w:ascii="Latha" w:hAnsi="Latha" w:cs="Latha"/>
+                <w:szCs w:val="24"/>
+                <w:cs/>
+                <w:lang w:bidi="ta-IN"/>
+              </w:rPr>
+              <w:t>உ</w:t>
+            </w:r>
+            <w:r>
+              <w:rPr>
+                <w:rFonts w:ascii="BRH Tamil Tab Extra" w:hAnsi="BRH Tamil Tab Extra" w:cs="Latha"/>
+                <w:b/>
+                <w:bCs/>
+                <w:szCs w:val="28"/>
+                <w:lang w:bidi="ta-IN"/>
+              </w:rPr>
+              <w:t>…</w:t>
+            </w:r>
+            <w:r>
+              <w:rPr>
+                <w:rFonts w:ascii="Latha" w:hAnsi="Latha" w:cs="Latha"/>
+                <w:szCs w:val="24"/>
+                <w:cs/>
+                <w:lang w:bidi="ta-IN"/>
+              </w:rPr>
+              <w:t>க்த</w:t>
+            </w:r>
+            <w:r>
+              <w:rPr>
+                <w:rFonts w:ascii="Latha" w:hAnsi="Latha" w:cs="Latha"/>
+                <w:b/>
+                <w:bCs/>
+                <w:position w:val="-12"/>
+                <w:szCs w:val="24"/>
+                <w:cs/>
+                <w:lang w:bidi="ta-IN"/>
+              </w:rPr>
+              <w:t>2</w:t>
+            </w:r>
+            <w:r>
+              <w:rPr>
+                <w:rFonts w:ascii="Latha" w:hAnsi="Latha" w:cs="Latha"/>
+                <w:szCs w:val="24"/>
+                <w:cs/>
+                <w:lang w:bidi="ta-IN"/>
+              </w:rPr>
+              <w:t>உக்</w:t>
+            </w:r>
+            <w:r>
+              <w:rPr>
+                <w:rFonts w:ascii="Latha" w:hAnsi="Latha" w:cs="Latha"/>
+                <w:szCs w:val="24"/>
+                <w:highlight w:val="yellow"/>
+                <w:cs/>
+                <w:lang w:bidi="ta-IN"/>
+              </w:rPr>
+              <w:t>த</w:t>
+            </w:r>
+            <w:r>
+              <w:rPr>
+                <w:rFonts w:ascii="BRH Tamil Tab Extra" w:hAnsi="BRH Tamil Tab Extra" w:cs="Latha"/>
+                <w:b/>
+                <w:bCs/>
+                <w:szCs w:val="28"/>
+                <w:highlight w:val="yellow"/>
+                <w:lang w:bidi="ta-IN"/>
+              </w:rPr>
+              <w:t>†</w:t>
+            </w:r>
+            <w:r>
+              <w:rPr>
+                <w:rFonts w:ascii="Latha" w:hAnsi="Latha" w:cs="Latha"/>
+                <w:b/>
+                <w:bCs/>
+                <w:position w:val="-12"/>
+                <w:szCs w:val="24"/>
+                <w:highlight w:val="yellow"/>
+                <w:cs/>
+                <w:lang w:bidi="ta-IN"/>
+              </w:rPr>
+              <w:t>2</w:t>
+            </w:r>
+            <w:r>
+              <w:rPr>
+                <w:rFonts w:ascii="Latha" w:hAnsi="Latha" w:cs="Latha"/>
+                <w:szCs w:val="24"/>
+                <w:cs/>
+                <w:lang w:bidi="ta-IN"/>
+              </w:rPr>
+              <w:t xml:space="preserve"> உ</w:t>
+            </w:r>
+            <w:r>
+              <w:rPr>
+                <w:rFonts w:ascii="BRH Tamil Tab Extra" w:hAnsi="BRH Tamil Tab Extra" w:cs="Latha"/>
+                <w:b/>
+                <w:bCs/>
+                <w:szCs w:val="28"/>
+                <w:lang w:bidi="ta-IN"/>
+              </w:rPr>
+              <w:t>…</w:t>
+            </w:r>
+            <w:r>
+              <w:rPr>
+                <w:rFonts w:ascii="Latha" w:hAnsi="Latha" w:cs="Latha"/>
+                <w:szCs w:val="24"/>
+                <w:cs/>
+                <w:lang w:bidi="ta-IN"/>
+              </w:rPr>
+              <w:t>க்த</w:t>
+            </w:r>
+            <w:r>
+              <w:rPr>
+                <w:rFonts w:ascii="Latha" w:hAnsi="Latha" w:cs="Latha"/>
+                <w:b/>
+                <w:bCs/>
+                <w:position w:val="-12"/>
+                <w:szCs w:val="24"/>
+                <w:cs/>
+                <w:lang w:bidi="ta-IN"/>
+              </w:rPr>
+              <w:t>2</w:t>
+            </w:r>
+            <w:r>
+              <w:rPr>
+                <w:rFonts w:ascii="Latha" w:hAnsi="Latha" w:cs="Latha"/>
+                <w:szCs w:val="24"/>
+                <w:cs/>
+                <w:lang w:bidi="ta-IN"/>
+              </w:rPr>
+              <w:t>உக்</w:t>
+            </w:r>
+            <w:r>
+              <w:rPr>
+                <w:rFonts w:ascii="Latha" w:hAnsi="Latha" w:cs="Latha"/>
+                <w:szCs w:val="24"/>
+                <w:highlight w:val="yellow"/>
+                <w:cs/>
+                <w:lang w:bidi="ta-IN"/>
+              </w:rPr>
+              <w:t>தே</w:t>
+            </w:r>
+            <w:r>
+              <w:rPr>
+                <w:rFonts w:ascii="BRH Tamil Tab Extra" w:hAnsi="BRH Tamil Tab Extra" w:cs="Latha"/>
+                <w:b/>
+                <w:bCs/>
+                <w:szCs w:val="28"/>
+                <w:highlight w:val="yellow"/>
+                <w:lang w:bidi="ta-IN"/>
+              </w:rPr>
+              <w:t>†</w:t>
+            </w:r>
+            <w:r>
+              <w:rPr>
+                <w:rFonts w:ascii="Latha" w:hAnsi="Latha" w:cs="Latha"/>
+                <w:b/>
+                <w:bCs/>
+                <w:position w:val="-12"/>
+                <w:szCs w:val="24"/>
+                <w:highlight w:val="yellow"/>
+                <w:cs/>
+                <w:lang w:bidi="ta-IN"/>
+              </w:rPr>
+              <w:t>2</w:t>
+            </w:r>
+            <w:r>
+              <w:rPr>
+                <w:rFonts w:ascii="Latha" w:hAnsi="Latha" w:cs="Latha"/>
+                <w:szCs w:val="24"/>
+                <w:cs/>
+                <w:lang w:bidi="ta-IN"/>
+              </w:rPr>
+              <w:t xml:space="preserve"> அக்</w:t>
+            </w:r>
+            <w:r>
+              <w:rPr>
+                <w:rFonts w:ascii="Latha" w:hAnsi="Latha" w:cs="Latha"/>
+                <w:b/>
+                <w:bCs/>
+                <w:position w:val="-12"/>
+                <w:szCs w:val="24"/>
+                <w:cs/>
+                <w:lang w:bidi="ta-IN"/>
+              </w:rPr>
+              <w:t>3</w:t>
+            </w:r>
+            <w:r>
+              <w:rPr>
+                <w:rFonts w:ascii="Latha" w:hAnsi="Latha" w:cs="Latha"/>
+                <w:szCs w:val="24"/>
+                <w:cs/>
+                <w:lang w:bidi="ta-IN"/>
+              </w:rPr>
+              <w:t>னே அக்</w:t>
+            </w:r>
+            <w:r>
+              <w:rPr>
+                <w:rFonts w:ascii="Latha" w:hAnsi="Latha" w:cs="Latha"/>
+                <w:b/>
+                <w:bCs/>
+                <w:position w:val="-12"/>
+                <w:szCs w:val="24"/>
+                <w:cs/>
+                <w:lang w:bidi="ta-IN"/>
+              </w:rPr>
+              <w:t>3</w:t>
+            </w:r>
+            <w:r>
+              <w:rPr>
+                <w:rFonts w:ascii="Latha" w:hAnsi="Latha" w:cs="Latha"/>
+                <w:szCs w:val="24"/>
+                <w:cs/>
+                <w:lang w:bidi="ta-IN"/>
+              </w:rPr>
+              <w:t>ன உ</w:t>
+            </w:r>
+            <w:r>
+              <w:rPr>
+                <w:rFonts w:ascii="BRH Tamil Tab Extra" w:hAnsi="BRH Tamil Tab Extra" w:cs="Latha"/>
+                <w:b/>
+                <w:bCs/>
+                <w:szCs w:val="28"/>
+                <w:lang w:bidi="ta-IN"/>
+              </w:rPr>
+              <w:t>…</w:t>
+            </w:r>
+            <w:r>
+              <w:rPr>
+                <w:rFonts w:ascii="Latha" w:hAnsi="Latha" w:cs="Latha"/>
+                <w:szCs w:val="24"/>
+                <w:cs/>
+                <w:lang w:bidi="ta-IN"/>
+              </w:rPr>
+              <w:t>க்த</w:t>
+            </w:r>
+            <w:r>
+              <w:rPr>
+                <w:rFonts w:ascii="Latha" w:hAnsi="Latha" w:cs="Latha"/>
+                <w:b/>
+                <w:bCs/>
+                <w:position w:val="-12"/>
+                <w:szCs w:val="24"/>
+                <w:cs/>
+                <w:lang w:bidi="ta-IN"/>
+              </w:rPr>
+              <w:t>2</w:t>
+            </w:r>
+            <w:r>
+              <w:rPr>
+                <w:rFonts w:ascii="Latha" w:hAnsi="Latha" w:cs="Latha"/>
+                <w:szCs w:val="24"/>
+                <w:cs/>
+                <w:lang w:bidi="ta-IN"/>
+              </w:rPr>
+              <w:t>உ</w:t>
+            </w:r>
+            <w:r>
+              <w:rPr>
+                <w:rFonts w:ascii="Latha" w:hAnsi="Latha" w:cs="Latha"/>
+                <w:szCs w:val="24"/>
+                <w:highlight w:val="yellow"/>
+                <w:cs/>
+                <w:lang w:bidi="ta-IN"/>
+              </w:rPr>
+              <w:t>க்தே</w:t>
+            </w:r>
+            <w:r>
+              <w:rPr>
+                <w:rFonts w:ascii="BRH Tamil Tab Extra" w:hAnsi="BRH Tamil Tab Extra" w:cs="Latha"/>
+                <w:b/>
+                <w:bCs/>
+                <w:szCs w:val="28"/>
+                <w:highlight w:val="yellow"/>
+                <w:lang w:bidi="ta-IN"/>
+              </w:rPr>
+              <w:t>‡</w:t>
+            </w:r>
+            <w:r>
+              <w:rPr>
+                <w:rFonts w:ascii="Latha" w:hAnsi="Latha" w:cs="Latha"/>
+                <w:b/>
+                <w:bCs/>
+                <w:position w:val="-12"/>
+                <w:szCs w:val="24"/>
+                <w:highlight w:val="yellow"/>
+                <w:cs/>
+                <w:lang w:bidi="ta-IN"/>
+              </w:rPr>
+              <w:t>2</w:t>
+            </w:r>
+            <w:r>
+              <w:rPr>
+                <w:rFonts w:ascii="Latha" w:hAnsi="Latha" w:cs="Latha"/>
+                <w:szCs w:val="24"/>
+                <w:cs/>
+                <w:lang w:bidi="ta-IN"/>
+              </w:rPr>
+              <w:t xml:space="preserve"> </w:t>
+            </w:r>
+            <w:r>
+              <w:rPr>
+                <w:rFonts w:ascii="Latha" w:hAnsi="Latha" w:cs="Latha"/>
+                <w:szCs w:val="24"/>
+                <w:lang w:bidi="ta-IN"/>
+              </w:rPr>
+              <w:t>|</w:t>
+            </w:r>
           </w:p>
         </w:tc>
         <w:tc>
@@ -8916,7 +8788,6 @@
               </w:rPr>
               <w:t>.2.4(4)</w:t>
             </w:r>
-            <w:proofErr w:type="gramStart"/>
             <w:r>
               <w:rPr>
                 <w:rFonts w:ascii="Latha" w:hAnsi="Latha" w:cs="Latha"/>
@@ -8934,7 +8805,6 @@
               </w:rPr>
               <w:t>அ</w:t>
             </w:r>
-            <w:proofErr w:type="gramEnd"/>
             <w:r>
               <w:rPr>
                 <w:rFonts w:ascii="BRH Tamil Tab Extra" w:hAnsi="BRH Tamil Tab Extra" w:cs="Latha"/>
@@ -9711,7 +9581,6 @@
               </w:rPr>
               <w:t>)</w:t>
             </w:r>
-            <w:proofErr w:type="gramStart"/>
             <w:r>
               <w:rPr>
                 <w:rFonts w:ascii="Latha" w:hAnsi="Latha" w:cs="Latha"/>
@@ -9729,7 +9598,6 @@
               </w:rPr>
               <w:t>ஸ</w:t>
             </w:r>
-            <w:proofErr w:type="gramEnd"/>
             <w:r>
               <w:rPr>
                 <w:rFonts w:ascii="Latha" w:hAnsi="Latha" w:cs="Latha"/>
@@ -10192,7 +10060,6 @@
               </w:rPr>
               <w:t>)</w:t>
             </w:r>
-            <w:proofErr w:type="gramStart"/>
             <w:r>
               <w:rPr>
                 <w:rFonts w:ascii="Latha" w:hAnsi="Latha" w:cs="Latha"/>
@@ -10210,7 +10077,6 @@
               </w:rPr>
               <w:t>ஸ</w:t>
             </w:r>
-            <w:proofErr w:type="gramEnd"/>
             <w:r>
               <w:rPr>
                 <w:rFonts w:ascii="Latha" w:hAnsi="Latha" w:cs="Latha"/>
@@ -10691,7 +10557,6 @@
               </w:rPr>
               <w:t>)</w:t>
             </w:r>
-            <w:proofErr w:type="gramStart"/>
             <w:r>
               <w:rPr>
                 <w:rFonts w:ascii="Latha" w:hAnsi="Latha" w:cs="Latha"/>
@@ -10709,7 +10574,6 @@
               </w:rPr>
               <w:t>வ</w:t>
             </w:r>
-            <w:proofErr w:type="gramEnd"/>
             <w:r>
               <w:rPr>
                 <w:rFonts w:ascii="BRH Tamil Tab Extra" w:hAnsi="BRH Tamil Tab Extra" w:cs="Latha"/>
@@ -11522,7 +11386,7 @@
       </w:tr>
       <w:tr>
         <w:trPr>
-          <w:trHeight w:val="4385"/>
+          <w:trHeight w:val="1509"/>
         </w:trPr>
         <w:tc>
           <w:tcPr>
@@ -11553,7 +11417,6 @@
                 <w:szCs w:val="24"/>
                 <w:lang w:bidi="ta-IN"/>
               </w:rPr>
-              <w:lastRenderedPageBreak/>
               <w:t>(4</w:t>
             </w:r>
             <w:r>
@@ -11667,7 +11530,6 @@
               </w:rPr>
               <w:t>)</w:t>
             </w:r>
-            <w:proofErr w:type="gramStart"/>
             <w:r>
               <w:rPr>
                 <w:rFonts w:ascii="Latha" w:hAnsi="Latha" w:cs="Latha"/>
@@ -11685,7 +11547,6 @@
               </w:rPr>
               <w:t>அ</w:t>
             </w:r>
-            <w:proofErr w:type="gramEnd"/>
             <w:r>
               <w:rPr>
                 <w:rFonts w:ascii="BRH Tamil Tab Extra" w:hAnsi="BRH Tamil Tab Extra" w:cs="Latha"/>
@@ -12376,7 +12237,6 @@
               </w:rPr>
               <w:t>)</w:t>
             </w:r>
-            <w:proofErr w:type="gramStart"/>
             <w:r>
               <w:rPr>
                 <w:rFonts w:ascii="Latha" w:hAnsi="Latha" w:cs="Latha"/>
@@ -12394,7 +12254,6 @@
               </w:rPr>
               <w:t>உ</w:t>
             </w:r>
-            <w:proofErr w:type="gramEnd"/>
             <w:r>
               <w:rPr>
                 <w:rFonts w:ascii="BRH Tamil Tab Extra" w:hAnsi="BRH Tamil Tab Extra" w:cs="Latha"/>
@@ -12889,14 +12748,27 @@
                 <w:lang w:bidi="ta-IN"/>
               </w:rPr>
             </w:pPr>
-            <w:r>
-              <w:rPr>
-                <w:rFonts w:ascii="Latha" w:hAnsi="Latha" w:cs="Latha"/>
-                <w:b/>
-                <w:bCs/>
-                <w:szCs w:val="24"/>
-                <w:lang w:bidi="ta-IN"/>
-              </w:rPr>
+          </w:p>
+          <w:p>
+            <w:pPr>
+              <w:autoSpaceDE w:val="0"/>
+              <w:autoSpaceDN w:val="0"/>
+              <w:adjustRightInd w:val="0"/>
+              <w:rPr>
+                <w:rFonts w:ascii="Latha" w:hAnsi="Latha" w:cs="Latha"/>
+                <w:szCs w:val="24"/>
+                <w:lang w:bidi="ta-IN"/>
+              </w:rPr>
+            </w:pPr>
+            <w:r>
+              <w:rPr>
+                <w:rFonts w:ascii="Latha" w:hAnsi="Latha" w:cs="Latha"/>
+                <w:b/>
+                <w:bCs/>
+                <w:szCs w:val="24"/>
+                <w:lang w:bidi="ta-IN"/>
+              </w:rPr>
+              <w:lastRenderedPageBreak/>
               <w:t>(4</w:t>
             </w:r>
             <w:r>
@@ -13021,7 +12893,6 @@
               </w:rPr>
               <w:t>)</w:t>
             </w:r>
-            <w:proofErr w:type="gramStart"/>
             <w:r>
               <w:rPr>
                 <w:rFonts w:ascii="Latha" w:hAnsi="Latha" w:cs="Latha"/>
@@ -13039,7 +12910,6 @@
               </w:rPr>
               <w:t>உ</w:t>
             </w:r>
-            <w:proofErr w:type="gramEnd"/>
             <w:r>
               <w:rPr>
                 <w:rFonts w:ascii="BRH Tamil Tab Extra" w:hAnsi="BRH Tamil Tab Extra" w:cs="Latha"/>
@@ -13344,6 +13214,7 @@
                 <w:szCs w:val="24"/>
                 <w:lang w:bidi="ta-IN"/>
               </w:rPr>
+              <w:lastRenderedPageBreak/>
               <w:t>(4</w:t>
             </w:r>
             <w:r>
@@ -13457,7 +13328,6 @@
               </w:rPr>
               <w:t>)</w:t>
             </w:r>
-            <w:proofErr w:type="gramStart"/>
             <w:r>
               <w:rPr>
                 <w:rFonts w:ascii="Latha" w:hAnsi="Latha" w:cs="Latha"/>
@@ -13475,7 +13345,6 @@
               </w:rPr>
               <w:t>அ</w:t>
             </w:r>
-            <w:proofErr w:type="gramEnd"/>
             <w:r>
               <w:rPr>
                 <w:rFonts w:ascii="BRH Tamil Tab Extra" w:hAnsi="BRH Tamil Tab Extra" w:cs="Latha"/>
@@ -14167,7 +14036,6 @@
               </w:rPr>
               <w:t>)</w:t>
             </w:r>
-            <w:proofErr w:type="gramStart"/>
             <w:r>
               <w:rPr>
                 <w:rFonts w:ascii="Latha" w:hAnsi="Latha" w:cs="Latha"/>
@@ -14185,7 +14053,6 @@
               </w:rPr>
               <w:t>உ</w:t>
             </w:r>
-            <w:proofErr w:type="gramEnd"/>
             <w:r>
               <w:rPr>
                 <w:rFonts w:ascii="BRH Tamil Tab Extra" w:hAnsi="BRH Tamil Tab Extra" w:cs="Latha"/>
@@ -14682,14 +14549,27 @@
                 <w:lang w:bidi="ta-IN"/>
               </w:rPr>
             </w:pPr>
-            <w:r>
-              <w:rPr>
-                <w:rFonts w:ascii="Latha" w:hAnsi="Latha" w:cs="Latha"/>
-                <w:b/>
-                <w:bCs/>
-                <w:szCs w:val="24"/>
-                <w:lang w:bidi="ta-IN"/>
-              </w:rPr>
+          </w:p>
+          <w:p>
+            <w:pPr>
+              <w:autoSpaceDE w:val="0"/>
+              <w:autoSpaceDN w:val="0"/>
+              <w:adjustRightInd w:val="0"/>
+              <w:rPr>
+                <w:rFonts w:ascii="Latha" w:hAnsi="Latha" w:cs="Latha"/>
+                <w:szCs w:val="24"/>
+                <w:lang w:bidi="ta-IN"/>
+              </w:rPr>
+            </w:pPr>
+            <w:r>
+              <w:rPr>
+                <w:rFonts w:ascii="Latha" w:hAnsi="Latha" w:cs="Latha"/>
+                <w:b/>
+                <w:bCs/>
+                <w:szCs w:val="24"/>
+                <w:lang w:bidi="ta-IN"/>
+              </w:rPr>
+              <w:lastRenderedPageBreak/>
               <w:t>(4</w:t>
             </w:r>
             <w:r>
@@ -14814,7 +14694,6 @@
               </w:rPr>
               <w:t>)</w:t>
             </w:r>
-            <w:proofErr w:type="gramStart"/>
             <w:r>
               <w:rPr>
                 <w:rFonts w:ascii="Latha" w:hAnsi="Latha" w:cs="Latha"/>
@@ -14832,7 +14711,6 @@
               </w:rPr>
               <w:t>உ</w:t>
             </w:r>
-            <w:proofErr w:type="gramEnd"/>
             <w:r>
               <w:rPr>
                 <w:rFonts w:ascii="BRH Tamil Tab Extra" w:hAnsi="BRH Tamil Tab Extra" w:cs="Latha"/>
@@ -15142,6 +15020,7 @@
                 <w:szCs w:val="24"/>
                 <w:lang w:bidi="ta-IN"/>
               </w:rPr>
+              <w:lastRenderedPageBreak/>
               <w:t>(</w:t>
             </w:r>
             <w:r>
@@ -15266,7 +15145,6 @@
               </w:rPr>
               <w:t>)</w:t>
             </w:r>
-            <w:proofErr w:type="gramStart"/>
             <w:r>
               <w:rPr>
                 <w:rFonts w:ascii="Latha" w:hAnsi="Latha" w:cs="Latha"/>
@@ -15284,7 +15162,6 @@
               </w:rPr>
               <w:t>அ</w:t>
             </w:r>
-            <w:proofErr w:type="gramEnd"/>
             <w:r>
               <w:rPr>
                 <w:rFonts w:ascii="BRH Tamil Tab Extra" w:hAnsi="BRH Tamil Tab Extra" w:cs="Latha"/>
@@ -15751,7 +15628,6 @@
               </w:rPr>
               <w:t>)</w:t>
             </w:r>
-            <w:proofErr w:type="gramStart"/>
             <w:r>
               <w:rPr>
                 <w:rFonts w:ascii="Latha" w:hAnsi="Latha" w:cs="Latha"/>
@@ -15769,7 +15645,6 @@
               </w:rPr>
               <w:t>அ</w:t>
             </w:r>
-            <w:proofErr w:type="gramEnd"/>
             <w:r>
               <w:rPr>
                 <w:rFonts w:ascii="BRH Tamil Tab Extra" w:hAnsi="BRH Tamil Tab Extra" w:cs="Latha"/>
@@ -16262,7 +16137,6 @@
               </w:rPr>
               <w:t>)</w:t>
             </w:r>
-            <w:proofErr w:type="gramStart"/>
             <w:r>
               <w:rPr>
                 <w:rFonts w:ascii="Latha" w:hAnsi="Latha" w:cs="Latha"/>
@@ -16280,7 +16154,6 @@
               </w:rPr>
               <w:t>தி</w:t>
             </w:r>
-            <w:proofErr w:type="gramEnd"/>
             <w:r>
               <w:rPr>
                 <w:rFonts w:ascii="BRH Tamil Tab Extra" w:hAnsi="BRH Tamil Tab Extra" w:cs="Latha"/>
@@ -16671,7 +16544,6 @@
               </w:rPr>
               <w:t>)</w:t>
             </w:r>
-            <w:proofErr w:type="gramStart"/>
             <w:r>
               <w:rPr>
                 <w:rFonts w:ascii="Latha" w:hAnsi="Latha" w:cs="Latha"/>
@@ -16689,7 +16561,6 @@
               </w:rPr>
               <w:t>தி</w:t>
             </w:r>
-            <w:proofErr w:type="gramEnd"/>
             <w:r>
               <w:rPr>
                 <w:rFonts w:ascii="BRH Tamil Tab Extra" w:hAnsi="BRH Tamil Tab Extra" w:cs="Latha"/>
@@ -16948,7 +16819,6 @@
                 <w:szCs w:val="24"/>
                 <w:lang w:bidi="ta-IN"/>
               </w:rPr>
-              <w:lastRenderedPageBreak/>
               <w:t>(2</w:t>
             </w:r>
             <w:r>
@@ -17054,7 +16924,6 @@
               </w:rPr>
               <w:t>)</w:t>
             </w:r>
-            <w:proofErr w:type="gramStart"/>
             <w:r>
               <w:rPr>
                 <w:rFonts w:ascii="Latha" w:hAnsi="Latha" w:cs="Latha"/>
@@ -17072,7 +16941,6 @@
               </w:rPr>
               <w:t>அ</w:t>
             </w:r>
-            <w:proofErr w:type="gramEnd"/>
             <w:r>
               <w:rPr>
                 <w:rFonts w:ascii="BRH Tamil Tab Extra" w:hAnsi="BRH Tamil Tab Extra" w:cs="Latha"/>
@@ -17325,7 +17193,6 @@
               </w:rPr>
               <w:t>)</w:t>
             </w:r>
-            <w:proofErr w:type="gramStart"/>
             <w:r>
               <w:rPr>
                 <w:rFonts w:ascii="Latha" w:hAnsi="Latha" w:cs="Latha"/>
@@ -17343,7 +17210,6 @@
               </w:rPr>
               <w:t>அ</w:t>
             </w:r>
-            <w:proofErr w:type="gramEnd"/>
             <w:r>
               <w:rPr>
                 <w:rFonts w:ascii="BRH Tamil Tab Extra" w:hAnsi="BRH Tamil Tab Extra" w:cs="Latha"/>
@@ -17516,6 +17382,7 @@
                 <w:szCs w:val="24"/>
                 <w:lang w:bidi="ta-IN"/>
               </w:rPr>
+              <w:lastRenderedPageBreak/>
               <w:t>(2</w:t>
             </w:r>
             <w:r>
@@ -17632,7 +17499,6 @@
               </w:rPr>
               <w:t>2)</w:t>
             </w:r>
-            <w:proofErr w:type="gramStart"/>
             <w:r>
               <w:rPr>
                 <w:rFonts w:ascii="Latha" w:hAnsi="Latha" w:cs="Latha"/>
@@ -17650,7 +17516,6 @@
               </w:rPr>
               <w:t>அத</w:t>
             </w:r>
-            <w:proofErr w:type="gramEnd"/>
             <w:r>
               <w:rPr>
                 <w:rFonts w:ascii="BRH Tamil Tab Extra" w:hAnsi="BRH Tamil Tab Extra" w:cs="Latha"/>
@@ -18189,7 +18054,6 @@
               </w:rPr>
               <w:t>3)</w:t>
             </w:r>
-            <w:proofErr w:type="gramStart"/>
             <w:r>
               <w:rPr>
                 <w:rFonts w:ascii="Latha" w:hAnsi="Latha" w:cs="Latha"/>
@@ -18207,7 +18071,6 @@
               </w:rPr>
               <w:t>ஶ</w:t>
             </w:r>
-            <w:proofErr w:type="gramEnd"/>
             <w:r>
               <w:rPr>
                 <w:rFonts w:ascii="BRH Tamil Tab Extra" w:hAnsi="BRH Tamil Tab Extra" w:cs="Latha"/>
@@ -18812,7 +18675,6 @@
               </w:rPr>
               <w:t>3)</w:t>
             </w:r>
-            <w:proofErr w:type="gramStart"/>
             <w:r>
               <w:rPr>
                 <w:rFonts w:ascii="Latha" w:hAnsi="Latha" w:cs="Latha"/>
@@ -18830,7 +18692,6 @@
               </w:rPr>
               <w:t>ஶ</w:t>
             </w:r>
-            <w:proofErr w:type="gramEnd"/>
             <w:r>
               <w:rPr>
                 <w:rFonts w:ascii="BRH Tamil Tab Extra" w:hAnsi="BRH Tamil Tab Extra" w:cs="Latha"/>
@@ -19274,7 +19135,6 @@
               </w:rPr>
               <w:t>2)</w:t>
             </w:r>
-            <w:proofErr w:type="gramStart"/>
             <w:r>
               <w:rPr>
                 <w:rFonts w:ascii="Latha" w:hAnsi="Latha" w:cs="Latha"/>
@@ -19292,7 +19152,6 @@
               </w:rPr>
               <w:t>அத</w:t>
             </w:r>
-            <w:proofErr w:type="gramEnd"/>
             <w:r>
               <w:rPr>
                 <w:rFonts w:ascii="BRH Tamil Tab Extra" w:hAnsi="BRH Tamil Tab Extra" w:cs="Latha"/>
@@ -19819,7 +19678,6 @@
               </w:rPr>
               <w:t>3)</w:t>
             </w:r>
-            <w:proofErr w:type="gramStart"/>
             <w:r>
               <w:rPr>
                 <w:rFonts w:ascii="Latha" w:hAnsi="Latha" w:cs="Latha"/>
@@ -19837,7 +19695,6 @@
               </w:rPr>
               <w:t>ஶ</w:t>
             </w:r>
-            <w:proofErr w:type="gramEnd"/>
             <w:r>
               <w:rPr>
                 <w:rFonts w:ascii="BRH Tamil Tab Extra" w:hAnsi="BRH Tamil Tab Extra" w:cs="Latha"/>
@@ -20433,7 +20290,6 @@
               </w:rPr>
               <w:t>3)</w:t>
             </w:r>
-            <w:proofErr w:type="gramStart"/>
             <w:r>
               <w:rPr>
                 <w:rFonts w:ascii="Latha" w:hAnsi="Latha" w:cs="Latha"/>
@@ -20451,7 +20307,6 @@
               </w:rPr>
               <w:t>ஶ</w:t>
             </w:r>
-            <w:proofErr w:type="gramEnd"/>
             <w:r>
               <w:rPr>
                 <w:rFonts w:ascii="BRH Tamil Tab Extra" w:hAnsi="BRH Tamil Tab Extra" w:cs="Latha"/>
@@ -20858,7 +20713,6 @@
               </w:rPr>
               <w:t>.3(3)</w:t>
             </w:r>
-            <w:proofErr w:type="gramStart"/>
             <w:r>
               <w:rPr>
                 <w:rFonts w:ascii="Latha" w:hAnsi="Latha" w:cs="Latha"/>
@@ -20876,7 +20730,6 @@
               </w:rPr>
               <w:t>ஆ</w:t>
             </w:r>
-            <w:proofErr w:type="gramEnd"/>
             <w:r>
               <w:rPr>
                 <w:rFonts w:ascii="BRH Tamil Tab Extra" w:hAnsi="BRH Tamil Tab Extra" w:cs="Latha"/>
@@ -21287,7 +21140,6 @@
               </w:rPr>
               <w:t>.3(4)</w:t>
             </w:r>
-            <w:proofErr w:type="gramStart"/>
             <w:r>
               <w:rPr>
                 <w:rFonts w:ascii="Latha" w:hAnsi="Latha" w:cs="Latha"/>
@@ -21305,7 +21157,6 @@
               </w:rPr>
               <w:t>நி</w:t>
             </w:r>
-            <w:proofErr w:type="gramEnd"/>
             <w:r>
               <w:rPr>
                 <w:rFonts w:ascii="Latha" w:hAnsi="Latha" w:cs="Latha"/>
@@ -21656,7 +21507,6 @@
               </w:rPr>
               <w:t>.3(3)</w:t>
             </w:r>
-            <w:proofErr w:type="gramStart"/>
             <w:r>
               <w:rPr>
                 <w:rFonts w:ascii="Latha" w:hAnsi="Latha" w:cs="Latha"/>
@@ -21674,7 +21524,6 @@
               </w:rPr>
               <w:t>ஆ</w:t>
             </w:r>
-            <w:proofErr w:type="gramEnd"/>
             <w:r>
               <w:rPr>
                 <w:rFonts w:ascii="BRH Tamil Tab Extra" w:hAnsi="BRH Tamil Tab Extra" w:cs="Latha"/>
@@ -22088,7 +21937,6 @@
               </w:rPr>
               <w:t>.3(4)</w:t>
             </w:r>
-            <w:proofErr w:type="gramStart"/>
             <w:r>
               <w:rPr>
                 <w:rFonts w:ascii="Latha" w:hAnsi="Latha" w:cs="Latha"/>
@@ -22106,7 +21954,6 @@
               </w:rPr>
               <w:t>நி</w:t>
             </w:r>
-            <w:proofErr w:type="gramEnd"/>
             <w:r>
               <w:rPr>
                 <w:rFonts w:ascii="Latha" w:hAnsi="Latha" w:cs="Latha"/>
@@ -22520,7 +22367,6 @@
               </w:rPr>
               <w:t>2)</w:t>
             </w:r>
-            <w:proofErr w:type="gramStart"/>
             <w:r>
               <w:rPr>
                 <w:rFonts w:ascii="Latha" w:hAnsi="Latha" w:cs="Latha"/>
@@ -22538,7 +22384,6 @@
               </w:rPr>
               <w:t>அ</w:t>
             </w:r>
-            <w:proofErr w:type="gramEnd"/>
             <w:r>
               <w:rPr>
                 <w:rFonts w:ascii="BRH Tamil Tab Extra" w:hAnsi="BRH Tamil Tab Extra" w:cs="Latha"/>
@@ -22735,7 +22580,6 @@
                 <w:cs/>
                 <w:lang w:bidi="ta-IN"/>
               </w:rPr>
-              <w:lastRenderedPageBreak/>
               <w:t>அ</w:t>
             </w:r>
             <w:r>
@@ -23168,6 +23012,7 @@
                 <w:szCs w:val="24"/>
                 <w:lang w:bidi="ta-IN"/>
               </w:rPr>
+              <w:lastRenderedPageBreak/>
               <w:t>(2</w:t>
             </w:r>
             <w:r>
@@ -23284,7 +23129,6 @@
               </w:rPr>
               <w:t>2)</w:t>
             </w:r>
-            <w:proofErr w:type="gramStart"/>
             <w:r>
               <w:rPr>
                 <w:rFonts w:ascii="Latha" w:hAnsi="Latha" w:cs="Latha"/>
@@ -23302,7 +23146,6 @@
               </w:rPr>
               <w:t>அ</w:t>
             </w:r>
-            <w:proofErr w:type="gramEnd"/>
             <w:r>
               <w:rPr>
                 <w:rFonts w:ascii="BRH Tamil Tab Extra" w:hAnsi="BRH Tamil Tab Extra" w:cs="Latha"/>
@@ -23733,7 +23576,6 @@
               </w:rPr>
               <w:t>2)</w:t>
             </w:r>
-            <w:proofErr w:type="gramStart"/>
             <w:r>
               <w:rPr>
                 <w:rFonts w:ascii="Latha" w:hAnsi="Latha" w:cs="Latha"/>
@@ -23751,7 +23593,6 @@
               </w:rPr>
               <w:t>அ</w:t>
             </w:r>
-            <w:proofErr w:type="gramEnd"/>
             <w:r>
               <w:rPr>
                 <w:rFonts w:ascii="BRH Tamil Tab Extra" w:hAnsi="BRH Tamil Tab Extra" w:cs="Latha"/>
@@ -24107,17 +23948,7 @@
                 <w:cs/>
                 <w:lang w:bidi="ta-IN"/>
               </w:rPr>
-              <w:t xml:space="preserve"> </w:t>
-            </w:r>
-            <w:r>
-              <w:rPr>
-                <w:rFonts w:ascii="Latha" w:hAnsi="Latha" w:cs="Latha"/>
-                <w:szCs w:val="24"/>
-                <w:cs/>
-                <w:lang w:bidi="ta-IN"/>
-              </w:rPr>
-              <w:lastRenderedPageBreak/>
-              <w:t>வ்ய</w:t>
+              <w:t xml:space="preserve"> வ்ய</w:t>
             </w:r>
             <w:r>
               <w:rPr>
@@ -24448,7 +24279,6 @@
               </w:rPr>
               <w:t>2)</w:t>
             </w:r>
-            <w:proofErr w:type="gramStart"/>
             <w:r>
               <w:rPr>
                 <w:rFonts w:ascii="Latha" w:hAnsi="Latha" w:cs="Latha"/>
@@ -24466,7 +24296,6 @@
               </w:rPr>
               <w:t>அ</w:t>
             </w:r>
-            <w:proofErr w:type="gramEnd"/>
             <w:r>
               <w:rPr>
                 <w:rFonts w:ascii="BRH Tamil Tab Extra" w:hAnsi="BRH Tamil Tab Extra" w:cs="Latha"/>
@@ -24574,6 +24403,7 @@
                 <w:cs/>
                 <w:lang w:bidi="ta-IN"/>
               </w:rPr>
+              <w:lastRenderedPageBreak/>
               <w:t>அ</w:t>
             </w:r>
             <w:r>
@@ -24902,7 +24732,6 @@
               </w:rPr>
               <w:t>)</w:t>
             </w:r>
-            <w:proofErr w:type="gramStart"/>
             <w:r>
               <w:rPr>
                 <w:rFonts w:ascii="Latha" w:hAnsi="Latha" w:cs="Latha"/>
@@ -24920,7 +24749,6 @@
               </w:rPr>
               <w:t>பா</w:t>
             </w:r>
-            <w:proofErr w:type="gramEnd"/>
             <w:r>
               <w:rPr>
                 <w:rFonts w:ascii="BRH Tamil Tab Extra" w:hAnsi="BRH Tamil Tab Extra" w:cs="Latha"/>
@@ -25260,7 +25088,6 @@
               </w:rPr>
               <w:t>)</w:t>
             </w:r>
-            <w:proofErr w:type="gramStart"/>
             <w:r>
               <w:rPr>
                 <w:rFonts w:ascii="Latha" w:hAnsi="Latha" w:cs="Latha"/>
@@ -25278,7 +25105,6 @@
               </w:rPr>
               <w:t>பா</w:t>
             </w:r>
-            <w:proofErr w:type="gramEnd"/>
             <w:r>
               <w:rPr>
                 <w:rFonts w:ascii="BRH Tamil Tab Extra" w:hAnsi="BRH Tamil Tab Extra" w:cs="Latha"/>
@@ -25634,7 +25460,6 @@
               </w:rPr>
               <w:t>)</w:t>
             </w:r>
-            <w:proofErr w:type="gramStart"/>
             <w:r>
               <w:rPr>
                 <w:rFonts w:ascii="Latha" w:hAnsi="Latha" w:cs="Latha"/>
@@ -25652,7 +25477,6 @@
               </w:rPr>
               <w:t>ப்ரா</w:t>
             </w:r>
-            <w:proofErr w:type="gramEnd"/>
             <w:r>
               <w:rPr>
                 <w:rFonts w:ascii="BRH Tamil Tab Extra" w:hAnsi="BRH Tamil Tab Extra" w:cs="Latha"/>
@@ -25991,7 +25815,6 @@
               </w:rPr>
               <w:t>)</w:t>
             </w:r>
-            <w:proofErr w:type="gramStart"/>
             <w:r>
               <w:rPr>
                 <w:rFonts w:ascii="Latha" w:hAnsi="Latha" w:cs="Latha"/>
@@ -26009,7 +25832,6 @@
               </w:rPr>
               <w:t>ப்ரா</w:t>
             </w:r>
-            <w:proofErr w:type="gramEnd"/>
             <w:r>
               <w:rPr>
                 <w:rFonts w:ascii="BRH Tamil Tab Extra" w:hAnsi="BRH Tamil Tab Extra" w:cs="Latha"/>
@@ -26341,7 +26163,6 @@
               </w:rPr>
               <w:t>)</w:t>
             </w:r>
-            <w:proofErr w:type="gramStart"/>
             <w:r>
               <w:rPr>
                 <w:rFonts w:ascii="Latha" w:hAnsi="Latha" w:cs="Latha"/>
@@ -26359,7 +26180,6 @@
               </w:rPr>
               <w:t>ஸஹு</w:t>
             </w:r>
-            <w:proofErr w:type="gramEnd"/>
             <w:r>
               <w:rPr>
                 <w:rFonts w:ascii="BRH Tamil Tab Extra" w:hAnsi="BRH Tamil Tab Extra" w:cs="Latha"/>
@@ -27084,7 +26904,6 @@
               </w:rPr>
               <w:t>)</w:t>
             </w:r>
-            <w:proofErr w:type="gramStart"/>
             <w:r>
               <w:rPr>
                 <w:rFonts w:ascii="Latha" w:hAnsi="Latha" w:cs="Latha"/>
@@ -27100,17 +26919,7 @@
                 <w:cs/>
                 <w:lang w:bidi="ta-IN"/>
               </w:rPr>
-              <w:t>ப்ர</w:t>
-            </w:r>
-            <w:proofErr w:type="gramEnd"/>
-            <w:r>
-              <w:rPr>
-                <w:rFonts w:ascii="Latha" w:hAnsi="Latha" w:cs="Latha"/>
-                <w:szCs w:val="24"/>
-                <w:cs/>
-                <w:lang w:bidi="ta-IN"/>
-              </w:rPr>
-              <w:t xml:space="preserve"> </w:t>
+              <w:t xml:space="preserve">ப்ர </w:t>
             </w:r>
             <w:r>
               <w:rPr>
@@ -27148,7 +26957,6 @@
               </w:rPr>
               <w:t>ர்</w:t>
             </w:r>
-            <w:proofErr w:type="gramStart"/>
             <w:r>
               <w:rPr>
                 <w:rFonts w:ascii="BRH Tamil Tab Extra" w:hAnsi="BRH Tamil Tab Extra" w:cs="Latha"/>
@@ -27178,7 +26986,6 @@
               </w:rPr>
               <w:t>ஷ</w:t>
             </w:r>
-            <w:proofErr w:type="gramEnd"/>
             <w:r>
               <w:rPr>
                 <w:rFonts w:ascii="BRH Tamil Tab Extra" w:hAnsi="BRH Tamil Tab Extra" w:cs="Latha"/>
@@ -27639,7 +27446,6 @@
                 <w:szCs w:val="24"/>
                 <w:lang w:bidi="ta-IN"/>
               </w:rPr>
-              <w:lastRenderedPageBreak/>
               <w:t>(3</w:t>
             </w:r>
             <w:r>
@@ -27766,7 +27572,6 @@
               </w:rPr>
               <w:t>)</w:t>
             </w:r>
-            <w:proofErr w:type="gramStart"/>
             <w:r>
               <w:rPr>
                 <w:rFonts w:ascii="Latha" w:hAnsi="Latha" w:cs="Latha"/>
@@ -27784,7 +27589,6 @@
               </w:rPr>
               <w:t>ச</w:t>
             </w:r>
-            <w:proofErr w:type="gramEnd"/>
             <w:r>
               <w:rPr>
                 <w:rFonts w:ascii="BRH Tamil Tab Extra" w:hAnsi="BRH Tamil Tab Extra" w:cs="Latha"/>
@@ -27804,7 +27608,6 @@
               </w:rPr>
               <w:t>ர்</w:t>
             </w:r>
-            <w:proofErr w:type="gramStart"/>
             <w:r>
               <w:rPr>
                 <w:rFonts w:ascii="BRH Tamil Tab Extra" w:hAnsi="BRH Tamil Tab Extra" w:cs="Latha"/>
@@ -27834,7 +27637,6 @@
               </w:rPr>
               <w:t>ஷ</w:t>
             </w:r>
-            <w:proofErr w:type="gramEnd"/>
             <w:r>
               <w:rPr>
                 <w:rFonts w:ascii="BRH Tamil Tab Extra" w:hAnsi="BRH Tamil Tab Extra" w:cs="Latha"/>
@@ -28013,6 +27815,7 @@
                 <w:cs/>
                 <w:lang w:bidi="ta-IN"/>
               </w:rPr>
+              <w:lastRenderedPageBreak/>
               <w:t>ச</w:t>
             </w:r>
             <w:r>
@@ -28600,7 +28403,6 @@
               </w:rPr>
               <w:t>)</w:t>
             </w:r>
-            <w:proofErr w:type="gramStart"/>
             <w:r>
               <w:rPr>
                 <w:rFonts w:ascii="Latha" w:hAnsi="Latha" w:cs="Latha"/>
@@ -28618,7 +28420,6 @@
               </w:rPr>
               <w:t>ச</w:t>
             </w:r>
-            <w:proofErr w:type="gramEnd"/>
             <w:r>
               <w:rPr>
                 <w:rFonts w:ascii="BRH Tamil Tab Extra" w:hAnsi="BRH Tamil Tab Extra" w:cs="Latha"/>
@@ -28638,7 +28439,6 @@
               </w:rPr>
               <w:t>ர்</w:t>
             </w:r>
-            <w:proofErr w:type="gramStart"/>
             <w:r>
               <w:rPr>
                 <w:rFonts w:ascii="BRH Tamil Tab Extra" w:hAnsi="BRH Tamil Tab Extra" w:cs="Latha"/>
@@ -28668,7 +28468,6 @@
               </w:rPr>
               <w:t>ஷ</w:t>
             </w:r>
-            <w:proofErr w:type="gramEnd"/>
             <w:r>
               <w:rPr>
                 <w:rFonts w:ascii="BRH Tamil Tab Extra" w:hAnsi="BRH Tamil Tab Extra" w:cs="Latha"/>
@@ -29187,7 +28986,6 @@
               </w:rPr>
               <w:t>)</w:t>
             </w:r>
-            <w:proofErr w:type="gramStart"/>
             <w:r>
               <w:rPr>
                 <w:rFonts w:ascii="Latha" w:hAnsi="Latha" w:cs="Latha"/>
@@ -29203,17 +29001,7 @@
                 <w:cs/>
                 <w:lang w:bidi="ta-IN"/>
               </w:rPr>
-              <w:t>ப்ர</w:t>
-            </w:r>
-            <w:proofErr w:type="gramEnd"/>
-            <w:r>
-              <w:rPr>
-                <w:rFonts w:ascii="Latha" w:hAnsi="Latha" w:cs="Latha"/>
-                <w:szCs w:val="24"/>
-                <w:cs/>
-                <w:lang w:bidi="ta-IN"/>
-              </w:rPr>
-              <w:t xml:space="preserve"> </w:t>
+              <w:t xml:space="preserve">ப்ர </w:t>
             </w:r>
             <w:r>
               <w:rPr>
@@ -29251,7 +29039,6 @@
               </w:rPr>
               <w:t>ர்</w:t>
             </w:r>
-            <w:proofErr w:type="gramStart"/>
             <w:r>
               <w:rPr>
                 <w:rFonts w:ascii="BRH Tamil Tab Extra" w:hAnsi="BRH Tamil Tab Extra" w:cs="Latha"/>
@@ -29281,7 +29068,6 @@
               </w:rPr>
               <w:t>ஷ</w:t>
             </w:r>
-            <w:proofErr w:type="gramEnd"/>
             <w:r>
               <w:rPr>
                 <w:rFonts w:ascii="BRH Tamil Tab Extra" w:hAnsi="BRH Tamil Tab Extra" w:cs="Latha"/>
@@ -29780,7 +29566,6 @@
                 <w:szCs w:val="24"/>
                 <w:lang w:bidi="ta-IN"/>
               </w:rPr>
-              <w:lastRenderedPageBreak/>
               <w:t>(3</w:t>
             </w:r>
             <w:r>
@@ -29907,7 +29692,6 @@
               </w:rPr>
               <w:t>)</w:t>
             </w:r>
-            <w:proofErr w:type="gramStart"/>
             <w:r>
               <w:rPr>
                 <w:rFonts w:ascii="Latha" w:hAnsi="Latha" w:cs="Latha"/>
@@ -29925,7 +29709,6 @@
               </w:rPr>
               <w:t>ச</w:t>
             </w:r>
-            <w:proofErr w:type="gramEnd"/>
             <w:r>
               <w:rPr>
                 <w:rFonts w:ascii="BRH Tamil Tab Extra" w:hAnsi="BRH Tamil Tab Extra" w:cs="Latha"/>
@@ -29945,7 +29728,6 @@
               </w:rPr>
               <w:t>ர்</w:t>
             </w:r>
-            <w:proofErr w:type="gramStart"/>
             <w:r>
               <w:rPr>
                 <w:rFonts w:ascii="BRH Tamil Tab Extra" w:hAnsi="BRH Tamil Tab Extra" w:cs="Latha"/>
@@ -29975,7 +29757,6 @@
               </w:rPr>
               <w:t>ஷ</w:t>
             </w:r>
-            <w:proofErr w:type="gramEnd"/>
             <w:r>
               <w:rPr>
                 <w:rFonts w:ascii="BRH Tamil Tab Extra" w:hAnsi="BRH Tamil Tab Extra" w:cs="Latha"/>
@@ -30154,6 +29935,7 @@
                 <w:cs/>
                 <w:lang w:bidi="ta-IN"/>
               </w:rPr>
+              <w:lastRenderedPageBreak/>
               <w:t>ச</w:t>
             </w:r>
             <w:r>
@@ -30725,7 +30507,6 @@
               </w:rPr>
               <w:t>)</w:t>
             </w:r>
-            <w:proofErr w:type="gramStart"/>
             <w:r>
               <w:rPr>
                 <w:rFonts w:ascii="Latha" w:hAnsi="Latha" w:cs="Latha"/>
@@ -30743,7 +30524,6 @@
               </w:rPr>
               <w:t>ச</w:t>
             </w:r>
-            <w:proofErr w:type="gramEnd"/>
             <w:r>
               <w:rPr>
                 <w:rFonts w:ascii="BRH Tamil Tab Extra" w:hAnsi="BRH Tamil Tab Extra" w:cs="Latha"/>
@@ -30763,7 +30543,6 @@
               </w:rPr>
               <w:t>ர்</w:t>
             </w:r>
-            <w:proofErr w:type="gramStart"/>
             <w:r>
               <w:rPr>
                 <w:rFonts w:ascii="BRH Tamil Tab Extra" w:hAnsi="BRH Tamil Tab Extra" w:cs="Latha"/>
@@ -30793,7 +30572,6 @@
               </w:rPr>
               <w:t>ஷ</w:t>
             </w:r>
-            <w:proofErr w:type="gramEnd"/>
             <w:r>
               <w:rPr>
                 <w:rFonts w:ascii="BRH Tamil Tab Extra" w:hAnsi="BRH Tamil Tab Extra" w:cs="Latha"/>
@@ -31329,7 +31107,6 @@
               </w:rPr>
               <w:t>)</w:t>
             </w:r>
-            <w:proofErr w:type="gramStart"/>
             <w:r>
               <w:rPr>
                 <w:rFonts w:ascii="Latha" w:hAnsi="Latha" w:cs="Latha"/>
@@ -31347,7 +31124,6 @@
               </w:rPr>
               <w:t>ஊ</w:t>
             </w:r>
-            <w:proofErr w:type="gramEnd"/>
             <w:r>
               <w:rPr>
                 <w:rFonts w:ascii="BRH Tamil Tab Extra" w:hAnsi="BRH Tamil Tab Extra" w:cs="Latha"/>
@@ -32059,7 +31835,6 @@
               </w:rPr>
               <w:t>)</w:t>
             </w:r>
-            <w:proofErr w:type="gramStart"/>
             <w:r>
               <w:rPr>
                 <w:rFonts w:ascii="Latha" w:hAnsi="Latha" w:cs="Latha"/>
@@ -32077,7 +31852,6 @@
               </w:rPr>
               <w:t>ஊ</w:t>
             </w:r>
-            <w:proofErr w:type="gramEnd"/>
             <w:r>
               <w:rPr>
                 <w:rFonts w:ascii="BRH Tamil Tab Extra" w:hAnsi="BRH Tamil Tab Extra" w:cs="Latha"/>
@@ -32796,7 +32570,6 @@
               </w:rPr>
               <w:t>)</w:t>
             </w:r>
-            <w:proofErr w:type="gramStart"/>
             <w:r>
               <w:rPr>
                 <w:rFonts w:ascii="Latha" w:hAnsi="Latha" w:cs="Latha"/>
@@ -32814,7 +32587,6 @@
               </w:rPr>
               <w:t>ஸ</w:t>
             </w:r>
-            <w:proofErr w:type="gramEnd"/>
             <w:r>
               <w:rPr>
                 <w:rFonts w:ascii="Latha" w:hAnsi="Latha" w:cs="Latha"/>
@@ -33279,7 +33051,6 @@
               </w:rPr>
               <w:t>)</w:t>
             </w:r>
-            <w:proofErr w:type="gramStart"/>
             <w:r>
               <w:rPr>
                 <w:rFonts w:ascii="Latha" w:hAnsi="Latha" w:cs="Latha"/>
@@ -33297,7 +33068,6 @@
               </w:rPr>
               <w:t>ஸ</w:t>
             </w:r>
-            <w:proofErr w:type="gramEnd"/>
             <w:r>
               <w:rPr>
                 <w:rFonts w:ascii="Latha" w:hAnsi="Latha" w:cs="Latha"/>
@@ -33653,6 +33423,32 @@
         </w:tc>
       </w:tr>
     </w:tbl>
+    <w:p>
+      <w:pPr>
+        <w:spacing w:before="0" w:line="240" w:lineRule="auto"/>
+        <w:jc w:val="center"/>
+        <w:rPr>
+          <w:b/>
+          <w:bCs/>
+          <w:sz w:val="32"/>
+          <w:szCs w:val="32"/>
+          <w:u w:val="single"/>
+        </w:rPr>
+      </w:pPr>
+    </w:p>
+    <w:p>
+      <w:pPr>
+        <w:spacing w:before="0" w:line="240" w:lineRule="auto"/>
+        <w:jc w:val="center"/>
+        <w:rPr>
+          <w:b/>
+          <w:bCs/>
+          <w:sz w:val="32"/>
+          <w:szCs w:val="32"/>
+          <w:u w:val="single"/>
+        </w:rPr>
+      </w:pPr>
+    </w:p>
     <w:p>
       <w:pPr>
         <w:spacing w:before="0" w:line="240" w:lineRule="auto"/>
@@ -33673,9 +33469,84 @@
           <w:szCs w:val="32"/>
           <w:u w:val="single"/>
         </w:rPr>
+        <w:t>-----------------------------------------------------------------------------------</w:t>
+      </w:r>
+    </w:p>
+    <w:p>
+      <w:pPr>
+        <w:spacing w:before="0" w:line="240" w:lineRule="auto"/>
+        <w:jc w:val="center"/>
+        <w:rPr>
+          <w:b/>
+          <w:bCs/>
+          <w:sz w:val="32"/>
+          <w:szCs w:val="32"/>
+          <w:u w:val="single"/>
+        </w:rPr>
+      </w:pPr>
+    </w:p>
+    <w:p>
+      <w:pPr>
+        <w:spacing w:before="0" w:line="240" w:lineRule="auto"/>
+        <w:jc w:val="center"/>
+        <w:rPr>
+          <w:b/>
+          <w:bCs/>
+          <w:sz w:val="32"/>
+          <w:szCs w:val="32"/>
+          <w:u w:val="single"/>
+        </w:rPr>
+      </w:pPr>
+    </w:p>
+    <w:p>
+      <w:pPr>
+        <w:spacing w:before="0" w:line="240" w:lineRule="auto"/>
+        <w:jc w:val="center"/>
+        <w:rPr>
+          <w:b/>
+          <w:bCs/>
+          <w:sz w:val="32"/>
+          <w:szCs w:val="32"/>
+          <w:u w:val="single"/>
+        </w:rPr>
+      </w:pPr>
+    </w:p>
+    <w:p>
+      <w:pPr>
+        <w:spacing w:before="0" w:line="240" w:lineRule="auto"/>
+        <w:jc w:val="center"/>
+        <w:rPr>
+          <w:b/>
+          <w:bCs/>
+          <w:sz w:val="32"/>
+          <w:szCs w:val="32"/>
+          <w:u w:val="single"/>
+        </w:rPr>
+      </w:pPr>
+    </w:p>
+    <w:p>
+      <w:pPr>
+        <w:spacing w:before="0" w:line="240" w:lineRule="auto"/>
+        <w:jc w:val="center"/>
+        <w:rPr>
+          <w:b/>
+          <w:bCs/>
+          <w:sz w:val="32"/>
+          <w:szCs w:val="32"/>
+          <w:u w:val="single"/>
+        </w:rPr>
+      </w:pPr>
+      <w:r>
+        <w:rPr>
+          <w:b/>
+          <w:bCs/>
+          <w:sz w:val="32"/>
+          <w:szCs w:val="32"/>
+          <w:u w:val="single"/>
+        </w:rPr>
+        <w:lastRenderedPageBreak/>
         <w:t xml:space="preserve">TS </w:t>
       </w:r>
-      <w:proofErr w:type="gramStart"/>
       <w:r>
         <w:rPr>
           <w:b/>
@@ -33704,18 +33575,7 @@
           <w:szCs w:val="32"/>
           <w:u w:val="single"/>
         </w:rPr>
-        <w:t>–</w:t>
-      </w:r>
-      <w:proofErr w:type="gramEnd"/>
-      <w:r>
-        <w:rPr>
-          <w:b/>
-          <w:bCs/>
-          <w:sz w:val="32"/>
-          <w:szCs w:val="32"/>
-          <w:u w:val="single"/>
-        </w:rPr>
-        <w:t xml:space="preserve"> TS </w:t>
+        <w:t xml:space="preserve">– TS </w:t>
       </w:r>
       <w:r>
         <w:rPr>
@@ -33990,7 +33850,6 @@
                 <w:sz w:val="28"/>
                 <w:szCs w:val="32"/>
               </w:rPr>
-              <w:lastRenderedPageBreak/>
               <w:t>None</w:t>
             </w:r>
           </w:p>
